--- a/docs/paper/CivicPulse_IEEE.docx
+++ b/docs/paper/CivicPulse_IEEE.docx
@@ -7,12 +7,21 @@
         <w:spacing w:after="240" w:line="240" w:lineRule="auto"/>
         <w:jc w:val="center"/>
       </w:pPr>
+      <w:proofErr w:type="gramStart"/>
       <w:r>
         <w:rPr>
           <w:rFonts w:ascii="Times New Roman" w:eastAsia="Times New Roman" w:hAnsi="Times New Roman"/>
           <w:sz w:val="48"/>
         </w:rPr>
-        <w:t>CivicPulse: A Case Study in Building an AI-Assisted, Accountability-First Civic Engagement Platform for Hyderabad</w:t>
+        <w:t>CivicPulse</w:t>
+      </w:r>
+      <w:proofErr w:type="gramEnd"/>
+      <w:r>
+        <w:rPr>
+          <w:rFonts w:ascii="Times New Roman" w:eastAsia="Times New Roman" w:hAnsi="Times New Roman"/>
+          <w:sz w:val="48"/>
+        </w:rPr>
+        <w:t>: A Case Study in Building an AI-Assisted, Accountability-First Civic Engagement Platform for Hyderabad</w:t>
       </w:r>
     </w:p>
     <w:tbl>
@@ -261,7 +270,47 @@
           <w:i/>
           <w:sz w:val="18"/>
         </w:rPr>
-        <w:t>—a civic engagement application that works both as a web and mobile interface for Hyderabad—where each complaint raised acts as an accountable ticket as opposed to unidirectional communication. The citizen may raise a complaint with photographic evidence, a geolocation on the map, and an optional video attachment without logging into an account. A report will follow a lifecycle wherein it can only be closed post-a picture is taken of the post-action state, which the original complainant may accept or reject. There are three generative artificial intelligence capabilities that leverage a freely available large language model: auto-populating of the report form based on an attached photo, semantic duplicate detection of nearby open complaints, and department recommendation for administrators. The app further includes an emergency hold button, missing child notifications, alerts, events, utility help lines, bus stop locations, petitions, and organization contributions. Row-level security and column-level grants in the database along with encryption of personal information ensures the security. The implementation uses React with TypeScript on the front-end and managed PostgreSQL as the backend. As a case study, we explain the problem space, design goals, design journey from the initial prototype to rebuilding the app centered around the database, the entire end-to-end process starting from a citizen raising the issue to accepting or rejecting its resolution, implementation, challenges faced, evaluation of the extent to which each goal was accomplished, learning, limitations, and future work.</w:t>
+        <w:t xml:space="preserve">—a civic engagement application that works both as a web and mobile interface for Hyderabad—where each complaint raised acts as an accountable ticket as opposed to unidirectional communication. The citizen may raise a complaint with photographic evidence, a geolocation on the map, and an optional video attachment without logging into an account. A report will follow a lifecycle wherein it can only be closed post-a picture is taken of the post-action state, which the original complainant may accept or reject. There are three generative artificial intelligence capabilities that leverage a freely available large language model: auto-populating of the report form based on an attached photo, semantic duplicate detection of nearby open complaints, and department recommendation for administrators. The </w:t>
+      </w:r>
+      <w:proofErr w:type="gramStart"/>
+      <w:r>
+        <w:rPr>
+          <w:rFonts w:ascii="Times New Roman" w:eastAsia="Times New Roman" w:hAnsi="Times New Roman"/>
+          <w:b/>
+          <w:i/>
+          <w:sz w:val="18"/>
+        </w:rPr>
+        <w:t>app further</w:t>
+      </w:r>
+      <w:proofErr w:type="gramEnd"/>
+      <w:r>
+        <w:rPr>
+          <w:rFonts w:ascii="Times New Roman" w:eastAsia="Times New Roman" w:hAnsi="Times New Roman"/>
+          <w:b/>
+          <w:i/>
+          <w:sz w:val="18"/>
+        </w:rPr>
+        <w:t xml:space="preserve"> includes an emergency hold button, missing child notifications, alerts, events, utility help lines, bus stop locations, petitions, and organization contributions. Row-level security and column-level grants in the database along with encryption of personal information ensures </w:t>
+      </w:r>
+      <w:proofErr w:type="gramStart"/>
+      <w:r>
+        <w:rPr>
+          <w:rFonts w:ascii="Times New Roman" w:eastAsia="Times New Roman" w:hAnsi="Times New Roman"/>
+          <w:b/>
+          <w:i/>
+          <w:sz w:val="18"/>
+        </w:rPr>
+        <w:t>the security</w:t>
+      </w:r>
+      <w:proofErr w:type="gramEnd"/>
+      <w:r>
+        <w:rPr>
+          <w:rFonts w:ascii="Times New Roman" w:eastAsia="Times New Roman" w:hAnsi="Times New Roman"/>
+          <w:b/>
+          <w:i/>
+          <w:sz w:val="18"/>
+        </w:rPr>
+        <w:t>. The implementation uses React with TypeScript on the front-end and managed PostgreSQL as the backend. As a case study, we explain the problem space, design goals, design journey from the initial prototype to rebuilding the app centered around the database, the entire end-to-end process starting from a citizen raising the issue to accepting or rejecting its resolution, implementation, challenges faced, evaluation of the extent to which each goal was accomplished, learning, limitations, and future work.</w:t>
       </w:r>
     </w:p>
     <w:p>
@@ -299,20 +348,56 @@
         <w:spacing w:after="80" w:line="240" w:lineRule="auto"/>
         <w:ind w:firstLine="198"/>
         <w:jc w:val="both"/>
-      </w:pPr>
-      <w:r>
-        <w:rPr>
-          <w:rFonts w:ascii="Times New Roman" w:eastAsia="Times New Roman" w:hAnsi="Times New Roman"/>
-          <w:sz w:val="20"/>
-        </w:rPr>
-        <w:t xml:space="preserve">Local bodies of the city, like the Greater Hyderabad Municipal Corporation (GHMC), are always getting complaints on issues like road, sanitation, street light, water supply, and public places. The present mechanisms of complaints like call center, social media, and generic complaint portals have the following three shortcomings. Firstly, citizens usually do not know what steps have been taken once a complaint has been lodged. Secondly, same issues get reported by different people, leading to redundant </w:t>
-      </w:r>
-      <w:r>
-        <w:rPr>
-          <w:rFonts w:ascii="Times New Roman" w:eastAsia="Times New Roman" w:hAnsi="Times New Roman"/>
-          <w:sz w:val="20"/>
-        </w:rPr>
-        <w:t>work being done. Lastly, there is no way to confirm that the problem has been sorted out.</w:t>
+        <w:rPr>
+          <w:rFonts w:ascii="Times New Roman" w:eastAsia="Times New Roman" w:hAnsi="Times New Roman"/>
+          <w:sz w:val="20"/>
+        </w:rPr>
+      </w:pPr>
+      <w:r>
+        <w:rPr>
+          <w:rFonts w:ascii="Times New Roman" w:eastAsia="Times New Roman" w:hAnsi="Times New Roman"/>
+          <w:sz w:val="20"/>
+        </w:rPr>
+        <w:t xml:space="preserve">Citizens living in local bodies such as GHMC have been facing problems regarding road, sanitation, </w:t>
+      </w:r>
+      <w:proofErr w:type="gramStart"/>
+      <w:r>
+        <w:rPr>
+          <w:rFonts w:ascii="Times New Roman" w:eastAsia="Times New Roman" w:hAnsi="Times New Roman"/>
+          <w:sz w:val="20"/>
+        </w:rPr>
+        <w:t>street light</w:t>
+      </w:r>
+      <w:proofErr w:type="gramEnd"/>
+      <w:r>
+        <w:rPr>
+          <w:rFonts w:ascii="Times New Roman" w:eastAsia="Times New Roman" w:hAnsi="Times New Roman"/>
+          <w:sz w:val="20"/>
+        </w:rPr>
+        <w:t xml:space="preserve">, water supply, and public places. The current complaint handling mechanism including call centers, social media, and generic complaint portals </w:t>
+      </w:r>
+      <w:proofErr w:type="gramStart"/>
+      <w:r>
+        <w:rPr>
+          <w:rFonts w:ascii="Times New Roman" w:eastAsia="Times New Roman" w:hAnsi="Times New Roman"/>
+          <w:sz w:val="20"/>
+        </w:rPr>
+        <w:t>face</w:t>
+      </w:r>
+      <w:proofErr w:type="gramEnd"/>
+      <w:r>
+        <w:rPr>
+          <w:rFonts w:ascii="Times New Roman" w:eastAsia="Times New Roman" w:hAnsi="Times New Roman"/>
+          <w:sz w:val="20"/>
+        </w:rPr>
+        <w:t xml:space="preserve"> the following three problems. Firstly, citizens are unaware of the progress made regarding their complaints. Secondly, similar complaints can be received from multiple citizens which causes redundancy in the complaint </w:t>
+      </w:r>
+      <w:r>
+        <w:rPr>
+          <w:rFonts w:ascii="Times New Roman" w:eastAsia="Times New Roman" w:hAnsi="Times New Roman"/>
+          <w:sz w:val="20"/>
+        </w:rPr>
+        <w:t>handling process. Thirdly, there is no mechanism to verify the completion of problem solving.</w:t>
       </w:r>
     </w:p>
     <w:p>
@@ -320,13 +405,17 @@
         <w:spacing w:after="80" w:line="240" w:lineRule="auto"/>
         <w:ind w:firstLine="198"/>
         <w:jc w:val="both"/>
-      </w:pPr>
-      <w:r>
-        <w:rPr>
-          <w:rFonts w:ascii="Times New Roman" w:eastAsia="Times New Roman" w:hAnsi="Times New Roman"/>
-          <w:sz w:val="20"/>
-        </w:rPr>
-        <w:t xml:space="preserve">The following are some of the ways that </w:t>
+        <w:rPr>
+          <w:rFonts w:ascii="Times New Roman" w:eastAsia="Times New Roman" w:hAnsi="Times New Roman"/>
+          <w:sz w:val="20"/>
+        </w:rPr>
+      </w:pPr>
+      <w:r>
+        <w:rPr>
+          <w:rFonts w:ascii="Times New Roman" w:eastAsia="Times New Roman" w:hAnsi="Times New Roman"/>
+          <w:sz w:val="20"/>
+        </w:rPr>
+        <w:t xml:space="preserve">The following are few ways in which </w:t>
       </w:r>
       <w:proofErr w:type="spellStart"/>
       <w:r>
@@ -342,7 +431,7 @@
           <w:rFonts w:ascii="Times New Roman" w:eastAsia="Times New Roman" w:hAnsi="Times New Roman"/>
           <w:sz w:val="20"/>
         </w:rPr>
-        <w:t xml:space="preserve"> addresses these disparities by having an accountability-focused design. First, each report receives a public identifier, a clear status flow, and a fixed date for fixing the problem. The resolution cannot be marked without taking a picture after fixing the reported issue, and the reporter gets seven days to validate or dispute the fixing process. In case there is any dispute on fixing the issue, the report is reopened with the dispute highlighted in the public flow. GenAI is only used to streamline the process and not to take actions automatically.</w:t>
+        <w:t xml:space="preserve"> tries to address this gap through its design that focuses on accountability. Every report has a unique identifier, status flow, and deadline for resolving the issue. Resolution will not happen without photographic proof of the problem being resolved and the reporter has seven days to either confirm or refute the fixing of the problem. In case of refutation of fixing the problem, the complaint will be opened again with refutation visible in the public flow. Only GenAI has been used here for streamlining the process.</w:t>
       </w:r>
     </w:p>
     <w:p>
@@ -356,14 +445,23 @@
           <w:rFonts w:ascii="Times New Roman" w:eastAsia="Times New Roman" w:hAnsi="Times New Roman"/>
           <w:sz w:val="20"/>
         </w:rPr>
-        <w:t>The major contributions of this research include: (a) an end-to-end process for complaint reporting and resolution, with photographic proof and verifier verification by the complainant; (b) three real-world AI assistants designed to be affordable, and aimed at usage by citizens and bureaucrats; (c) a privacy-oriented architecture that encrypts personal information on the server side; and (d) an integration platform for complaints reporting and public services in one city</w:t>
-      </w:r>
-      <w:r>
-        <w:rPr>
-          <w:rFonts w:ascii="Times New Roman" w:eastAsia="Times New Roman" w:hAnsi="Times New Roman"/>
-          <w:sz w:val="20"/>
-        </w:rPr>
-        <w:t>.</w:t>
+        <w:t xml:space="preserve">Major contributions of this research include: (a) An </w:t>
+      </w:r>
+      <w:proofErr w:type="gramStart"/>
+      <w:r>
+        <w:rPr>
+          <w:rFonts w:ascii="Times New Roman" w:eastAsia="Times New Roman" w:hAnsi="Times New Roman"/>
+          <w:sz w:val="20"/>
+        </w:rPr>
+        <w:t>end to end</w:t>
+      </w:r>
+      <w:proofErr w:type="gramEnd"/>
+      <w:r>
+        <w:rPr>
+          <w:rFonts w:ascii="Times New Roman" w:eastAsia="Times New Roman" w:hAnsi="Times New Roman"/>
+          <w:sz w:val="20"/>
+        </w:rPr>
+        <w:t xml:space="preserve"> solution to file reports and resolve the complaints with photographic proof and verification from the verifier; (b) Three AI assistants designed in a cost-effective way and targeted at citizens and bureaucracy; (c) A privacy focused design where personal data is encrypted in the server and (d) Integration of complaints reporting and public services for one city.</w:t>
       </w:r>
     </w:p>
     <w:p>
@@ -378,19 +476,6 @@
           <w:sz w:val="20"/>
         </w:rPr>
         <w:t>II. Case Background and Problem Statement</w:t>
-      </w:r>
-    </w:p>
-    <w:p>
-      <w:pPr>
-        <w:spacing w:before="80" w:after="40" w:line="240" w:lineRule="auto"/>
-      </w:pPr>
-      <w:r>
-        <w:rPr>
-          <w:rFonts w:ascii="Times New Roman" w:eastAsia="Times New Roman" w:hAnsi="Times New Roman"/>
-          <w:i/>
-          <w:sz w:val="20"/>
-        </w:rPr>
-        <w:t>A. Context</w:t>
       </w:r>
     </w:p>
     <w:p>
@@ -398,26 +483,19 @@
         <w:spacing w:after="80" w:line="240" w:lineRule="auto"/>
         <w:ind w:firstLine="198"/>
         <w:jc w:val="both"/>
-      </w:pPr>
-      <w:r>
-        <w:rPr>
-          <w:rFonts w:ascii="Times New Roman" w:eastAsia="Times New Roman" w:hAnsi="Times New Roman"/>
-          <w:sz w:val="20"/>
-        </w:rPr>
-        <w:t>Hyderabad is one of the fast-growing metro cities of India, with the GHMC having been tasked with the job of managing roads, drains, street lighting, waste management, and common spaces within an increasingly large and continuously expanding area. While citizens can lodge their complaints through a variety of means like a call center, WhatsApp helpline, website, and social media, in reality, when a citizen submits a complaint regarding a streetlight that does not work, there is no easy way to find out who the right party is, if any other complaints have been lodged regarding it, how much time it will take to be fixed, and whether the ticket is closed after the repair has been made.</w:t>
-      </w:r>
-    </w:p>
-    <w:p>
-      <w:pPr>
-        <w:spacing w:before="80" w:after="40" w:line="240" w:lineRule="auto"/>
-      </w:pPr>
-      <w:r>
-        <w:rPr>
-          <w:rFonts w:ascii="Times New Roman" w:eastAsia="Times New Roman" w:hAnsi="Times New Roman"/>
-          <w:i/>
-          <w:sz w:val="20"/>
-        </w:rPr>
-        <w:t>B. Motivation</w:t>
+        <w:rPr>
+          <w:rFonts w:ascii="Times New Roman" w:eastAsia="Times New Roman" w:hAnsi="Times New Roman"/>
+          <w:iCs/>
+          <w:sz w:val="20"/>
+        </w:rPr>
+      </w:pPr>
+      <w:r>
+        <w:rPr>
+          <w:rFonts w:ascii="Times New Roman" w:eastAsia="Times New Roman" w:hAnsi="Times New Roman"/>
+          <w:iCs/>
+          <w:sz w:val="20"/>
+        </w:rPr>
+        <w:t>A. Background</w:t>
       </w:r>
     </w:p>
     <w:p>
@@ -425,34 +503,19 @@
         <w:spacing w:after="80" w:line="240" w:lineRule="auto"/>
         <w:ind w:firstLine="198"/>
         <w:jc w:val="both"/>
-      </w:pPr>
-      <w:r>
-        <w:rPr>
-          <w:rFonts w:ascii="Times New Roman" w:eastAsia="Times New Roman" w:hAnsi="Times New Roman"/>
-          <w:sz w:val="20"/>
-        </w:rPr>
-        <w:t xml:space="preserve">This project was conceived out of the everyday frustration associated with the issue of reporting street problems such as potholes and street lights which have been in constant state of failure. There is no guarantee whatsoever of any action being </w:t>
-      </w:r>
-      <w:r>
-        <w:rPr>
-          <w:rFonts w:ascii="Times New Roman" w:eastAsia="Times New Roman" w:hAnsi="Times New Roman"/>
-          <w:sz w:val="20"/>
-        </w:rPr>
-        <w:lastRenderedPageBreak/>
-        <w:t>taken after a complaint is lodged. The question was posed if a small group of people could construct a system using only freely available tools that would make the civic process more transparent, and if it is possible with today’s technology to report issues while retaining the power of decision making in the hands of individual people. The second part of the project involved the consolidation of civic data into one place where it would be looked up every day by the residents.</w:t>
-      </w:r>
-    </w:p>
-    <w:p>
-      <w:pPr>
-        <w:spacing w:before="80" w:after="40" w:line="240" w:lineRule="auto"/>
-      </w:pPr>
-      <w:r>
-        <w:rPr>
-          <w:rFonts w:ascii="Times New Roman" w:eastAsia="Times New Roman" w:hAnsi="Times New Roman"/>
-          <w:i/>
-          <w:sz w:val="20"/>
-        </w:rPr>
-        <w:t>C. Problem Statement</w:t>
+        <w:rPr>
+          <w:rFonts w:ascii="Times New Roman" w:eastAsia="Times New Roman" w:hAnsi="Times New Roman"/>
+          <w:iCs/>
+          <w:sz w:val="20"/>
+        </w:rPr>
+      </w:pPr>
+      <w:r>
+        <w:rPr>
+          <w:rFonts w:ascii="Times New Roman" w:eastAsia="Times New Roman" w:hAnsi="Times New Roman"/>
+          <w:iCs/>
+          <w:sz w:val="20"/>
+        </w:rPr>
+        <w:t>Hyderabad is one of the fast-growing metro cities of India, where the GHMC has been entrusted with the task of managing the roads, drains, street lighting, waste management, and common spaces, among other aspects of civic infrastructure in an ever-increasing area. Whereas the citizens have the option of lodging their complaints in multiple ways through call centers, WhatsApp helplines, website, and social media, in practice, when a citizen lodges a complaint about a streetlight that does not work, there is no simple way of knowing the relevant party, if there are any other complaints lodged about it, how long it is going to take before it gets fixed, and whether the ticket is closed once it is done.</w:t>
       </w:r>
     </w:p>
     <w:p>
@@ -460,13 +523,529 @@
         <w:spacing w:after="80" w:line="240" w:lineRule="auto"/>
         <w:ind w:firstLine="198"/>
         <w:jc w:val="both"/>
-      </w:pPr>
-      <w:r>
-        <w:rPr>
-          <w:rFonts w:ascii="Times New Roman" w:eastAsia="Times New Roman" w:hAnsi="Times New Roman"/>
-          <w:sz w:val="20"/>
-        </w:rPr>
-        <w:t>The issue at hand is not that there is no complaint mechanism in place but, rather, it is the problem of low visibility, verifiability, and follow-up post complaint. The project was intended to create an integrated platform where each civic complaint could be made visible and traceable, eliminate duplication and poor quality complaints, protect the identities of the complainants and also provide information for the citizens in the course of their daily lives.</w:t>
+        <w:rPr>
+          <w:rFonts w:ascii="Times New Roman" w:eastAsia="Times New Roman" w:hAnsi="Times New Roman"/>
+          <w:iCs/>
+          <w:sz w:val="20"/>
+        </w:rPr>
+      </w:pPr>
+      <w:r>
+        <w:rPr>
+          <w:rFonts w:ascii="Times New Roman" w:eastAsia="Times New Roman" w:hAnsi="Times New Roman"/>
+          <w:iCs/>
+          <w:sz w:val="20"/>
+        </w:rPr>
+        <w:t>B. Motivation</w:t>
+      </w:r>
+    </w:p>
+    <w:p>
+      <w:pPr>
+        <w:spacing w:after="80" w:line="240" w:lineRule="auto"/>
+        <w:ind w:firstLine="198"/>
+        <w:jc w:val="both"/>
+        <w:rPr>
+          <w:rFonts w:ascii="Times New Roman" w:eastAsia="Times New Roman" w:hAnsi="Times New Roman"/>
+          <w:iCs/>
+          <w:sz w:val="20"/>
+        </w:rPr>
+      </w:pPr>
+      <w:r>
+        <w:rPr>
+          <w:rFonts w:ascii="Times New Roman" w:eastAsia="Times New Roman" w:hAnsi="Times New Roman"/>
+          <w:iCs/>
+          <w:sz w:val="20"/>
+        </w:rPr>
+        <w:t xml:space="preserve">This project was initiated due to the everyday frustrations faced because of the problem of complaining about street problems, such as potholes, streetlights and the continuous state of malfunctioning of these. There is no guarantee </w:t>
+      </w:r>
+      <w:r>
+        <w:rPr>
+          <w:rFonts w:ascii="Times New Roman" w:eastAsia="Times New Roman" w:hAnsi="Times New Roman"/>
+          <w:iCs/>
+          <w:sz w:val="20"/>
+        </w:rPr>
+        <w:lastRenderedPageBreak/>
+        <w:t>whatsoever that anything will be done about the complaint. The question was posed of whether a team of people could build a system using freely available tools that would increase transparency and make the civic process more efficient and if it is possible to make a complaint while keeping the power of decision in the hands of individual people. The next part of the project was the consolidation of civic data into one place where it would be searched daily by the citizens.</w:t>
+      </w:r>
+    </w:p>
+    <w:p>
+      <w:pPr>
+        <w:spacing w:after="80" w:line="240" w:lineRule="auto"/>
+        <w:ind w:firstLine="198"/>
+        <w:jc w:val="both"/>
+        <w:rPr>
+          <w:rFonts w:ascii="Times New Roman" w:eastAsia="Times New Roman" w:hAnsi="Times New Roman"/>
+          <w:iCs/>
+          <w:sz w:val="20"/>
+        </w:rPr>
+      </w:pPr>
+      <w:r>
+        <w:rPr>
+          <w:rFonts w:ascii="Times New Roman" w:eastAsia="Times New Roman" w:hAnsi="Times New Roman"/>
+          <w:iCs/>
+          <w:sz w:val="20"/>
+        </w:rPr>
+        <w:t>C. Problem Statement</w:t>
+      </w:r>
+    </w:p>
+    <w:p>
+      <w:pPr>
+        <w:spacing w:after="80" w:line="240" w:lineRule="auto"/>
+        <w:ind w:firstLine="198"/>
+        <w:jc w:val="both"/>
+        <w:rPr>
+          <w:rFonts w:ascii="Times New Roman" w:eastAsia="Times New Roman" w:hAnsi="Times New Roman"/>
+          <w:iCs/>
+          <w:sz w:val="20"/>
+        </w:rPr>
+      </w:pPr>
+      <w:r>
+        <w:rPr>
+          <w:rFonts w:ascii="Times New Roman" w:eastAsia="Times New Roman" w:hAnsi="Times New Roman"/>
+          <w:iCs/>
+          <w:sz w:val="20"/>
+        </w:rPr>
+        <w:t xml:space="preserve">The issue here is not that there is no complaint mechanism in </w:t>
+      </w:r>
+      <w:proofErr w:type="gramStart"/>
+      <w:r>
+        <w:rPr>
+          <w:rFonts w:ascii="Times New Roman" w:eastAsia="Times New Roman" w:hAnsi="Times New Roman"/>
+          <w:iCs/>
+          <w:sz w:val="20"/>
+        </w:rPr>
+        <w:t>place</w:t>
+      </w:r>
+      <w:proofErr w:type="gramEnd"/>
+      <w:r>
+        <w:rPr>
+          <w:rFonts w:ascii="Times New Roman" w:eastAsia="Times New Roman" w:hAnsi="Times New Roman"/>
+          <w:iCs/>
+          <w:sz w:val="20"/>
+        </w:rPr>
+        <w:t xml:space="preserve"> but it is the lack of visibility, verifiability, and follow-up post-complaint. The idea of the project was to develop an integrated platform that would allow making a civic complaint visible and traceable, reduce duplicate complaints and improve the quality of complaints, ensure privacy of the complainant and provide valuable information to the citizens during their everyday life.</w:t>
+      </w:r>
+    </w:p>
+    <w:p>
+      <w:pPr>
+        <w:spacing w:after="80" w:line="240" w:lineRule="auto"/>
+        <w:ind w:firstLine="198"/>
+        <w:jc w:val="both"/>
+        <w:rPr>
+          <w:rFonts w:ascii="Times New Roman" w:eastAsia="Times New Roman" w:hAnsi="Times New Roman"/>
+          <w:iCs/>
+          <w:sz w:val="20"/>
+        </w:rPr>
+      </w:pPr>
+      <w:r>
+        <w:rPr>
+          <w:rFonts w:ascii="Times New Roman" w:eastAsia="Times New Roman" w:hAnsi="Times New Roman"/>
+          <w:iCs/>
+          <w:sz w:val="20"/>
+        </w:rPr>
+        <w:t>D. Objectives</w:t>
+      </w:r>
+    </w:p>
+    <w:p>
+      <w:pPr>
+        <w:spacing w:after="80" w:line="240" w:lineRule="auto"/>
+        <w:ind w:firstLine="198"/>
+        <w:jc w:val="both"/>
+        <w:rPr>
+          <w:rFonts w:ascii="Times New Roman" w:eastAsia="Times New Roman" w:hAnsi="Times New Roman"/>
+          <w:iCs/>
+          <w:sz w:val="20"/>
+        </w:rPr>
+      </w:pPr>
+      <w:r>
+        <w:rPr>
+          <w:rFonts w:ascii="Times New Roman" w:eastAsia="Times New Roman" w:hAnsi="Times New Roman"/>
+          <w:iCs/>
+          <w:sz w:val="20"/>
+        </w:rPr>
+        <w:t>• O1 Transparency: Every report includes a public source, clear timeline for the status and an advertised date for the resolution.</w:t>
+      </w:r>
+    </w:p>
+    <w:p>
+      <w:pPr>
+        <w:spacing w:after="80" w:line="240" w:lineRule="auto"/>
+        <w:ind w:firstLine="198"/>
+        <w:jc w:val="both"/>
+        <w:rPr>
+          <w:rFonts w:ascii="Times New Roman" w:eastAsia="Times New Roman" w:hAnsi="Times New Roman"/>
+          <w:iCs/>
+          <w:sz w:val="20"/>
+        </w:rPr>
+      </w:pPr>
+      <w:r>
+        <w:rPr>
+          <w:rFonts w:ascii="Times New Roman" w:eastAsia="Times New Roman" w:hAnsi="Times New Roman"/>
+          <w:iCs/>
+          <w:sz w:val="20"/>
+        </w:rPr>
+        <w:t>• O2 Resolution evidence: Impossible to declare a report solved without after photo, and the reporter can dispute the solution.</w:t>
+      </w:r>
+    </w:p>
+    <w:p>
+      <w:pPr>
+        <w:spacing w:after="80" w:line="240" w:lineRule="auto"/>
+        <w:ind w:firstLine="198"/>
+        <w:jc w:val="both"/>
+        <w:rPr>
+          <w:rFonts w:ascii="Times New Roman" w:eastAsia="Times New Roman" w:hAnsi="Times New Roman"/>
+          <w:iCs/>
+          <w:sz w:val="20"/>
+        </w:rPr>
+      </w:pPr>
+      <w:r>
+        <w:rPr>
+          <w:rFonts w:ascii="Times New Roman" w:eastAsia="Times New Roman" w:hAnsi="Times New Roman"/>
+          <w:iCs/>
+          <w:sz w:val="20"/>
+        </w:rPr>
+        <w:t>• O3 Effortless and inclusive: Anyone can submit a report in a few clicks without registration, using any language offline.</w:t>
+      </w:r>
+    </w:p>
+    <w:p>
+      <w:pPr>
+        <w:spacing w:after="80" w:line="240" w:lineRule="auto"/>
+        <w:ind w:firstLine="198"/>
+        <w:jc w:val="both"/>
+        <w:rPr>
+          <w:rFonts w:ascii="Times New Roman" w:eastAsia="Times New Roman" w:hAnsi="Times New Roman"/>
+          <w:iCs/>
+          <w:sz w:val="20"/>
+        </w:rPr>
+      </w:pPr>
+      <w:r>
+        <w:rPr>
+          <w:rFonts w:ascii="Times New Roman" w:eastAsia="Times New Roman" w:hAnsi="Times New Roman"/>
+          <w:iCs/>
+          <w:sz w:val="20"/>
+        </w:rPr>
+        <w:t>• O4 Noise reduction: Duplicates are detected before and during the submission process; AI helps with reporting and triage.</w:t>
+      </w:r>
+    </w:p>
+    <w:p>
+      <w:pPr>
+        <w:spacing w:after="80" w:line="240" w:lineRule="auto"/>
+        <w:ind w:firstLine="198"/>
+        <w:jc w:val="both"/>
+        <w:rPr>
+          <w:rFonts w:ascii="Times New Roman" w:eastAsia="Times New Roman" w:hAnsi="Times New Roman"/>
+          <w:iCs/>
+          <w:sz w:val="20"/>
+        </w:rPr>
+      </w:pPr>
+      <w:r>
+        <w:rPr>
+          <w:rFonts w:ascii="Times New Roman" w:eastAsia="Times New Roman" w:hAnsi="Times New Roman"/>
+          <w:iCs/>
+          <w:sz w:val="20"/>
+        </w:rPr>
+        <w:t>• O5 Privacy by design: User data are encrypted and access is restricted with the help of database.</w:t>
+      </w:r>
+    </w:p>
+    <w:p>
+      <w:pPr>
+        <w:spacing w:after="80" w:line="240" w:lineRule="auto"/>
+        <w:ind w:firstLine="198"/>
+        <w:jc w:val="both"/>
+        <w:rPr>
+          <w:rFonts w:ascii="Times New Roman" w:eastAsia="Times New Roman" w:hAnsi="Times New Roman"/>
+          <w:iCs/>
+          <w:sz w:val="20"/>
+        </w:rPr>
+      </w:pPr>
+      <w:r>
+        <w:rPr>
+          <w:rFonts w:ascii="Times New Roman" w:eastAsia="Times New Roman" w:hAnsi="Times New Roman"/>
+          <w:iCs/>
+          <w:sz w:val="20"/>
+        </w:rPr>
+        <w:t>• O6 Sustainability: The system uses free-tier services, and sponsorships do not track users.</w:t>
+      </w:r>
+    </w:p>
+    <w:p>
+      <w:pPr>
+        <w:spacing w:after="80" w:line="240" w:lineRule="auto"/>
+        <w:ind w:firstLine="198"/>
+        <w:jc w:val="both"/>
+        <w:rPr>
+          <w:rFonts w:ascii="Times New Roman" w:eastAsia="Times New Roman" w:hAnsi="Times New Roman"/>
+          <w:iCs/>
+          <w:sz w:val="20"/>
+        </w:rPr>
+      </w:pPr>
+      <w:r>
+        <w:rPr>
+          <w:rFonts w:ascii="Times New Roman" w:eastAsia="Times New Roman" w:hAnsi="Times New Roman"/>
+          <w:iCs/>
+          <w:sz w:val="20"/>
+        </w:rPr>
+        <w:t>E. Scope</w:t>
+      </w:r>
+    </w:p>
+    <w:p>
+      <w:pPr>
+        <w:spacing w:after="80" w:line="240" w:lineRule="auto"/>
+        <w:ind w:firstLine="198"/>
+        <w:jc w:val="both"/>
+        <w:rPr>
+          <w:iCs/>
+        </w:rPr>
+      </w:pPr>
+      <w:r>
+        <w:rPr>
+          <w:rFonts w:ascii="Times New Roman" w:eastAsia="Times New Roman" w:hAnsi="Times New Roman"/>
+          <w:iCs/>
+          <w:sz w:val="20"/>
+        </w:rPr>
+        <w:t xml:space="preserve">This case involves the use of a specific metro area which is Hyderabad and its use through both web and installable mobile version, through progressive web app. Four classes of users are considered: citizen or guest, verified organization, administrator and advertiser. </w:t>
+      </w:r>
+      <w:proofErr w:type="spellStart"/>
+      <w:r>
+        <w:rPr>
+          <w:rFonts w:ascii="Times New Roman" w:eastAsia="Times New Roman" w:hAnsi="Times New Roman"/>
+          <w:iCs/>
+          <w:sz w:val="20"/>
+        </w:rPr>
+        <w:t>CivicPulse</w:t>
+      </w:r>
+      <w:proofErr w:type="spellEnd"/>
+      <w:r>
+        <w:rPr>
+          <w:rFonts w:ascii="Times New Roman" w:eastAsia="Times New Roman" w:hAnsi="Times New Roman"/>
+          <w:iCs/>
+          <w:sz w:val="20"/>
+        </w:rPr>
+        <w:t xml:space="preserve"> is defined as a community portal as opposed to the government portal where complaints will be submitted to the Greater Hyderabad Municipal Corporation (GHMC) through the channels provided by GHMC.</w:t>
+      </w:r>
+    </w:p>
+    <w:p>
+      <w:pPr>
+        <w:spacing w:before="160" w:after="80" w:line="240" w:lineRule="auto"/>
+        <w:jc w:val="center"/>
+      </w:pPr>
+      <w:r>
+        <w:rPr>
+          <w:rFonts w:ascii="Times New Roman" w:eastAsia="Times New Roman" w:hAnsi="Times New Roman"/>
+          <w:smallCaps/>
+          <w:sz w:val="20"/>
+        </w:rPr>
+        <w:t>III. Related Work</w:t>
+      </w:r>
+    </w:p>
+    <w:p>
+      <w:pPr>
+        <w:spacing w:after="80" w:line="240" w:lineRule="auto"/>
+        <w:ind w:firstLine="198"/>
+        <w:jc w:val="both"/>
+        <w:rPr>
+          <w:rFonts w:ascii="Times New Roman" w:eastAsia="Times New Roman" w:hAnsi="Times New Roman"/>
+          <w:sz w:val="20"/>
+        </w:rPr>
+      </w:pPr>
+      <w:r>
+        <w:rPr>
+          <w:rFonts w:ascii="Times New Roman" w:eastAsia="Times New Roman" w:hAnsi="Times New Roman"/>
+          <w:sz w:val="20"/>
+        </w:rPr>
+        <w:t xml:space="preserve">The studies of citizenship participation classify reporting systems as coproduction mechanisms when citizens become co-producers of public services rather than their clients [1]. Linders states that there is a move from e-government to "we-government" and citizen sourcing is one of its kinds [1]. Goodchild shows that citizens may be distributed sensors that provide geographic data, which is very important for location-based reporting [2]. Nam &amp; Pardo emphasize that there are people and organizations in addition to technologies in smart </w:t>
+      </w:r>
+      <w:r>
+        <w:rPr>
+          <w:rFonts w:ascii="Times New Roman" w:eastAsia="Times New Roman" w:hAnsi="Times New Roman"/>
+          <w:sz w:val="20"/>
+        </w:rPr>
+        <w:t xml:space="preserve">cities [3]. This statement serves as the basis of the </w:t>
+      </w:r>
+      <w:proofErr w:type="spellStart"/>
+      <w:r>
+        <w:rPr>
+          <w:rFonts w:ascii="Times New Roman" w:eastAsia="Times New Roman" w:hAnsi="Times New Roman"/>
+          <w:sz w:val="20"/>
+        </w:rPr>
+        <w:t>CivicPulse</w:t>
+      </w:r>
+      <w:proofErr w:type="spellEnd"/>
+      <w:r>
+        <w:rPr>
+          <w:rFonts w:ascii="Times New Roman" w:eastAsia="Times New Roman" w:hAnsi="Times New Roman"/>
+          <w:sz w:val="20"/>
+        </w:rPr>
+        <w:t xml:space="preserve"> approach that makes accountability and trust more important than technology [3].</w:t>
+      </w:r>
+    </w:p>
+    <w:p>
+      <w:pPr>
+        <w:spacing w:after="80" w:line="240" w:lineRule="auto"/>
+        <w:ind w:firstLine="198"/>
+        <w:jc w:val="both"/>
+      </w:pPr>
+      <w:r>
+        <w:rPr>
+          <w:rFonts w:ascii="Times New Roman" w:eastAsia="Times New Roman" w:hAnsi="Times New Roman"/>
+          <w:sz w:val="20"/>
+        </w:rPr>
+        <w:t xml:space="preserve">Open311 is an open standard for making submissions and queries of non-emergency service requests called </w:t>
+      </w:r>
+      <w:proofErr w:type="spellStart"/>
+      <w:r>
+        <w:rPr>
+          <w:rFonts w:ascii="Times New Roman" w:eastAsia="Times New Roman" w:hAnsi="Times New Roman"/>
+          <w:sz w:val="20"/>
+        </w:rPr>
+        <w:t>GeoReport</w:t>
+      </w:r>
+      <w:proofErr w:type="spellEnd"/>
+      <w:r>
+        <w:rPr>
+          <w:rFonts w:ascii="Times New Roman" w:eastAsia="Times New Roman" w:hAnsi="Times New Roman"/>
+          <w:sz w:val="20"/>
+        </w:rPr>
+        <w:t xml:space="preserve"> v2 [4]. The concept of using maps in order to submit requests to the proper council via </w:t>
+      </w:r>
+      <w:proofErr w:type="spellStart"/>
+      <w:r>
+        <w:rPr>
+          <w:rFonts w:ascii="Times New Roman" w:eastAsia="Times New Roman" w:hAnsi="Times New Roman"/>
+          <w:sz w:val="20"/>
+        </w:rPr>
+        <w:t>FixMyStreet</w:t>
+      </w:r>
+      <w:proofErr w:type="spellEnd"/>
+      <w:r>
+        <w:rPr>
+          <w:rFonts w:ascii="Times New Roman" w:eastAsia="Times New Roman" w:hAnsi="Times New Roman"/>
+          <w:sz w:val="20"/>
+        </w:rPr>
+        <w:t xml:space="preserve"> system, which was developed by </w:t>
+      </w:r>
+      <w:proofErr w:type="spellStart"/>
+      <w:r>
+        <w:rPr>
+          <w:rFonts w:ascii="Times New Roman" w:eastAsia="Times New Roman" w:hAnsi="Times New Roman"/>
+          <w:sz w:val="20"/>
+        </w:rPr>
+        <w:t>mySociety</w:t>
+      </w:r>
+      <w:proofErr w:type="spellEnd"/>
+      <w:r>
+        <w:rPr>
+          <w:rFonts w:ascii="Times New Roman" w:eastAsia="Times New Roman" w:hAnsi="Times New Roman"/>
+          <w:sz w:val="20"/>
+        </w:rPr>
+        <w:t xml:space="preserve"> in the United Kingdom, gained popularity due to the initial assessment that the system gave an opportunity to citizens to report, discuss and track the solving of the local problems that empowered citizens [5][6]. The </w:t>
+      </w:r>
+      <w:proofErr w:type="spellStart"/>
+      <w:r>
+        <w:rPr>
+          <w:rFonts w:ascii="Times New Roman" w:eastAsia="Times New Roman" w:hAnsi="Times New Roman"/>
+          <w:sz w:val="20"/>
+        </w:rPr>
+        <w:t>SeeClickFix</w:t>
+      </w:r>
+      <w:proofErr w:type="spellEnd"/>
+      <w:r>
+        <w:rPr>
+          <w:rFonts w:ascii="Times New Roman" w:eastAsia="Times New Roman" w:hAnsi="Times New Roman"/>
+          <w:sz w:val="20"/>
+        </w:rPr>
+        <w:t xml:space="preserve"> service provides such opportunities in North America [7]. There is an Indian </w:t>
+      </w:r>
+      <w:proofErr w:type="spellStart"/>
+      <w:r>
+        <w:rPr>
+          <w:rFonts w:ascii="Times New Roman" w:eastAsia="Times New Roman" w:hAnsi="Times New Roman"/>
+          <w:sz w:val="20"/>
+        </w:rPr>
+        <w:t>Swachhata-MoHUA</w:t>
+      </w:r>
+      <w:proofErr w:type="spellEnd"/>
+      <w:r>
+        <w:rPr>
+          <w:rFonts w:ascii="Times New Roman" w:eastAsia="Times New Roman" w:hAnsi="Times New Roman"/>
+          <w:sz w:val="20"/>
+        </w:rPr>
+        <w:t xml:space="preserve"> application aimed at sanitation complaints in urban local bodies [8]. Those applications already give citizens some possibilities after the issue </w:t>
+      </w:r>
+      <w:proofErr w:type="gramStart"/>
+      <w:r>
+        <w:rPr>
+          <w:rFonts w:ascii="Times New Roman" w:eastAsia="Times New Roman" w:hAnsi="Times New Roman"/>
+          <w:sz w:val="20"/>
+        </w:rPr>
+        <w:t>is</w:t>
+      </w:r>
+      <w:proofErr w:type="gramEnd"/>
+      <w:r>
+        <w:rPr>
+          <w:rFonts w:ascii="Times New Roman" w:eastAsia="Times New Roman" w:hAnsi="Times New Roman"/>
+          <w:sz w:val="20"/>
+        </w:rPr>
+        <w:t xml:space="preserve"> closed – the </w:t>
+      </w:r>
+      <w:proofErr w:type="spellStart"/>
+      <w:r>
+        <w:rPr>
+          <w:rFonts w:ascii="Times New Roman" w:eastAsia="Times New Roman" w:hAnsi="Times New Roman"/>
+          <w:sz w:val="20"/>
+        </w:rPr>
+        <w:t>FixMyStreet</w:t>
+      </w:r>
+      <w:proofErr w:type="spellEnd"/>
+      <w:r>
+        <w:rPr>
+          <w:rFonts w:ascii="Times New Roman" w:eastAsia="Times New Roman" w:hAnsi="Times New Roman"/>
+          <w:sz w:val="20"/>
+        </w:rPr>
+        <w:t xml:space="preserve"> system will send an e-mail to the reporter in four weeks and ask him whether the problem was solved [9] and in </w:t>
+      </w:r>
+      <w:proofErr w:type="spellStart"/>
+      <w:r>
+        <w:rPr>
+          <w:rFonts w:ascii="Times New Roman" w:eastAsia="Times New Roman" w:hAnsi="Times New Roman"/>
+          <w:sz w:val="20"/>
+        </w:rPr>
+        <w:t>SeeClickFix</w:t>
+      </w:r>
+      <w:proofErr w:type="spellEnd"/>
+      <w:r>
+        <w:rPr>
+          <w:rFonts w:ascii="Times New Roman" w:eastAsia="Times New Roman" w:hAnsi="Times New Roman"/>
+          <w:sz w:val="20"/>
+        </w:rPr>
+        <w:t xml:space="preserve"> a user may reopen the issue in one week after it is closed [10]. However, the ticket may be closed without any proof of solving the problem and none of the systems use any language model to make reporting and triage easier. </w:t>
+      </w:r>
+      <w:proofErr w:type="spellStart"/>
+      <w:r>
+        <w:rPr>
+          <w:rFonts w:ascii="Times New Roman" w:eastAsia="Times New Roman" w:hAnsi="Times New Roman"/>
+          <w:sz w:val="20"/>
+        </w:rPr>
+        <w:t>CivicPulse</w:t>
+      </w:r>
+      <w:proofErr w:type="spellEnd"/>
+      <w:r>
+        <w:rPr>
+          <w:rFonts w:ascii="Times New Roman" w:eastAsia="Times New Roman" w:hAnsi="Times New Roman"/>
+          <w:sz w:val="20"/>
+        </w:rPr>
+        <w:t xml:space="preserve"> improves those applications' concepts with database enforced after photo, structured confirmation/dispute process, semantic duplicate check and database enforced privacy policy.</w:t>
+      </w:r>
+    </w:p>
+    <w:p>
+      <w:pPr>
+        <w:spacing w:before="160" w:after="80" w:line="240" w:lineRule="auto"/>
+        <w:jc w:val="center"/>
+      </w:pPr>
+      <w:r>
+        <w:rPr>
+          <w:rFonts w:ascii="Times New Roman" w:eastAsia="Times New Roman" w:hAnsi="Times New Roman"/>
+          <w:smallCaps/>
+          <w:sz w:val="20"/>
+        </w:rPr>
+        <w:t>IV. Requirements and Stakeholders</w:t>
       </w:r>
     </w:p>
     <w:p>
@@ -486,7 +1065,7 @@
           <w:i/>
           <w:sz w:val="20"/>
         </w:rPr>
-        <w:t>D. Objectives</w:t>
+        <w:t>A. Stakeholders</w:t>
       </w:r>
     </w:p>
     <w:p>
@@ -506,7 +1085,7 @@
           <w:i/>
           <w:sz w:val="20"/>
         </w:rPr>
-        <w:t>• O1 Transparency: Every report contains a public source, a clearly defined timeline for status, and an advertised date for resolution.</w:t>
+        <w:t>- The citizens and visitors who will be filing the report, tracking the progress of their case, and resolving the issues.</w:t>
       </w:r>
     </w:p>
     <w:p>
@@ -526,7 +1105,43 @@
           <w:i/>
           <w:sz w:val="20"/>
         </w:rPr>
-        <w:t>• O2 Resolution evidence: It is impossible to declare a report solved without an after photo, and the reporter can dispute the solution.</w:t>
+        <w:t xml:space="preserve">- The verified entities (non-governmental </w:t>
+      </w:r>
+      <w:proofErr w:type="gramStart"/>
+      <w:r>
+        <w:rPr>
+          <w:rFonts w:ascii="Times New Roman" w:eastAsia="Times New Roman" w:hAnsi="Times New Roman"/>
+          <w:i/>
+          <w:sz w:val="20"/>
+        </w:rPr>
+        <w:t>organization</w:t>
+      </w:r>
+      <w:proofErr w:type="gramEnd"/>
+      <w:r>
+        <w:rPr>
+          <w:rFonts w:ascii="Times New Roman" w:eastAsia="Times New Roman" w:hAnsi="Times New Roman"/>
+          <w:i/>
+          <w:sz w:val="20"/>
+        </w:rPr>
+        <w:t xml:space="preserve">, community organizations, educational institutions, companies, and </w:t>
+      </w:r>
+      <w:proofErr w:type="gramStart"/>
+      <w:r>
+        <w:rPr>
+          <w:rFonts w:ascii="Times New Roman" w:eastAsia="Times New Roman" w:hAnsi="Times New Roman"/>
+          <w:i/>
+          <w:sz w:val="20"/>
+        </w:rPr>
+        <w:t>the government</w:t>
+      </w:r>
+      <w:proofErr w:type="gramEnd"/>
+      <w:r>
+        <w:rPr>
+          <w:rFonts w:ascii="Times New Roman" w:eastAsia="Times New Roman" w:hAnsi="Times New Roman"/>
+          <w:i/>
+          <w:sz w:val="20"/>
+        </w:rPr>
+        <w:t xml:space="preserve"> agencies) that conduct the event and make the community contribution.</w:t>
       </w:r>
     </w:p>
     <w:p>
@@ -546,7 +1161,7 @@
           <w:i/>
           <w:sz w:val="20"/>
         </w:rPr>
-        <w:t>• O3 Effortless and inclusive: Anyone can report in a few clicks without being registered, using their preferred language even when disconnected from the Internet.</w:t>
+        <w:t>- The administrators and staff of various departments who triage, assign, resolve, and moderate the reports.</w:t>
       </w:r>
     </w:p>
     <w:p>
@@ -566,7 +1181,7 @@
           <w:i/>
           <w:sz w:val="20"/>
         </w:rPr>
-        <w:t>• O4 Reducing noise: Duplicate reports are detected before and during the reporting process, and artificial intelligence helps with reporting and triage.</w:t>
+        <w:t>- The advertisers who conduct limited-budget campaigns that help to fund the service.</w:t>
       </w:r>
     </w:p>
     <w:p>
@@ -580,33 +1195,17 @@
           <w:sz w:val="20"/>
         </w:rPr>
       </w:pPr>
-      <w:r>
-        <w:rPr>
-          <w:rFonts w:ascii="Times New Roman" w:eastAsia="Times New Roman" w:hAnsi="Times New Roman"/>
-          <w:i/>
-          <w:sz w:val="20"/>
-        </w:rPr>
-        <w:t>• O5 Privacy by design: User data are encrypted, and access is restricted with the help of the database.</w:t>
-      </w:r>
     </w:p>
     <w:p>
       <w:pPr>
         <w:spacing w:after="40" w:line="240" w:lineRule="auto"/>
         <w:ind w:left="283" w:hanging="170"/>
         <w:jc w:val="both"/>
-      </w:pPr>
-      <w:r>
         <w:rPr>
           <w:rFonts w:ascii="Times New Roman" w:eastAsia="Times New Roman" w:hAnsi="Times New Roman"/>
           <w:i/>
           <w:sz w:val="20"/>
         </w:rPr>
-        <w:t>• O6 Sustainability: The system relies on free-tier services, and the sponsorships do not track users.</w:t>
-      </w:r>
-    </w:p>
-    <w:p>
-      <w:pPr>
-        <w:spacing w:before="80" w:after="40" w:line="240" w:lineRule="auto"/>
       </w:pPr>
       <w:r>
         <w:rPr>
@@ -614,7 +1213,284 @@
           <w:i/>
           <w:sz w:val="20"/>
         </w:rPr>
-        <w:t>E. Scope</w:t>
+        <w:t>B. Functional Requirements</w:t>
+      </w:r>
+    </w:p>
+    <w:p>
+      <w:pPr>
+        <w:spacing w:after="40" w:line="240" w:lineRule="auto"/>
+        <w:ind w:left="283" w:hanging="170"/>
+        <w:jc w:val="both"/>
+        <w:rPr>
+          <w:rFonts w:ascii="Times New Roman" w:eastAsia="Times New Roman" w:hAnsi="Times New Roman"/>
+          <w:i/>
+          <w:sz w:val="20"/>
+        </w:rPr>
+      </w:pPr>
+      <w:r>
+        <w:rPr>
+          <w:rFonts w:ascii="Times New Roman" w:eastAsia="Times New Roman" w:hAnsi="Times New Roman"/>
+          <w:i/>
+          <w:sz w:val="20"/>
+        </w:rPr>
+        <w:t>- Reporting the problem with at least one photograph, map pin, category, title and description of the report without registration.</w:t>
+      </w:r>
+    </w:p>
+    <w:p>
+      <w:pPr>
+        <w:spacing w:after="40" w:line="240" w:lineRule="auto"/>
+        <w:ind w:left="283" w:hanging="170"/>
+        <w:jc w:val="both"/>
+        <w:rPr>
+          <w:rFonts w:ascii="Times New Roman" w:eastAsia="Times New Roman" w:hAnsi="Times New Roman"/>
+          <w:i/>
+          <w:sz w:val="20"/>
+        </w:rPr>
+      </w:pPr>
+      <w:r>
+        <w:rPr>
+          <w:rFonts w:ascii="Times New Roman" w:eastAsia="Times New Roman" w:hAnsi="Times New Roman"/>
+          <w:i/>
+          <w:sz w:val="20"/>
+        </w:rPr>
+        <w:t>- Presenting the status update timeline of the report and making the user able to accept or reject the resolution of their issue.</w:t>
+      </w:r>
+    </w:p>
+    <w:p>
+      <w:pPr>
+        <w:spacing w:after="40" w:line="240" w:lineRule="auto"/>
+        <w:ind w:left="283" w:hanging="170"/>
+        <w:jc w:val="both"/>
+        <w:rPr>
+          <w:rFonts w:ascii="Times New Roman" w:eastAsia="Times New Roman" w:hAnsi="Times New Roman"/>
+          <w:i/>
+          <w:sz w:val="20"/>
+        </w:rPr>
+      </w:pPr>
+      <w:r>
+        <w:rPr>
+          <w:rFonts w:ascii="Times New Roman" w:eastAsia="Times New Roman" w:hAnsi="Times New Roman"/>
+          <w:i/>
+          <w:sz w:val="20"/>
+        </w:rPr>
+        <w:t>- Detecting the probable duplicates before and during the reporting process.</w:t>
+      </w:r>
+    </w:p>
+    <w:p>
+      <w:pPr>
+        <w:spacing w:after="40" w:line="240" w:lineRule="auto"/>
+        <w:ind w:left="283" w:hanging="170"/>
+        <w:jc w:val="both"/>
+        <w:rPr>
+          <w:rFonts w:ascii="Times New Roman" w:eastAsia="Times New Roman" w:hAnsi="Times New Roman"/>
+          <w:i/>
+          <w:sz w:val="20"/>
+        </w:rPr>
+      </w:pPr>
+      <w:r>
+        <w:rPr>
+          <w:rFonts w:ascii="Times New Roman" w:eastAsia="Times New Roman" w:hAnsi="Times New Roman"/>
+          <w:i/>
+          <w:sz w:val="20"/>
+        </w:rPr>
+        <w:t>- Making the ticket management available to the administrator along with the claim locking, assigning the departments, merging duplicates, moderation, verification process, and audit logging.</w:t>
+      </w:r>
+    </w:p>
+    <w:p>
+      <w:pPr>
+        <w:spacing w:after="40" w:line="240" w:lineRule="auto"/>
+        <w:ind w:left="283" w:hanging="170"/>
+        <w:jc w:val="both"/>
+        <w:rPr>
+          <w:rFonts w:ascii="Times New Roman" w:eastAsia="Times New Roman" w:hAnsi="Times New Roman"/>
+          <w:i/>
+          <w:sz w:val="20"/>
+        </w:rPr>
+      </w:pPr>
+      <w:r>
+        <w:rPr>
+          <w:rFonts w:ascii="Times New Roman" w:eastAsia="Times New Roman" w:hAnsi="Times New Roman"/>
+          <w:i/>
+          <w:sz w:val="20"/>
+        </w:rPr>
+        <w:t>- Adding the features for public safety like emergency button, missing child alerts, and city-wide service alerts.</w:t>
+      </w:r>
+    </w:p>
+    <w:p>
+      <w:pPr>
+        <w:spacing w:after="40" w:line="240" w:lineRule="auto"/>
+        <w:ind w:left="283" w:hanging="170"/>
+        <w:jc w:val="both"/>
+        <w:rPr>
+          <w:rFonts w:ascii="Times New Roman" w:eastAsia="Times New Roman" w:hAnsi="Times New Roman"/>
+          <w:i/>
+          <w:sz w:val="20"/>
+        </w:rPr>
+      </w:pPr>
+    </w:p>
+    <w:p>
+      <w:pPr>
+        <w:spacing w:after="40" w:line="240" w:lineRule="auto"/>
+        <w:ind w:left="283" w:hanging="170"/>
+        <w:jc w:val="both"/>
+        <w:rPr>
+          <w:rFonts w:ascii="Times New Roman" w:eastAsia="Times New Roman" w:hAnsi="Times New Roman"/>
+          <w:i/>
+          <w:sz w:val="20"/>
+        </w:rPr>
+      </w:pPr>
+      <w:r>
+        <w:rPr>
+          <w:rFonts w:ascii="Times New Roman" w:eastAsia="Times New Roman" w:hAnsi="Times New Roman"/>
+          <w:i/>
+          <w:sz w:val="20"/>
+        </w:rPr>
+        <w:t>C. Non-Functional Requirements</w:t>
+      </w:r>
+    </w:p>
+    <w:p>
+      <w:pPr>
+        <w:spacing w:after="40" w:line="240" w:lineRule="auto"/>
+        <w:ind w:left="283" w:hanging="170"/>
+        <w:jc w:val="both"/>
+        <w:rPr>
+          <w:rFonts w:ascii="Times New Roman" w:eastAsia="Times New Roman" w:hAnsi="Times New Roman"/>
+          <w:i/>
+          <w:sz w:val="20"/>
+        </w:rPr>
+      </w:pPr>
+      <w:r>
+        <w:rPr>
+          <w:rFonts w:ascii="Times New Roman" w:eastAsia="Times New Roman" w:hAnsi="Times New Roman"/>
+          <w:i/>
+          <w:sz w:val="20"/>
+        </w:rPr>
+        <w:t>- Privacy: ensuring the privacy of the mobile number, address, and partial information of the identification document.</w:t>
+      </w:r>
+    </w:p>
+    <w:p>
+      <w:pPr>
+        <w:spacing w:after="40" w:line="240" w:lineRule="auto"/>
+        <w:ind w:left="283" w:hanging="170"/>
+        <w:jc w:val="both"/>
+        <w:rPr>
+          <w:rFonts w:ascii="Times New Roman" w:eastAsia="Times New Roman" w:hAnsi="Times New Roman"/>
+          <w:i/>
+          <w:sz w:val="20"/>
+        </w:rPr>
+      </w:pPr>
+      <w:r>
+        <w:rPr>
+          <w:rFonts w:ascii="Times New Roman" w:eastAsia="Times New Roman" w:hAnsi="Times New Roman"/>
+          <w:i/>
+          <w:sz w:val="20"/>
+        </w:rPr>
+        <w:t>- Scalability: administrative lists are usable while handling hundreds of thousands of users.</w:t>
+      </w:r>
+    </w:p>
+    <w:p>
+      <w:pPr>
+        <w:spacing w:after="40" w:line="240" w:lineRule="auto"/>
+        <w:ind w:left="283" w:hanging="170"/>
+        <w:jc w:val="both"/>
+        <w:rPr>
+          <w:rFonts w:ascii="Times New Roman" w:eastAsia="Times New Roman" w:hAnsi="Times New Roman"/>
+          <w:i/>
+          <w:sz w:val="20"/>
+        </w:rPr>
+      </w:pPr>
+      <w:r>
+        <w:rPr>
+          <w:rFonts w:ascii="Times New Roman" w:eastAsia="Times New Roman" w:hAnsi="Times New Roman"/>
+          <w:i/>
+          <w:sz w:val="20"/>
+        </w:rPr>
+        <w:t>- Accessibility &amp; Reach: Supporting 23 Indian languages (20 languages translated yet), 2 themes (dark &amp; light), and layouts according to the device (phone, tablet, and computer).</w:t>
+      </w:r>
+    </w:p>
+    <w:p>
+      <w:pPr>
+        <w:spacing w:after="40" w:line="240" w:lineRule="auto"/>
+        <w:ind w:left="283" w:hanging="170"/>
+        <w:jc w:val="both"/>
+        <w:rPr>
+          <w:rFonts w:ascii="Times New Roman" w:eastAsia="Times New Roman" w:hAnsi="Times New Roman"/>
+          <w:i/>
+          <w:sz w:val="20"/>
+        </w:rPr>
+      </w:pPr>
+      <w:r>
+        <w:rPr>
+          <w:rFonts w:ascii="Times New Roman" w:eastAsia="Times New Roman" w:hAnsi="Times New Roman"/>
+          <w:i/>
+          <w:sz w:val="20"/>
+        </w:rPr>
+        <w:t xml:space="preserve">- Resilience: storing the offline reports in the queue on the device and reporting the issue automatically after getting </w:t>
+      </w:r>
+      <w:proofErr w:type="gramStart"/>
+      <w:r>
+        <w:rPr>
+          <w:rFonts w:ascii="Times New Roman" w:eastAsia="Times New Roman" w:hAnsi="Times New Roman"/>
+          <w:i/>
+          <w:sz w:val="20"/>
+        </w:rPr>
+        <w:t>the internet</w:t>
+      </w:r>
+      <w:proofErr w:type="gramEnd"/>
+      <w:r>
+        <w:rPr>
+          <w:rFonts w:ascii="Times New Roman" w:eastAsia="Times New Roman" w:hAnsi="Times New Roman"/>
+          <w:i/>
+          <w:sz w:val="20"/>
+        </w:rPr>
+        <w:t xml:space="preserve"> connectivity.</w:t>
+      </w:r>
+    </w:p>
+    <w:p>
+      <w:pPr>
+        <w:spacing w:after="40" w:line="240" w:lineRule="auto"/>
+        <w:ind w:left="283" w:hanging="170"/>
+        <w:jc w:val="both"/>
+      </w:pPr>
+      <w:r>
+        <w:rPr>
+          <w:rFonts w:ascii="Times New Roman" w:eastAsia="Times New Roman" w:hAnsi="Times New Roman"/>
+          <w:i/>
+          <w:sz w:val="20"/>
+        </w:rPr>
+        <w:t xml:space="preserve">- Cost: </w:t>
+      </w:r>
+      <w:proofErr w:type="gramStart"/>
+      <w:r>
+        <w:rPr>
+          <w:rFonts w:ascii="Times New Roman" w:eastAsia="Times New Roman" w:hAnsi="Times New Roman"/>
+          <w:i/>
+          <w:sz w:val="20"/>
+        </w:rPr>
+        <w:t>running on</w:t>
+      </w:r>
+      <w:proofErr w:type="gramEnd"/>
+      <w:r>
+        <w:rPr>
+          <w:rFonts w:ascii="Times New Roman" w:eastAsia="Times New Roman" w:hAnsi="Times New Roman"/>
+          <w:i/>
+          <w:sz w:val="20"/>
+        </w:rPr>
+        <w:t xml:space="preserve"> free-tier services for the database, artificial intelligence, and email in the pilot phase.</w:t>
+      </w:r>
+    </w:p>
+    <w:p>
+      <w:pPr>
+        <w:spacing w:before="160" w:after="80" w:line="240" w:lineRule="auto"/>
+        <w:jc w:val="center"/>
+      </w:pPr>
+      <w:r>
+        <w:rPr>
+          <w:rFonts w:ascii="Times New Roman" w:eastAsia="Times New Roman" w:hAnsi="Times New Roman"/>
+          <w:smallCaps/>
+          <w:sz w:val="20"/>
+        </w:rPr>
+        <w:t>V. Development Methodology</w:t>
       </w:r>
     </w:p>
     <w:p>
@@ -622,14 +1498,11 @@
         <w:spacing w:after="80" w:line="240" w:lineRule="auto"/>
         <w:ind w:firstLine="198"/>
         <w:jc w:val="both"/>
-      </w:pPr>
-      <w:r>
-        <w:rPr>
-          <w:rFonts w:ascii="Times New Roman" w:eastAsia="Times New Roman" w:hAnsi="Times New Roman"/>
-          <w:sz w:val="20"/>
-        </w:rPr>
-        <w:t xml:space="preserve">This case involves the use of a particular metro area that is Hyderabad and usage of it through both web and installable mobile versions using a progressive web app. Four classes of users are defined: citizen or guest, verified organization, administrator, and advertiser. </w:t>
-      </w:r>
+        <w:rPr>
+          <w:rFonts w:ascii="Times New Roman" w:eastAsia="Times New Roman" w:hAnsi="Times New Roman"/>
+          <w:sz w:val="20"/>
+        </w:rPr>
+      </w:pPr>
       <w:proofErr w:type="spellStart"/>
       <w:r>
         <w:rPr>
@@ -644,21 +1517,7 @@
           <w:rFonts w:ascii="Times New Roman" w:eastAsia="Times New Roman" w:hAnsi="Times New Roman"/>
           <w:sz w:val="20"/>
         </w:rPr>
-        <w:t xml:space="preserve"> is defined as a community portal as opposed to a government portal where complaints would be raised to the Greater Hyderabad Municipal Corporation (GHMC) via the GHMC's public channels.</w:t>
-      </w:r>
-    </w:p>
-    <w:p>
-      <w:pPr>
-        <w:spacing w:before="160" w:after="80" w:line="240" w:lineRule="auto"/>
-        <w:jc w:val="center"/>
-      </w:pPr>
-      <w:r>
-        <w:rPr>
-          <w:rFonts w:ascii="Times New Roman" w:eastAsia="Times New Roman" w:hAnsi="Times New Roman"/>
-          <w:smallCaps/>
-          <w:sz w:val="20"/>
-        </w:rPr>
-        <w:t>III. Related Work</w:t>
+        <w:t xml:space="preserve"> was iteratively developed in two phases where each of them featured a completely operational version that was put to testing prior to moving to subsequent feature implementation.</w:t>
       </w:r>
     </w:p>
     <w:p>
@@ -666,611 +1525,17 @@
         <w:spacing w:after="80" w:line="240" w:lineRule="auto"/>
         <w:ind w:firstLine="198"/>
         <w:jc w:val="both"/>
-      </w:pPr>
-      <w:r>
-        <w:rPr>
-          <w:rFonts w:ascii="Times New Roman" w:eastAsia="Times New Roman" w:hAnsi="Times New Roman"/>
-          <w:sz w:val="20"/>
-        </w:rPr>
-        <w:t xml:space="preserve">Citizenship participation research classifies reporting systems as forms of coproduction, where citizens act as co-producers of government services instead of being customers [1]. According to Linders, there is a shift from e-government to "we-government" and one of its types is citizen sourcing [1]. Goodchild proves that citizens can act as distributed sensors providing geographic information, which is essential for location-based reporting [2]. Nam &amp; Pardo claim that smart cities involve people and organizations as well as </w:t>
-      </w:r>
-      <w:r>
-        <w:rPr>
-          <w:rFonts w:ascii="Times New Roman" w:eastAsia="Times New Roman" w:hAnsi="Times New Roman"/>
-          <w:sz w:val="20"/>
-        </w:rPr>
-        <w:t xml:space="preserve">technology [3]. This point becomes the basis for </w:t>
-      </w:r>
-      <w:proofErr w:type="spellStart"/>
-      <w:r>
-        <w:rPr>
-          <w:rFonts w:ascii="Times New Roman" w:eastAsia="Times New Roman" w:hAnsi="Times New Roman"/>
-          <w:sz w:val="20"/>
-        </w:rPr>
-        <w:t>CivicPulse's</w:t>
-      </w:r>
-      <w:proofErr w:type="spellEnd"/>
-      <w:r>
-        <w:rPr>
-          <w:rFonts w:ascii="Times New Roman" w:eastAsia="Times New Roman" w:hAnsi="Times New Roman"/>
-          <w:sz w:val="20"/>
-        </w:rPr>
-        <w:t xml:space="preserve"> approach, where accountability and trust are prioritized over technology [3].</w:t>
-      </w:r>
+        <w:rPr>
+          <w:rFonts w:ascii="Times New Roman" w:eastAsia="Times New Roman" w:hAnsi="Times New Roman"/>
+          <w:sz w:val="20"/>
+        </w:rPr>
+      </w:pPr>
     </w:p>
     <w:p>
       <w:pPr>
         <w:spacing w:after="80" w:line="240" w:lineRule="auto"/>
         <w:ind w:firstLine="198"/>
         <w:jc w:val="both"/>
-      </w:pPr>
-      <w:r>
-        <w:rPr>
-          <w:rFonts w:ascii="Times New Roman" w:eastAsia="Times New Roman" w:hAnsi="Times New Roman"/>
-          <w:sz w:val="20"/>
-        </w:rPr>
-        <w:t xml:space="preserve">Open311 is an open standard for submitting and querying non-emergency service requests called </w:t>
-      </w:r>
-      <w:proofErr w:type="spellStart"/>
-      <w:r>
-        <w:rPr>
-          <w:rFonts w:ascii="Times New Roman" w:eastAsia="Times New Roman" w:hAnsi="Times New Roman"/>
-          <w:sz w:val="20"/>
-        </w:rPr>
-        <w:t>GeoReport</w:t>
-      </w:r>
-      <w:proofErr w:type="spellEnd"/>
-      <w:r>
-        <w:rPr>
-          <w:rFonts w:ascii="Times New Roman" w:eastAsia="Times New Roman" w:hAnsi="Times New Roman"/>
-          <w:sz w:val="20"/>
-        </w:rPr>
-        <w:t xml:space="preserve"> v2 [4]. The idea of using maps in order to forward reports to the corresponding council through a system called </w:t>
-      </w:r>
-      <w:proofErr w:type="spellStart"/>
-      <w:r>
-        <w:rPr>
-          <w:rFonts w:ascii="Times New Roman" w:eastAsia="Times New Roman" w:hAnsi="Times New Roman"/>
-          <w:sz w:val="20"/>
-        </w:rPr>
-        <w:t>FixMyStreet</w:t>
-      </w:r>
-      <w:proofErr w:type="spellEnd"/>
-      <w:r>
-        <w:rPr>
-          <w:rFonts w:ascii="Times New Roman" w:eastAsia="Times New Roman" w:hAnsi="Times New Roman"/>
-          <w:sz w:val="20"/>
-        </w:rPr>
-        <w:t xml:space="preserve">, which was developed by </w:t>
-      </w:r>
-      <w:proofErr w:type="spellStart"/>
-      <w:r>
-        <w:rPr>
-          <w:rFonts w:ascii="Times New Roman" w:eastAsia="Times New Roman" w:hAnsi="Times New Roman"/>
-          <w:sz w:val="20"/>
-        </w:rPr>
-        <w:t>mySociety</w:t>
-      </w:r>
-      <w:proofErr w:type="spellEnd"/>
-      <w:r>
-        <w:rPr>
-          <w:rFonts w:ascii="Times New Roman" w:eastAsia="Times New Roman" w:hAnsi="Times New Roman"/>
-          <w:sz w:val="20"/>
-        </w:rPr>
-        <w:t xml:space="preserve"> in the United Kingdom, became widely popular; the initial evaluation showed that the platform made it possible for citizens to report, discuss, and track the resolution of local issues thus giving them certain power [5][6]. The </w:t>
-      </w:r>
-      <w:proofErr w:type="spellStart"/>
-      <w:r>
-        <w:rPr>
-          <w:rFonts w:ascii="Times New Roman" w:eastAsia="Times New Roman" w:hAnsi="Times New Roman"/>
-          <w:sz w:val="20"/>
-        </w:rPr>
-        <w:t>SeeClickFix</w:t>
-      </w:r>
-      <w:proofErr w:type="spellEnd"/>
-      <w:r>
-        <w:rPr>
-          <w:rFonts w:ascii="Times New Roman" w:eastAsia="Times New Roman" w:hAnsi="Times New Roman"/>
-          <w:sz w:val="20"/>
-        </w:rPr>
-        <w:t xml:space="preserve"> service provides a similar service in North America [7]. There is also the Indian </w:t>
-      </w:r>
-      <w:proofErr w:type="spellStart"/>
-      <w:r>
-        <w:rPr>
-          <w:rFonts w:ascii="Times New Roman" w:eastAsia="Times New Roman" w:hAnsi="Times New Roman"/>
-          <w:sz w:val="20"/>
-        </w:rPr>
-        <w:t>Swachhata-MoHUA</w:t>
-      </w:r>
-      <w:proofErr w:type="spellEnd"/>
-      <w:r>
-        <w:rPr>
-          <w:rFonts w:ascii="Times New Roman" w:eastAsia="Times New Roman" w:hAnsi="Times New Roman"/>
-          <w:sz w:val="20"/>
-        </w:rPr>
-        <w:t xml:space="preserve"> application which is focused on sanitation complaints in urban local bodies [8]. These applications are already giving some opportunity for reporters after closing the issue – the </w:t>
-      </w:r>
-      <w:proofErr w:type="spellStart"/>
-      <w:r>
-        <w:rPr>
-          <w:rFonts w:ascii="Times New Roman" w:eastAsia="Times New Roman" w:hAnsi="Times New Roman"/>
-          <w:sz w:val="20"/>
-        </w:rPr>
-        <w:t>FixMyStreet</w:t>
-      </w:r>
-      <w:proofErr w:type="spellEnd"/>
-      <w:r>
-        <w:rPr>
-          <w:rFonts w:ascii="Times New Roman" w:eastAsia="Times New Roman" w:hAnsi="Times New Roman"/>
-          <w:sz w:val="20"/>
-        </w:rPr>
-        <w:t xml:space="preserve"> system will send an e-mail to the reporter four weeks later asking him if the problem was fixed [9] and in </w:t>
-      </w:r>
-      <w:proofErr w:type="spellStart"/>
-      <w:r>
-        <w:rPr>
-          <w:rFonts w:ascii="Times New Roman" w:eastAsia="Times New Roman" w:hAnsi="Times New Roman"/>
-          <w:sz w:val="20"/>
-        </w:rPr>
-        <w:t>SeeClickFix</w:t>
-      </w:r>
-      <w:proofErr w:type="spellEnd"/>
-      <w:r>
-        <w:rPr>
-          <w:rFonts w:ascii="Times New Roman" w:eastAsia="Times New Roman" w:hAnsi="Times New Roman"/>
-          <w:sz w:val="20"/>
-        </w:rPr>
-        <w:t xml:space="preserve">, a user can reopen his issue in about one week after it has been closed [10]. However, the ticket can be closed without any evidence of the fix and no system uses any language models to make reporting and triage easier. </w:t>
-      </w:r>
-      <w:proofErr w:type="spellStart"/>
-      <w:r>
-        <w:rPr>
-          <w:rFonts w:ascii="Times New Roman" w:eastAsia="Times New Roman" w:hAnsi="Times New Roman"/>
-          <w:sz w:val="20"/>
-        </w:rPr>
-        <w:t>CivicPulse</w:t>
-      </w:r>
-      <w:proofErr w:type="spellEnd"/>
-      <w:r>
-        <w:rPr>
-          <w:rFonts w:ascii="Times New Roman" w:eastAsia="Times New Roman" w:hAnsi="Times New Roman"/>
-          <w:sz w:val="20"/>
-        </w:rPr>
-        <w:t xml:space="preserve"> takes this experience further by introducing a database enforced after photo, structured confirmation/dispute process, semantic duplicate check, and database enforced privacy policy.</w:t>
-      </w:r>
-    </w:p>
-    <w:p>
-      <w:pPr>
-        <w:spacing w:before="160" w:after="80" w:line="240" w:lineRule="auto"/>
-        <w:jc w:val="center"/>
-      </w:pPr>
-      <w:r>
-        <w:rPr>
-          <w:rFonts w:ascii="Times New Roman" w:eastAsia="Times New Roman" w:hAnsi="Times New Roman"/>
-          <w:smallCaps/>
-          <w:sz w:val="20"/>
-        </w:rPr>
-        <w:t>IV. Requirements and Stakeholders</w:t>
-      </w:r>
-    </w:p>
-    <w:p>
-      <w:pPr>
-        <w:spacing w:after="40" w:line="240" w:lineRule="auto"/>
-        <w:ind w:left="283" w:hanging="170"/>
-        <w:jc w:val="both"/>
-        <w:rPr>
-          <w:rFonts w:ascii="Times New Roman" w:eastAsia="Times New Roman" w:hAnsi="Times New Roman"/>
-          <w:i/>
-          <w:sz w:val="20"/>
-        </w:rPr>
-      </w:pPr>
-      <w:r>
-        <w:rPr>
-          <w:rFonts w:ascii="Times New Roman" w:eastAsia="Times New Roman" w:hAnsi="Times New Roman"/>
-          <w:i/>
-          <w:sz w:val="20"/>
-        </w:rPr>
-        <w:t>A. Stakeholders</w:t>
-      </w:r>
-    </w:p>
-    <w:p>
-      <w:pPr>
-        <w:spacing w:after="40" w:line="240" w:lineRule="auto"/>
-        <w:ind w:left="283" w:hanging="170"/>
-        <w:jc w:val="both"/>
-        <w:rPr>
-          <w:rFonts w:ascii="Times New Roman" w:eastAsia="Times New Roman" w:hAnsi="Times New Roman"/>
-          <w:i/>
-          <w:sz w:val="20"/>
-        </w:rPr>
-      </w:pPr>
-      <w:r>
-        <w:rPr>
-          <w:rFonts w:ascii="Times New Roman" w:eastAsia="Times New Roman" w:hAnsi="Times New Roman"/>
-          <w:i/>
-          <w:sz w:val="20"/>
-        </w:rPr>
-        <w:t>- The citizens and visitors who will be filing the report, tracking the progress of their case, and resolving the issues.</w:t>
-      </w:r>
-    </w:p>
-    <w:p>
-      <w:pPr>
-        <w:spacing w:after="40" w:line="240" w:lineRule="auto"/>
-        <w:ind w:left="283" w:hanging="170"/>
-        <w:jc w:val="both"/>
-        <w:rPr>
-          <w:rFonts w:ascii="Times New Roman" w:eastAsia="Times New Roman" w:hAnsi="Times New Roman"/>
-          <w:i/>
-          <w:sz w:val="20"/>
-        </w:rPr>
-      </w:pPr>
-      <w:r>
-        <w:rPr>
-          <w:rFonts w:ascii="Times New Roman" w:eastAsia="Times New Roman" w:hAnsi="Times New Roman"/>
-          <w:i/>
-          <w:sz w:val="20"/>
-        </w:rPr>
-        <w:t>- The verified entities (non-governmental organization, community organizations, educational institutions, companies, and the government agencies) that conduct the event and make the community contribution.</w:t>
-      </w:r>
-    </w:p>
-    <w:p>
-      <w:pPr>
-        <w:spacing w:after="40" w:line="240" w:lineRule="auto"/>
-        <w:ind w:left="283" w:hanging="170"/>
-        <w:jc w:val="both"/>
-        <w:rPr>
-          <w:rFonts w:ascii="Times New Roman" w:eastAsia="Times New Roman" w:hAnsi="Times New Roman"/>
-          <w:i/>
-          <w:sz w:val="20"/>
-        </w:rPr>
-      </w:pPr>
-      <w:r>
-        <w:rPr>
-          <w:rFonts w:ascii="Times New Roman" w:eastAsia="Times New Roman" w:hAnsi="Times New Roman"/>
-          <w:i/>
-          <w:sz w:val="20"/>
-        </w:rPr>
-        <w:t>- The administrators and staff of various departments who triage, assign, resolve, and moderate the reports.</w:t>
-      </w:r>
-    </w:p>
-    <w:p>
-      <w:pPr>
-        <w:spacing w:after="40" w:line="240" w:lineRule="auto"/>
-        <w:ind w:left="283" w:hanging="170"/>
-        <w:jc w:val="both"/>
-        <w:rPr>
-          <w:rFonts w:ascii="Times New Roman" w:eastAsia="Times New Roman" w:hAnsi="Times New Roman"/>
-          <w:i/>
-          <w:sz w:val="20"/>
-        </w:rPr>
-      </w:pPr>
-      <w:r>
-        <w:rPr>
-          <w:rFonts w:ascii="Times New Roman" w:eastAsia="Times New Roman" w:hAnsi="Times New Roman"/>
-          <w:i/>
-          <w:sz w:val="20"/>
-        </w:rPr>
-        <w:t>- The advertisers who conduct limited-budget campaigns that help to fund the service.</w:t>
-      </w:r>
-    </w:p>
-    <w:p>
-      <w:pPr>
-        <w:spacing w:after="40" w:line="240" w:lineRule="auto"/>
-        <w:ind w:left="283" w:hanging="170"/>
-        <w:jc w:val="both"/>
-        <w:rPr>
-          <w:rFonts w:ascii="Times New Roman" w:eastAsia="Times New Roman" w:hAnsi="Times New Roman"/>
-          <w:i/>
-          <w:sz w:val="20"/>
-        </w:rPr>
-      </w:pPr>
-    </w:p>
-    <w:p>
-      <w:pPr>
-        <w:spacing w:after="40" w:line="240" w:lineRule="auto"/>
-        <w:ind w:left="283" w:hanging="170"/>
-        <w:jc w:val="both"/>
-        <w:rPr>
-          <w:rFonts w:ascii="Times New Roman" w:eastAsia="Times New Roman" w:hAnsi="Times New Roman"/>
-          <w:i/>
-          <w:sz w:val="20"/>
-        </w:rPr>
-      </w:pPr>
-      <w:r>
-        <w:rPr>
-          <w:rFonts w:ascii="Times New Roman" w:eastAsia="Times New Roman" w:hAnsi="Times New Roman"/>
-          <w:i/>
-          <w:sz w:val="20"/>
-        </w:rPr>
-        <w:t>B. Functional Requirements</w:t>
-      </w:r>
-    </w:p>
-    <w:p>
-      <w:pPr>
-        <w:spacing w:after="40" w:line="240" w:lineRule="auto"/>
-        <w:ind w:left="283" w:hanging="170"/>
-        <w:jc w:val="both"/>
-        <w:rPr>
-          <w:rFonts w:ascii="Times New Roman" w:eastAsia="Times New Roman" w:hAnsi="Times New Roman"/>
-          <w:i/>
-          <w:sz w:val="20"/>
-        </w:rPr>
-      </w:pPr>
-      <w:r>
-        <w:rPr>
-          <w:rFonts w:ascii="Times New Roman" w:eastAsia="Times New Roman" w:hAnsi="Times New Roman"/>
-          <w:i/>
-          <w:sz w:val="20"/>
-        </w:rPr>
-        <w:t>- Reporting the problem with at least one photograph, map pin, category, title and description of the report without registration.</w:t>
-      </w:r>
-    </w:p>
-    <w:p>
-      <w:pPr>
-        <w:spacing w:after="40" w:line="240" w:lineRule="auto"/>
-        <w:ind w:left="283" w:hanging="170"/>
-        <w:jc w:val="both"/>
-        <w:rPr>
-          <w:rFonts w:ascii="Times New Roman" w:eastAsia="Times New Roman" w:hAnsi="Times New Roman"/>
-          <w:i/>
-          <w:sz w:val="20"/>
-        </w:rPr>
-      </w:pPr>
-      <w:r>
-        <w:rPr>
-          <w:rFonts w:ascii="Times New Roman" w:eastAsia="Times New Roman" w:hAnsi="Times New Roman"/>
-          <w:i/>
-          <w:sz w:val="20"/>
-        </w:rPr>
-        <w:t>- Presenting the status update timeline of the report and making the user able to accept or reject the resolution of their issue.</w:t>
-      </w:r>
-    </w:p>
-    <w:p>
-      <w:pPr>
-        <w:spacing w:after="40" w:line="240" w:lineRule="auto"/>
-        <w:ind w:left="283" w:hanging="170"/>
-        <w:jc w:val="both"/>
-        <w:rPr>
-          <w:rFonts w:ascii="Times New Roman" w:eastAsia="Times New Roman" w:hAnsi="Times New Roman"/>
-          <w:i/>
-          <w:sz w:val="20"/>
-        </w:rPr>
-      </w:pPr>
-      <w:r>
-        <w:rPr>
-          <w:rFonts w:ascii="Times New Roman" w:eastAsia="Times New Roman" w:hAnsi="Times New Roman"/>
-          <w:i/>
-          <w:sz w:val="20"/>
-        </w:rPr>
-        <w:t>- Detecting the probable duplicates before and during the reporting process.</w:t>
-      </w:r>
-    </w:p>
-    <w:p>
-      <w:pPr>
-        <w:spacing w:after="40" w:line="240" w:lineRule="auto"/>
-        <w:ind w:left="283" w:hanging="170"/>
-        <w:jc w:val="both"/>
-        <w:rPr>
-          <w:rFonts w:ascii="Times New Roman" w:eastAsia="Times New Roman" w:hAnsi="Times New Roman"/>
-          <w:i/>
-          <w:sz w:val="20"/>
-        </w:rPr>
-      </w:pPr>
-      <w:r>
-        <w:rPr>
-          <w:rFonts w:ascii="Times New Roman" w:eastAsia="Times New Roman" w:hAnsi="Times New Roman"/>
-          <w:i/>
-          <w:sz w:val="20"/>
-        </w:rPr>
-        <w:t>- Making the ticket management available to the administrator along with the claim locking, assigning the departments, merging duplicates, moderation, verification process, and audit logging.</w:t>
-      </w:r>
-    </w:p>
-    <w:p>
-      <w:pPr>
-        <w:spacing w:after="40" w:line="240" w:lineRule="auto"/>
-        <w:ind w:left="283" w:hanging="170"/>
-        <w:jc w:val="both"/>
-        <w:rPr>
-          <w:rFonts w:ascii="Times New Roman" w:eastAsia="Times New Roman" w:hAnsi="Times New Roman"/>
-          <w:i/>
-          <w:sz w:val="20"/>
-        </w:rPr>
-      </w:pPr>
-      <w:r>
-        <w:rPr>
-          <w:rFonts w:ascii="Times New Roman" w:eastAsia="Times New Roman" w:hAnsi="Times New Roman"/>
-          <w:i/>
-          <w:sz w:val="20"/>
-        </w:rPr>
-        <w:lastRenderedPageBreak/>
-        <w:t>- Adding the features for public safety like emergency button, missing child alerts, and city-wide service alerts.</w:t>
-      </w:r>
-    </w:p>
-    <w:p>
-      <w:pPr>
-        <w:spacing w:after="40" w:line="240" w:lineRule="auto"/>
-        <w:ind w:left="283" w:hanging="170"/>
-        <w:jc w:val="both"/>
-        <w:rPr>
-          <w:rFonts w:ascii="Times New Roman" w:eastAsia="Times New Roman" w:hAnsi="Times New Roman"/>
-          <w:i/>
-          <w:sz w:val="20"/>
-        </w:rPr>
-      </w:pPr>
-    </w:p>
-    <w:p>
-      <w:pPr>
-        <w:spacing w:after="40" w:line="240" w:lineRule="auto"/>
-        <w:ind w:left="283" w:hanging="170"/>
-        <w:jc w:val="both"/>
-        <w:rPr>
-          <w:rFonts w:ascii="Times New Roman" w:eastAsia="Times New Roman" w:hAnsi="Times New Roman"/>
-          <w:i/>
-          <w:sz w:val="20"/>
-        </w:rPr>
-      </w:pPr>
-      <w:r>
-        <w:rPr>
-          <w:rFonts w:ascii="Times New Roman" w:eastAsia="Times New Roman" w:hAnsi="Times New Roman"/>
-          <w:i/>
-          <w:sz w:val="20"/>
-        </w:rPr>
-        <w:t>C. Non-Functional Requirements</w:t>
-      </w:r>
-    </w:p>
-    <w:p>
-      <w:pPr>
-        <w:spacing w:after="40" w:line="240" w:lineRule="auto"/>
-        <w:ind w:left="283" w:hanging="170"/>
-        <w:jc w:val="both"/>
-        <w:rPr>
-          <w:rFonts w:ascii="Times New Roman" w:eastAsia="Times New Roman" w:hAnsi="Times New Roman"/>
-          <w:i/>
-          <w:sz w:val="20"/>
-        </w:rPr>
-      </w:pPr>
-      <w:r>
-        <w:rPr>
-          <w:rFonts w:ascii="Times New Roman" w:eastAsia="Times New Roman" w:hAnsi="Times New Roman"/>
-          <w:i/>
-          <w:sz w:val="20"/>
-        </w:rPr>
-        <w:t>- Privacy: ensuring the privacy of the mobile number, address, and partial information of the identification document.</w:t>
-      </w:r>
-    </w:p>
-    <w:p>
-      <w:pPr>
-        <w:spacing w:after="40" w:line="240" w:lineRule="auto"/>
-        <w:ind w:left="283" w:hanging="170"/>
-        <w:jc w:val="both"/>
-        <w:rPr>
-          <w:rFonts w:ascii="Times New Roman" w:eastAsia="Times New Roman" w:hAnsi="Times New Roman"/>
-          <w:i/>
-          <w:sz w:val="20"/>
-        </w:rPr>
-      </w:pPr>
-      <w:r>
-        <w:rPr>
-          <w:rFonts w:ascii="Times New Roman" w:eastAsia="Times New Roman" w:hAnsi="Times New Roman"/>
-          <w:i/>
-          <w:sz w:val="20"/>
-        </w:rPr>
-        <w:t>- Scalability: administrative lists are usable while handling hundreds of thousands of users.</w:t>
-      </w:r>
-    </w:p>
-    <w:p>
-      <w:pPr>
-        <w:spacing w:after="40" w:line="240" w:lineRule="auto"/>
-        <w:ind w:left="283" w:hanging="170"/>
-        <w:jc w:val="both"/>
-        <w:rPr>
-          <w:rFonts w:ascii="Times New Roman" w:eastAsia="Times New Roman" w:hAnsi="Times New Roman"/>
-          <w:i/>
-          <w:sz w:val="20"/>
-        </w:rPr>
-      </w:pPr>
-      <w:r>
-        <w:rPr>
-          <w:rFonts w:ascii="Times New Roman" w:eastAsia="Times New Roman" w:hAnsi="Times New Roman"/>
-          <w:i/>
-          <w:sz w:val="20"/>
-        </w:rPr>
-        <w:t>- Accessibility &amp; Reach: Supporting 23 Indian languages (20 languages translated yet), 2 themes (dark &amp; light), and layouts according to the device (phone, tablet, and computer).</w:t>
-      </w:r>
-    </w:p>
-    <w:p>
-      <w:pPr>
-        <w:spacing w:after="40" w:line="240" w:lineRule="auto"/>
-        <w:ind w:left="283" w:hanging="170"/>
-        <w:jc w:val="both"/>
-        <w:rPr>
-          <w:rFonts w:ascii="Times New Roman" w:eastAsia="Times New Roman" w:hAnsi="Times New Roman"/>
-          <w:i/>
-          <w:sz w:val="20"/>
-        </w:rPr>
-      </w:pPr>
-      <w:r>
-        <w:rPr>
-          <w:rFonts w:ascii="Times New Roman" w:eastAsia="Times New Roman" w:hAnsi="Times New Roman"/>
-          <w:i/>
-          <w:sz w:val="20"/>
-        </w:rPr>
-        <w:t>- Resilience: storing the offline reports in the queue on the device and reporting the issue automatically after getting the internet connectivity.</w:t>
-      </w:r>
-    </w:p>
-    <w:p>
-      <w:pPr>
-        <w:spacing w:after="40" w:line="240" w:lineRule="auto"/>
-        <w:ind w:left="283" w:hanging="170"/>
-        <w:jc w:val="both"/>
-      </w:pPr>
-      <w:r>
-        <w:rPr>
-          <w:rFonts w:ascii="Times New Roman" w:eastAsia="Times New Roman" w:hAnsi="Times New Roman"/>
-          <w:i/>
-          <w:sz w:val="20"/>
-        </w:rPr>
-        <w:t>- Cost: running on free-tier services for the database, artificial intelligence, and email in the pilot phase.</w:t>
-      </w:r>
-    </w:p>
-    <w:p>
-      <w:pPr>
-        <w:spacing w:before="160" w:after="80" w:line="240" w:lineRule="auto"/>
-        <w:jc w:val="center"/>
-      </w:pPr>
-      <w:r>
-        <w:rPr>
-          <w:rFonts w:ascii="Times New Roman" w:eastAsia="Times New Roman" w:hAnsi="Times New Roman"/>
-          <w:smallCaps/>
-          <w:sz w:val="20"/>
-        </w:rPr>
-        <w:t>V. Development Methodology</w:t>
-      </w:r>
-    </w:p>
-    <w:p>
-      <w:pPr>
-        <w:spacing w:after="40" w:line="240" w:lineRule="auto"/>
-        <w:ind w:left="283" w:hanging="170"/>
-        <w:jc w:val="both"/>
-        <w:rPr>
-          <w:rFonts w:ascii="Times New Roman" w:eastAsia="Times New Roman" w:hAnsi="Times New Roman"/>
-          <w:sz w:val="20"/>
-        </w:rPr>
-      </w:pPr>
-      <w:proofErr w:type="spellStart"/>
-      <w:r>
-        <w:rPr>
-          <w:rFonts w:ascii="Times New Roman" w:eastAsia="Times New Roman" w:hAnsi="Times New Roman"/>
-          <w:sz w:val="20"/>
-        </w:rPr>
-        <w:t>CivicPulse</w:t>
-      </w:r>
-      <w:proofErr w:type="spellEnd"/>
-      <w:r>
-        <w:rPr>
-          <w:rFonts w:ascii="Times New Roman" w:eastAsia="Times New Roman" w:hAnsi="Times New Roman"/>
-          <w:sz w:val="20"/>
-        </w:rPr>
-        <w:t xml:space="preserve"> was developed iteratively in two distinct phases with a fully working version being developed in each of them and put to testing before moving on to subsequent feature development.</w:t>
-      </w:r>
-    </w:p>
-    <w:p>
-      <w:pPr>
-        <w:spacing w:after="40" w:line="240" w:lineRule="auto"/>
-        <w:ind w:left="283" w:hanging="170"/>
-        <w:jc w:val="both"/>
-        <w:rPr>
-          <w:rFonts w:ascii="Times New Roman" w:eastAsia="Times New Roman" w:hAnsi="Times New Roman"/>
-          <w:sz w:val="20"/>
-        </w:rPr>
-      </w:pPr>
-    </w:p>
-    <w:p>
-      <w:pPr>
-        <w:spacing w:after="40" w:line="240" w:lineRule="auto"/>
-        <w:ind w:left="283" w:hanging="170"/>
-        <w:jc w:val="both"/>
         <w:rPr>
           <w:rFonts w:ascii="Times New Roman" w:eastAsia="Times New Roman" w:hAnsi="Times New Roman"/>
           <w:sz w:val="20"/>
@@ -1282,214 +1547,6 @@
           <w:sz w:val="20"/>
         </w:rPr>
         <w:t>A. Phase 1: Prototype</w:t>
-      </w:r>
-    </w:p>
-    <w:p>
-      <w:pPr>
-        <w:spacing w:after="40" w:line="240" w:lineRule="auto"/>
-        <w:ind w:left="283" w:hanging="170"/>
-        <w:jc w:val="both"/>
-        <w:rPr>
-          <w:rFonts w:ascii="Times New Roman" w:eastAsia="Times New Roman" w:hAnsi="Times New Roman"/>
-          <w:sz w:val="20"/>
-        </w:rPr>
-      </w:pPr>
-      <w:r>
-        <w:rPr>
-          <w:rFonts w:ascii="Times New Roman" w:eastAsia="Times New Roman" w:hAnsi="Times New Roman"/>
-          <w:sz w:val="20"/>
-        </w:rPr>
-        <w:t>The first version, created in June 2026, started as a static website and turned into a MERN stack app (MongoDB Atlas, Express, React, and Node.js) with its own authentication and REST endpoints. This prototype demonstrated the idea of map-based reporting and was designed to be mobile-responsive. The drawbacks discovered during development include hardcoding of authentication and access verification in handwritten server code that needed to be constantly updated; excessive data caching in the browser causing it to exceed storage quota; demo administrator credentials left visible on the page; and committing of configuration secrets to the repository. With increasing number of features, the amount of server-side code requiring repeated implementation of identical security checks also kept growing.</w:t>
-      </w:r>
-    </w:p>
-    <w:p>
-      <w:pPr>
-        <w:spacing w:after="40" w:line="240" w:lineRule="auto"/>
-        <w:ind w:left="283" w:hanging="170"/>
-        <w:jc w:val="both"/>
-        <w:rPr>
-          <w:rFonts w:ascii="Times New Roman" w:eastAsia="Times New Roman" w:hAnsi="Times New Roman"/>
-          <w:sz w:val="20"/>
-        </w:rPr>
-      </w:pPr>
-    </w:p>
-    <w:p>
-      <w:pPr>
-        <w:spacing w:after="40" w:line="240" w:lineRule="auto"/>
-        <w:ind w:left="283" w:hanging="170"/>
-        <w:jc w:val="both"/>
-        <w:rPr>
-          <w:rFonts w:ascii="Times New Roman" w:eastAsia="Times New Roman" w:hAnsi="Times New Roman"/>
-          <w:sz w:val="20"/>
-        </w:rPr>
-      </w:pPr>
-      <w:r>
-        <w:rPr>
-          <w:rFonts w:ascii="Times New Roman" w:eastAsia="Times New Roman" w:hAnsi="Times New Roman"/>
-          <w:sz w:val="20"/>
-        </w:rPr>
-        <w:t>B. Phase 2: Rebuilt with Database-Centric Architecture</w:t>
-      </w:r>
-    </w:p>
-    <w:p>
-      <w:pPr>
-        <w:spacing w:after="40" w:line="240" w:lineRule="auto"/>
-        <w:ind w:left="283" w:hanging="170"/>
-        <w:jc w:val="both"/>
-        <w:rPr>
-          <w:rFonts w:ascii="Times New Roman" w:eastAsia="Times New Roman" w:hAnsi="Times New Roman"/>
-          <w:sz w:val="20"/>
-        </w:rPr>
-      </w:pPr>
-      <w:r>
-        <w:rPr>
-          <w:rFonts w:ascii="Times New Roman" w:eastAsia="Times New Roman" w:hAnsi="Times New Roman"/>
-          <w:sz w:val="20"/>
-        </w:rPr>
-        <w:t xml:space="preserve">Starting in September 2026, the prototype was discarded and </w:t>
-      </w:r>
-      <w:proofErr w:type="spellStart"/>
-      <w:r>
-        <w:rPr>
-          <w:rFonts w:ascii="Times New Roman" w:eastAsia="Times New Roman" w:hAnsi="Times New Roman"/>
-          <w:sz w:val="20"/>
-        </w:rPr>
-        <w:t>CivicPulse</w:t>
-      </w:r>
-      <w:proofErr w:type="spellEnd"/>
-      <w:r>
-        <w:rPr>
-          <w:rFonts w:ascii="Times New Roman" w:eastAsia="Times New Roman" w:hAnsi="Times New Roman"/>
-          <w:sz w:val="20"/>
-        </w:rPr>
-        <w:t xml:space="preserve"> was completely rebuilt with React, TypeScript, and Tailwind CSS as the client-side tools and </w:t>
-      </w:r>
-      <w:proofErr w:type="spellStart"/>
-      <w:r>
-        <w:rPr>
-          <w:rFonts w:ascii="Times New Roman" w:eastAsia="Times New Roman" w:hAnsi="Times New Roman"/>
-          <w:sz w:val="20"/>
-        </w:rPr>
-        <w:t>Supabase</w:t>
-      </w:r>
-      <w:proofErr w:type="spellEnd"/>
-      <w:r>
-        <w:rPr>
-          <w:rFonts w:ascii="Times New Roman" w:eastAsia="Times New Roman" w:hAnsi="Times New Roman"/>
-          <w:sz w:val="20"/>
-        </w:rPr>
-        <w:t xml:space="preserve"> as the backend. One of the main decisions made during development was to move all the access control logic into PostgreSQL through row-level security policies, triggers, and functions, thus getting rid of necessity of creating one's own server and securing it. Configuration secrets committed to the prototype's repository were replaced with secrets kept only inside the database vault. The database schema grew through 53 short and versioned migrations that could be separately reviewed and applied.</w:t>
-      </w:r>
-    </w:p>
-    <w:p>
-      <w:pPr>
-        <w:spacing w:after="40" w:line="240" w:lineRule="auto"/>
-        <w:ind w:left="283" w:hanging="170"/>
-        <w:jc w:val="both"/>
-        <w:rPr>
-          <w:rFonts w:ascii="Times New Roman" w:eastAsia="Times New Roman" w:hAnsi="Times New Roman"/>
-          <w:sz w:val="20"/>
-        </w:rPr>
-      </w:pPr>
-    </w:p>
-    <w:p>
-      <w:pPr>
-        <w:spacing w:after="40" w:line="240" w:lineRule="auto"/>
-        <w:ind w:left="283" w:hanging="170"/>
-        <w:jc w:val="both"/>
-        <w:rPr>
-          <w:rFonts w:ascii="Times New Roman" w:eastAsia="Times New Roman" w:hAnsi="Times New Roman"/>
-          <w:sz w:val="20"/>
-        </w:rPr>
-      </w:pPr>
-      <w:r>
-        <w:rPr>
-          <w:rFonts w:ascii="Times New Roman" w:eastAsia="Times New Roman" w:hAnsi="Times New Roman"/>
-          <w:sz w:val="20"/>
-        </w:rPr>
-        <w:t>C. Process and Tools</w:t>
-      </w:r>
-    </w:p>
-    <w:p>
-      <w:pPr>
-        <w:spacing w:after="40" w:line="240" w:lineRule="auto"/>
-        <w:ind w:left="283" w:hanging="170"/>
-        <w:jc w:val="both"/>
-        <w:rPr>
-          <w:rFonts w:ascii="Times New Roman" w:eastAsia="Times New Roman" w:hAnsi="Times New Roman"/>
-          <w:sz w:val="20"/>
-        </w:rPr>
-      </w:pPr>
-      <w:r>
-        <w:rPr>
-          <w:rFonts w:ascii="Times New Roman" w:eastAsia="Times New Roman" w:hAnsi="Times New Roman"/>
-          <w:sz w:val="20"/>
-        </w:rPr>
-        <w:t>• Feature cycle: each feature was described in terms of screens and rules, then implemented through database migration along with client-side pages and tested using impersonated users and in browser on phones, tablets, and desktops.</w:t>
-      </w:r>
-    </w:p>
-    <w:p>
-      <w:pPr>
-        <w:spacing w:after="40" w:line="240" w:lineRule="auto"/>
-        <w:ind w:left="283" w:hanging="170"/>
-        <w:jc w:val="both"/>
-        <w:rPr>
-          <w:rFonts w:ascii="Times New Roman" w:eastAsia="Times New Roman" w:hAnsi="Times New Roman"/>
-          <w:sz w:val="20"/>
-        </w:rPr>
-      </w:pPr>
-      <w:r>
-        <w:rPr>
-          <w:rFonts w:ascii="Times New Roman" w:eastAsia="Times New Roman" w:hAnsi="Times New Roman"/>
-          <w:sz w:val="20"/>
-        </w:rPr>
-        <w:t>• Version control and integration: Git and continuous integration pipeline that runs unit tests, type checks, client builds, and auditing of production dependencies against vulnerabilities on each push.</w:t>
-      </w:r>
-    </w:p>
-    <w:p>
-      <w:pPr>
-        <w:spacing w:after="40" w:line="240" w:lineRule="auto"/>
-        <w:ind w:left="283" w:hanging="170"/>
-        <w:jc w:val="both"/>
-        <w:rPr>
-          <w:rFonts w:ascii="Times New Roman" w:eastAsia="Times New Roman" w:hAnsi="Times New Roman"/>
-          <w:sz w:val="20"/>
-        </w:rPr>
-      </w:pPr>
-      <w:r>
-        <w:rPr>
-          <w:rFonts w:ascii="Times New Roman" w:eastAsia="Times New Roman" w:hAnsi="Times New Roman"/>
-          <w:sz w:val="20"/>
-        </w:rPr>
-        <w:t>• Free-tier limitation as design requirement: all services (database, AI, email, maps, CAPTCHA) were chosen based on availability of free tier and AI and email usage limits are checked in the database.</w:t>
-      </w:r>
-    </w:p>
-    <w:p>
-      <w:pPr>
-        <w:spacing w:after="40" w:line="240" w:lineRule="auto"/>
-        <w:ind w:left="283" w:hanging="170"/>
-        <w:jc w:val="both"/>
-      </w:pPr>
-      <w:r>
-        <w:rPr>
-          <w:rFonts w:ascii="Times New Roman" w:eastAsia="Times New Roman" w:hAnsi="Times New Roman"/>
-          <w:sz w:val="20"/>
-        </w:rPr>
-        <w:t>• AI assistance: AI coding assistant was used for pair programming, code review, and writing migrations, all of which was reviewed, tested, and approved by the authors.</w:t>
-      </w:r>
-    </w:p>
-    <w:p>
-      <w:pPr>
-        <w:spacing w:before="160" w:after="80" w:line="240" w:lineRule="auto"/>
-        <w:jc w:val="center"/>
-      </w:pPr>
-      <w:r>
-        <w:rPr>
-          <w:rFonts w:ascii="Times New Roman" w:eastAsia="Times New Roman" w:hAnsi="Times New Roman"/>
-          <w:smallCaps/>
-          <w:sz w:val="20"/>
-        </w:rPr>
-        <w:t>VI. End-to-End Workflow</w:t>
       </w:r>
     </w:p>
     <w:p>
@@ -1507,7 +1564,23 @@
           <w:rFonts w:ascii="Times New Roman" w:eastAsia="Times New Roman" w:hAnsi="Times New Roman"/>
           <w:sz w:val="20"/>
         </w:rPr>
-        <w:t>The following describes the application's functionality as seen through the eyes of users before moving to the implementation details. The first flow is centered around the lifecycle of a single report, followed by other workflows implemented through the platform.</w:t>
+        <w:t xml:space="preserve">The first version of the software, which appeared in June 2026, was initially a static website and became a MERN stack application (MongoDB Atlas, Express, React, and Node.js) with its own authentication and REST endpoints. This prototype represented the concept of reporting using the map interface and was also meant to be mobile-responsive. Drawbacks revealed during the process of development included hardcoding of authentication and access checks in the handwritten server code that had to be updated regularly; excessive caching of the data in the browser leading to exceeding storage limit; visible demo administrator credentials on the website; and the configuration secrets committed to the prototype repository. Growing </w:t>
+      </w:r>
+      <w:proofErr w:type="gramStart"/>
+      <w:r>
+        <w:rPr>
+          <w:rFonts w:ascii="Times New Roman" w:eastAsia="Times New Roman" w:hAnsi="Times New Roman"/>
+          <w:sz w:val="20"/>
+        </w:rPr>
+        <w:t>amount</w:t>
+      </w:r>
+      <w:proofErr w:type="gramEnd"/>
+      <w:r>
+        <w:rPr>
+          <w:rFonts w:ascii="Times New Roman" w:eastAsia="Times New Roman" w:hAnsi="Times New Roman"/>
+          <w:sz w:val="20"/>
+        </w:rPr>
+        <w:t xml:space="preserve"> of features also increased the amount of server-side code implementing the same security checks repeatedly.</w:t>
       </w:r>
     </w:p>
     <w:p>
@@ -1536,7 +1609,7 @@
           <w:rFonts w:ascii="Times New Roman" w:eastAsia="Times New Roman" w:hAnsi="Times New Roman"/>
           <w:sz w:val="20"/>
         </w:rPr>
-        <w:t>A. The Core Flow: From Problem to Verified Fix</w:t>
+        <w:t>B. Phase 2: Rebuilt with Database-Centric Architecture</w:t>
       </w:r>
     </w:p>
     <w:p>
@@ -1554,7 +1627,7 @@
           <w:rFonts w:ascii="Times New Roman" w:eastAsia="Times New Roman" w:hAnsi="Times New Roman"/>
           <w:sz w:val="20"/>
         </w:rPr>
-        <w:t xml:space="preserve">• Notice: The resident sees a big pothole in his street and starts using </w:t>
+        <w:t xml:space="preserve">As of September 2026, the prototype was abandoned and </w:t>
       </w:r>
       <w:proofErr w:type="spellStart"/>
       <w:r>
@@ -1570,7 +1643,23 @@
           <w:rFonts w:ascii="Times New Roman" w:eastAsia="Times New Roman" w:hAnsi="Times New Roman"/>
           <w:sz w:val="20"/>
         </w:rPr>
-        <w:t xml:space="preserve"> on his mobile phone. He does not have to log into the application – a guest session is automatically created in the background.</w:t>
+        <w:t xml:space="preserve"> was rewritten using React, TypeScript, and Tailwind CSS as client-side technologies and </w:t>
+      </w:r>
+      <w:proofErr w:type="spellStart"/>
+      <w:r>
+        <w:rPr>
+          <w:rFonts w:ascii="Times New Roman" w:eastAsia="Times New Roman" w:hAnsi="Times New Roman"/>
+          <w:sz w:val="20"/>
+        </w:rPr>
+        <w:t>Supabase</w:t>
+      </w:r>
+      <w:proofErr w:type="spellEnd"/>
+      <w:r>
+        <w:rPr>
+          <w:rFonts w:ascii="Times New Roman" w:eastAsia="Times New Roman" w:hAnsi="Times New Roman"/>
+          <w:sz w:val="20"/>
+        </w:rPr>
+        <w:t xml:space="preserve"> as the backend. One of the key decisions made during the process of developing the product was transferring of all access control functionality into PostgreSQL through row-level security policies, triggers, and functions which eliminated the need to create a server and to secure it. Configuration secrets committed to the prototype repository were replaced by secrets stored only in the database vault. The database schema was expanded using 53 short and versioned migrations that could be reviewed and applied separately.</w:t>
       </w:r>
     </w:p>
     <w:p>
@@ -1583,13 +1672,6 @@
           <w:sz w:val="20"/>
         </w:rPr>
       </w:pPr>
-      <w:r>
-        <w:rPr>
-          <w:rFonts w:ascii="Times New Roman" w:eastAsia="Times New Roman" w:hAnsi="Times New Roman"/>
-          <w:sz w:val="20"/>
-        </w:rPr>
-        <w:t>• Describe: The resident takes a photo of the pothole. The location is extracted from the image, and based on it, the AI-generated autofill suggests a category, a title, and a description, which can be modified by the resident. Faces and number plates in the picture can be blurred before uploading.</w:t>
-      </w:r>
     </w:p>
     <w:p>
       <w:pPr>
@@ -1606,7 +1688,7 @@
           <w:rFonts w:ascii="Times New Roman" w:eastAsia="Times New Roman" w:hAnsi="Times New Roman"/>
           <w:sz w:val="20"/>
         </w:rPr>
-        <w:t>• Check for duplicates: The form shows open reports of the same category in the 250 meter radius. When needed, the AI evaluates semantic similarities between the report draft and existing reports. If there is a previous report about the pothole, the resident refers to this report instead of creating a new one.</w:t>
+        <w:t>C. Process and Tools</w:t>
       </w:r>
     </w:p>
     <w:p>
@@ -1624,7 +1706,7 @@
           <w:rFonts w:ascii="Times New Roman" w:eastAsia="Times New Roman" w:hAnsi="Times New Roman"/>
           <w:sz w:val="20"/>
         </w:rPr>
-        <w:t>• Submit: The report receives a unique public ID, becomes visible on the feed and map. If there is no internet connection, the report is queued and will be automatically uploaded when there is one. At this moment, the resident has an opportunity for one-tap handoff to the WhatsApp and grievance portal of GHMC.</w:t>
+        <w:t>• Feature cycle: each feature was specified as screens and rules and then implemented through the database migration and client-side pages with subsequent testing using impersonated users and browser testing on phones, tablets, and desktop computers.</w:t>
       </w:r>
     </w:p>
     <w:p>
@@ -1642,7 +1724,7 @@
           <w:rFonts w:ascii="Times New Roman" w:eastAsia="Times New Roman" w:hAnsi="Times New Roman"/>
           <w:sz w:val="20"/>
         </w:rPr>
-        <w:t>• Triage: The administrator claims the ticket, confirms or overwrites the AI-based recommendation on department and assigns the suggested fix date. All of these actions are logged on the public timeline and notify the resident through in-app notification, web push notification or email.</w:t>
+        <w:t>• Version control and integration: Git and continuous integration pipeline running unit tests, type checks, client builds, and auditing of production dependencies for vulnerabilities on each push.</w:t>
       </w:r>
     </w:p>
     <w:p>
@@ -1660,8 +1742,7 @@
           <w:rFonts w:ascii="Times New Roman" w:eastAsia="Times New Roman" w:hAnsi="Times New Roman"/>
           <w:sz w:val="20"/>
         </w:rPr>
-        <w:lastRenderedPageBreak/>
-        <w:t>• Community: The neighbors become interested in the report, add their pictures and comments. Official responses from the staff are marked as such.</w:t>
+        <w:t>• Free-tier constraint as design requirement: all services (database, AI, email, maps, CAPTCHA) were selected based on availability of free tier and AI and email use limits were enforced in the database.</w:t>
       </w:r>
     </w:p>
     <w:p>
@@ -1679,7 +1760,7 @@
           <w:rFonts w:ascii="Times New Roman" w:eastAsia="Times New Roman" w:hAnsi="Times New Roman"/>
           <w:sz w:val="20"/>
         </w:rPr>
-        <w:t>• Resolve: The relevant department performs the repair, and the administrator uploads a post-repair picture. The report cannot be marked as "resolved" until the administrator uploads the after picture.</w:t>
+        <w:t>• AI assistance: AI coding assistant was used for pair programming, code review, and migration writing that was reviewed, tested, and approved by the authors.</w:t>
       </w:r>
     </w:p>
     <w:p>
@@ -1697,7 +1778,7 @@
           <w:rFonts w:ascii="Times New Roman" w:eastAsia="Times New Roman" w:hAnsi="Times New Roman"/>
           <w:sz w:val="20"/>
         </w:rPr>
-        <w:t>• Verify: The resident gets to see the before and after pictures and has 7 days to confirm or dispute the fix. Dispute with an explanation leads to reopening the ticket and flagging the disputed fix across all instances. In case the resident does not react, it is assumed that he approved the fix.</w:t>
+        <w:t>VI. END-TO-END WORKFLOW</w:t>
       </w:r>
     </w:p>
     <w:p>
@@ -1715,7 +1796,23 @@
           <w:rFonts w:ascii="Times New Roman" w:eastAsia="Times New Roman" w:hAnsi="Times New Roman"/>
           <w:sz w:val="20"/>
         </w:rPr>
-        <w:t>• Account: Confirmed fixes go into the public department scorecard (on-time ratio, days to fix, confirmed share) and earn points for the resident's tier.</w:t>
+        <w:t xml:space="preserve">Below is the description of the application's functionality as perceived by users before going to the details of implementation. The first workflow </w:t>
+      </w:r>
+      <w:proofErr w:type="gramStart"/>
+      <w:r>
+        <w:rPr>
+          <w:rFonts w:ascii="Times New Roman" w:eastAsia="Times New Roman" w:hAnsi="Times New Roman"/>
+          <w:sz w:val="20"/>
+        </w:rPr>
+        <w:t>is focused</w:t>
+      </w:r>
+      <w:proofErr w:type="gramEnd"/>
+      <w:r>
+        <w:rPr>
+          <w:rFonts w:ascii="Times New Roman" w:eastAsia="Times New Roman" w:hAnsi="Times New Roman"/>
+          <w:sz w:val="20"/>
+        </w:rPr>
+        <w:t xml:space="preserve"> on the lifecycle of a single report and other workflows implemented via the platform.</w:t>
       </w:r>
     </w:p>
     <w:p>
@@ -1728,13 +1825,6 @@
           <w:sz w:val="20"/>
         </w:rPr>
       </w:pPr>
-      <w:r>
-        <w:rPr>
-          <w:rFonts w:ascii="Times New Roman" w:eastAsia="Times New Roman" w:hAnsi="Times New Roman"/>
-          <w:sz w:val="20"/>
-        </w:rPr>
-        <w:t>This journey corresponds to the lifecycle described in Figure 2 and steps numbered in the architectural diagram in Figure 1.</w:t>
-      </w:r>
     </w:p>
     <w:p>
       <w:pPr>
@@ -1746,6 +1836,13 @@
           <w:sz w:val="20"/>
         </w:rPr>
       </w:pPr>
+      <w:r>
+        <w:rPr>
+          <w:rFonts w:ascii="Times New Roman" w:eastAsia="Times New Roman" w:hAnsi="Times New Roman"/>
+          <w:sz w:val="20"/>
+        </w:rPr>
+        <w:t>A. Core Journey: From Issue Discovery to Validated Resolution</w:t>
+      </w:r>
     </w:p>
     <w:p>
       <w:pPr>
@@ -1762,7 +1859,23 @@
           <w:rFonts w:ascii="Times New Roman" w:eastAsia="Times New Roman" w:hAnsi="Times New Roman"/>
           <w:sz w:val="20"/>
         </w:rPr>
-        <w:t>B. Other Journeys</w:t>
+        <w:t xml:space="preserve">• Notice: The resident detects a large pothole in his street and starts reporting through </w:t>
+      </w:r>
+      <w:proofErr w:type="spellStart"/>
+      <w:r>
+        <w:rPr>
+          <w:rFonts w:ascii="Times New Roman" w:eastAsia="Times New Roman" w:hAnsi="Times New Roman"/>
+          <w:sz w:val="20"/>
+        </w:rPr>
+        <w:t>CivicPulse</w:t>
+      </w:r>
+      <w:proofErr w:type="spellEnd"/>
+      <w:r>
+        <w:rPr>
+          <w:rFonts w:ascii="Times New Roman" w:eastAsia="Times New Roman" w:hAnsi="Times New Roman"/>
+          <w:sz w:val="20"/>
+        </w:rPr>
+        <w:t xml:space="preserve"> application on his mobile device. The resident doesn’t have to sign up to the application – a guest mode is initiated automatically.</w:t>
       </w:r>
     </w:p>
     <w:p>
@@ -1770,13 +1883,269 @@
         <w:spacing w:after="80" w:line="240" w:lineRule="auto"/>
         <w:ind w:firstLine="198"/>
         <w:jc w:val="both"/>
-      </w:pPr>
-      <w:r>
-        <w:rPr>
-          <w:rFonts w:ascii="Times New Roman" w:eastAsia="Times New Roman" w:hAnsi="Times New Roman"/>
-          <w:sz w:val="20"/>
-        </w:rPr>
-        <w:t>Table I shows the functionality of each user type. The scenarios below describe the main journeys aside from reporting.</w:t>
+        <w:rPr>
+          <w:rFonts w:ascii="Times New Roman" w:eastAsia="Times New Roman" w:hAnsi="Times New Roman"/>
+          <w:sz w:val="20"/>
+        </w:rPr>
+      </w:pPr>
+      <w:r>
+        <w:rPr>
+          <w:rFonts w:ascii="Times New Roman" w:eastAsia="Times New Roman" w:hAnsi="Times New Roman"/>
+          <w:sz w:val="20"/>
+        </w:rPr>
+        <w:t xml:space="preserve">• Describe: The resident takes a photo of the pothole. Location is determined from the photo. Based on the location, the AI generated autofill gives the suggestion of the category, title and description of the report which may be edited by the resident. Faces and license plates in the photo may be blurred before </w:t>
+      </w:r>
+      <w:proofErr w:type="gramStart"/>
+      <w:r>
+        <w:rPr>
+          <w:rFonts w:ascii="Times New Roman" w:eastAsia="Times New Roman" w:hAnsi="Times New Roman"/>
+          <w:sz w:val="20"/>
+        </w:rPr>
+        <w:t>upload</w:t>
+      </w:r>
+      <w:proofErr w:type="gramEnd"/>
+      <w:r>
+        <w:rPr>
+          <w:rFonts w:ascii="Times New Roman" w:eastAsia="Times New Roman" w:hAnsi="Times New Roman"/>
+          <w:sz w:val="20"/>
+        </w:rPr>
+        <w:t>.</w:t>
+      </w:r>
+    </w:p>
+    <w:p>
+      <w:pPr>
+        <w:spacing w:after="80" w:line="240" w:lineRule="auto"/>
+        <w:ind w:firstLine="198"/>
+        <w:jc w:val="both"/>
+        <w:rPr>
+          <w:rFonts w:ascii="Times New Roman" w:eastAsia="Times New Roman" w:hAnsi="Times New Roman"/>
+          <w:sz w:val="20"/>
+        </w:rPr>
+      </w:pPr>
+      <w:r>
+        <w:rPr>
+          <w:rFonts w:ascii="Times New Roman" w:eastAsia="Times New Roman" w:hAnsi="Times New Roman"/>
+          <w:sz w:val="20"/>
+        </w:rPr>
+        <w:t>• Check for duplicates: Form shows open reports of the same category within 250-meter radius. If required, the AI compares semantic similarities between the drafted report and existing reports. If there is an existing report about the pothole, the resident uses that report rather than creating a new report.</w:t>
+      </w:r>
+    </w:p>
+    <w:p>
+      <w:pPr>
+        <w:spacing w:after="80" w:line="240" w:lineRule="auto"/>
+        <w:ind w:firstLine="198"/>
+        <w:jc w:val="both"/>
+        <w:rPr>
+          <w:rFonts w:ascii="Times New Roman" w:eastAsia="Times New Roman" w:hAnsi="Times New Roman"/>
+          <w:sz w:val="20"/>
+        </w:rPr>
+      </w:pPr>
+      <w:r>
+        <w:rPr>
+          <w:rFonts w:ascii="Times New Roman" w:eastAsia="Times New Roman" w:hAnsi="Times New Roman"/>
+          <w:sz w:val="20"/>
+        </w:rPr>
+        <w:t>• Submit: The report is assigned unique public ID, becomes visible on the feed and map. If there is no internet access, the report is queued and will be uploaded automatically upon the appearance of internet. Right now, the resident has a chance to use one-tap hand off to the report in WhatsApp and grievance portal of GHMC.</w:t>
+      </w:r>
+    </w:p>
+    <w:p>
+      <w:pPr>
+        <w:spacing w:after="80" w:line="240" w:lineRule="auto"/>
+        <w:ind w:firstLine="198"/>
+        <w:jc w:val="both"/>
+        <w:rPr>
+          <w:rFonts w:ascii="Times New Roman" w:eastAsia="Times New Roman" w:hAnsi="Times New Roman"/>
+          <w:sz w:val="20"/>
+        </w:rPr>
+      </w:pPr>
+      <w:r>
+        <w:rPr>
+          <w:rFonts w:ascii="Times New Roman" w:eastAsia="Times New Roman" w:hAnsi="Times New Roman"/>
+          <w:sz w:val="20"/>
+        </w:rPr>
+        <w:t xml:space="preserve">• Triage: The administrator accepts the ticket, confirms or overrides AI generated suggestion regarding department and </w:t>
+      </w:r>
+      <w:proofErr w:type="gramStart"/>
+      <w:r>
+        <w:rPr>
+          <w:rFonts w:ascii="Times New Roman" w:eastAsia="Times New Roman" w:hAnsi="Times New Roman"/>
+          <w:sz w:val="20"/>
+        </w:rPr>
+        <w:t>assign</w:t>
+      </w:r>
+      <w:proofErr w:type="gramEnd"/>
+      <w:r>
+        <w:rPr>
+          <w:rFonts w:ascii="Times New Roman" w:eastAsia="Times New Roman" w:hAnsi="Times New Roman"/>
+          <w:sz w:val="20"/>
+        </w:rPr>
+        <w:t xml:space="preserve"> the </w:t>
+      </w:r>
+      <w:proofErr w:type="gramStart"/>
+      <w:r>
+        <w:rPr>
+          <w:rFonts w:ascii="Times New Roman" w:eastAsia="Times New Roman" w:hAnsi="Times New Roman"/>
+          <w:sz w:val="20"/>
+        </w:rPr>
+        <w:t>fix</w:t>
+      </w:r>
+      <w:proofErr w:type="gramEnd"/>
+      <w:r>
+        <w:rPr>
+          <w:rFonts w:ascii="Times New Roman" w:eastAsia="Times New Roman" w:hAnsi="Times New Roman"/>
+          <w:sz w:val="20"/>
+        </w:rPr>
+        <w:t xml:space="preserve"> date. All the actions are recorded on the public timeline and notify the </w:t>
+      </w:r>
+      <w:proofErr w:type="gramStart"/>
+      <w:r>
+        <w:rPr>
+          <w:rFonts w:ascii="Times New Roman" w:eastAsia="Times New Roman" w:hAnsi="Times New Roman"/>
+          <w:sz w:val="20"/>
+        </w:rPr>
+        <w:t>resident</w:t>
+      </w:r>
+      <w:proofErr w:type="gramEnd"/>
+      <w:r>
+        <w:rPr>
+          <w:rFonts w:ascii="Times New Roman" w:eastAsia="Times New Roman" w:hAnsi="Times New Roman"/>
+          <w:sz w:val="20"/>
+        </w:rPr>
+        <w:t xml:space="preserve"> via in-app notification, web push notification or email.</w:t>
+      </w:r>
+    </w:p>
+    <w:p>
+      <w:pPr>
+        <w:spacing w:after="80" w:line="240" w:lineRule="auto"/>
+        <w:ind w:firstLine="198"/>
+        <w:jc w:val="both"/>
+        <w:rPr>
+          <w:rFonts w:ascii="Times New Roman" w:eastAsia="Times New Roman" w:hAnsi="Times New Roman"/>
+          <w:sz w:val="20"/>
+        </w:rPr>
+      </w:pPr>
+      <w:r>
+        <w:rPr>
+          <w:rFonts w:ascii="Times New Roman" w:eastAsia="Times New Roman" w:hAnsi="Times New Roman"/>
+          <w:sz w:val="20"/>
+        </w:rPr>
+        <w:lastRenderedPageBreak/>
+        <w:t>• Community: Neighbors get interested in the report, contribute photos and comments. Comments from the staff are identified as such.</w:t>
+      </w:r>
+    </w:p>
+    <w:p>
+      <w:pPr>
+        <w:spacing w:after="80" w:line="240" w:lineRule="auto"/>
+        <w:ind w:firstLine="198"/>
+        <w:jc w:val="both"/>
+        <w:rPr>
+          <w:rFonts w:ascii="Times New Roman" w:eastAsia="Times New Roman" w:hAnsi="Times New Roman"/>
+          <w:sz w:val="20"/>
+        </w:rPr>
+      </w:pPr>
+      <w:r>
+        <w:rPr>
+          <w:rFonts w:ascii="Times New Roman" w:eastAsia="Times New Roman" w:hAnsi="Times New Roman"/>
+          <w:sz w:val="20"/>
+        </w:rPr>
+        <w:t>• Resolve: The relevant department fixes the issue, and the administrator uploads the post-fix photo. Report cannot be marked as “Resolved” until the administrator uploads the after photo.</w:t>
+      </w:r>
+    </w:p>
+    <w:p>
+      <w:pPr>
+        <w:spacing w:after="80" w:line="240" w:lineRule="auto"/>
+        <w:ind w:firstLine="198"/>
+        <w:jc w:val="both"/>
+        <w:rPr>
+          <w:rFonts w:ascii="Times New Roman" w:eastAsia="Times New Roman" w:hAnsi="Times New Roman"/>
+          <w:sz w:val="20"/>
+        </w:rPr>
+      </w:pPr>
+      <w:r>
+        <w:rPr>
+          <w:rFonts w:ascii="Times New Roman" w:eastAsia="Times New Roman" w:hAnsi="Times New Roman"/>
+          <w:sz w:val="20"/>
+        </w:rPr>
+        <w:t>• Verify: The resident is presented with the before and after photos and has 7 days to confirm or dispute the fix. Dispute with the explanation results in opening of the ticket and flagging of the disputed fix across all occurrences. In case the resident does not respond, it is presumed that he confirmed the fix.</w:t>
+      </w:r>
+    </w:p>
+    <w:p>
+      <w:pPr>
+        <w:spacing w:after="80" w:line="240" w:lineRule="auto"/>
+        <w:ind w:firstLine="198"/>
+        <w:jc w:val="both"/>
+        <w:rPr>
+          <w:rFonts w:ascii="Times New Roman" w:eastAsia="Times New Roman" w:hAnsi="Times New Roman"/>
+          <w:sz w:val="20"/>
+        </w:rPr>
+      </w:pPr>
+      <w:r>
+        <w:rPr>
+          <w:rFonts w:ascii="Times New Roman" w:eastAsia="Times New Roman" w:hAnsi="Times New Roman"/>
+          <w:sz w:val="20"/>
+        </w:rPr>
+        <w:t>• Account: Confirmed fixes are included in the public department scorecard (on-time rate, average time to fix, confirmed percentage) and earn the points for the resident’s tier.</w:t>
+      </w:r>
+    </w:p>
+    <w:p>
+      <w:pPr>
+        <w:spacing w:after="80" w:line="240" w:lineRule="auto"/>
+        <w:ind w:firstLine="198"/>
+        <w:jc w:val="both"/>
+        <w:rPr>
+          <w:rFonts w:ascii="Times New Roman" w:eastAsia="Times New Roman" w:hAnsi="Times New Roman"/>
+          <w:sz w:val="20"/>
+        </w:rPr>
+      </w:pPr>
+      <w:r>
+        <w:rPr>
+          <w:rFonts w:ascii="Times New Roman" w:eastAsia="Times New Roman" w:hAnsi="Times New Roman"/>
+          <w:sz w:val="20"/>
+        </w:rPr>
+        <w:t>This journey corresponds to the lifecycle shown in Figure 2 and numbered steps in the architecture diagram of Figure 1.</w:t>
+      </w:r>
+    </w:p>
+    <w:p>
+      <w:pPr>
+        <w:spacing w:after="80" w:line="240" w:lineRule="auto"/>
+        <w:ind w:firstLine="198"/>
+        <w:jc w:val="both"/>
+        <w:rPr>
+          <w:rFonts w:ascii="Times New Roman" w:eastAsia="Times New Roman" w:hAnsi="Times New Roman"/>
+          <w:sz w:val="20"/>
+        </w:rPr>
+      </w:pPr>
+    </w:p>
+    <w:p>
+      <w:pPr>
+        <w:spacing w:after="80" w:line="240" w:lineRule="auto"/>
+        <w:ind w:firstLine="198"/>
+        <w:jc w:val="both"/>
+        <w:rPr>
+          <w:rFonts w:ascii="Times New Roman" w:eastAsia="Times New Roman" w:hAnsi="Times New Roman"/>
+          <w:sz w:val="20"/>
+        </w:rPr>
+      </w:pPr>
+      <w:r>
+        <w:rPr>
+          <w:rFonts w:ascii="Times New Roman" w:eastAsia="Times New Roman" w:hAnsi="Times New Roman"/>
+          <w:sz w:val="20"/>
+        </w:rPr>
+        <w:t>B. Other Journeys</w:t>
+      </w:r>
+    </w:p>
+    <w:p>
+      <w:pPr>
+        <w:spacing w:after="80" w:line="240" w:lineRule="auto"/>
+        <w:ind w:firstLine="198"/>
+        <w:jc w:val="both"/>
+      </w:pPr>
+      <w:r>
+        <w:rPr>
+          <w:rFonts w:ascii="Times New Roman" w:eastAsia="Times New Roman" w:hAnsi="Times New Roman"/>
+          <w:sz w:val="20"/>
+        </w:rPr>
+        <w:t>Table I describes functionality of every user type. Below are the descriptions of other journeys besides reporting.</w:t>
       </w:r>
     </w:p>
     <w:p>
@@ -2042,7 +2411,23 @@
           <w:rFonts w:ascii="Times New Roman" w:eastAsia="Times New Roman" w:hAnsi="Times New Roman"/>
           <w:sz w:val="20"/>
         </w:rPr>
-        <w:t>Emergency protocol: A resident in danger pushes and maintains the press on the SOS button for 1.2 seconds; the device connects the user with 112 and allows to share the location of the user through SMS with up to three pre-defined contacts.</w:t>
+        <w:t xml:space="preserve">Emergency protocol: A resident in danger pushes and maintains the press on the SOS button for 1.2 seconds; the device connects the user with 112 and </w:t>
+      </w:r>
+      <w:proofErr w:type="gramStart"/>
+      <w:r>
+        <w:rPr>
+          <w:rFonts w:ascii="Times New Roman" w:eastAsia="Times New Roman" w:hAnsi="Times New Roman"/>
+          <w:sz w:val="20"/>
+        </w:rPr>
+        <w:t>allows</w:t>
+      </w:r>
+      <w:proofErr w:type="gramEnd"/>
+      <w:r>
+        <w:rPr>
+          <w:rFonts w:ascii="Times New Roman" w:eastAsia="Times New Roman" w:hAnsi="Times New Roman"/>
+          <w:sz w:val="20"/>
+        </w:rPr>
+        <w:t xml:space="preserve"> to share the location of the user through SMS with up to three pre-defined contacts.</w:t>
       </w:r>
     </w:p>
     <w:p>
@@ -2060,7 +2445,23 @@
           <w:rFonts w:ascii="Times New Roman" w:eastAsia="Times New Roman" w:hAnsi="Times New Roman"/>
           <w:sz w:val="20"/>
         </w:rPr>
-        <w:t>• Protocol for missing child: The administrator sends out an alert confirmed by the police FIR; the alert appears at the top of every page for 72 hours and any resident can report a sighting which is visible only to the administrators.</w:t>
+        <w:t xml:space="preserve">• Protocol for missing </w:t>
+      </w:r>
+      <w:proofErr w:type="gramStart"/>
+      <w:r>
+        <w:rPr>
+          <w:rFonts w:ascii="Times New Roman" w:eastAsia="Times New Roman" w:hAnsi="Times New Roman"/>
+          <w:sz w:val="20"/>
+        </w:rPr>
+        <w:t>child</w:t>
+      </w:r>
+      <w:proofErr w:type="gramEnd"/>
+      <w:r>
+        <w:rPr>
+          <w:rFonts w:ascii="Times New Roman" w:eastAsia="Times New Roman" w:hAnsi="Times New Roman"/>
+          <w:sz w:val="20"/>
+        </w:rPr>
+        <w:t>: The administrator sends out an alert confirmed by the police FIR; the alert appears at the top of every page for 72 hours and any resident can report a sighting which is visible only to the administrators.</w:t>
       </w:r>
     </w:p>
     <w:p>
@@ -2131,6 +2532,84 @@
         </w:rPr>
         <w:t>VII. System Architecture</w:t>
       </w:r>
+    </w:p>
+    <w:p>
+      <w:pPr>
+        <w:rPr>
+          <w:rFonts w:ascii="Times New Roman" w:eastAsia="Times New Roman" w:hAnsi="Times New Roman"/>
+          <w:sz w:val="20"/>
+        </w:rPr>
+      </w:pPr>
+      <w:r>
+        <w:rPr>
+          <w:rFonts w:ascii="Times New Roman" w:eastAsia="Times New Roman" w:hAnsi="Times New Roman"/>
+          <w:sz w:val="20"/>
+        </w:rPr>
+        <w:t xml:space="preserve">The architecture of the system is based on thin-client/thick-database model, depicted on Figure 1. On the client side of the application there is one-page application developed in React 19 with TypeScript and Tailwind CSS styles, using Vite compiler. The application can be installed as a progressive web application. Service worker Workbox performs preloading of application shell and uses cache-first policy for caching of images and map tiles. </w:t>
+      </w:r>
+      <w:proofErr w:type="gramStart"/>
+      <w:r>
+        <w:rPr>
+          <w:rFonts w:ascii="Times New Roman" w:eastAsia="Times New Roman" w:hAnsi="Times New Roman"/>
+          <w:sz w:val="20"/>
+        </w:rPr>
+        <w:t>Network-first</w:t>
+      </w:r>
+      <w:proofErr w:type="gramEnd"/>
+      <w:r>
+        <w:rPr>
+          <w:rFonts w:ascii="Times New Roman" w:eastAsia="Times New Roman" w:hAnsi="Times New Roman"/>
+          <w:sz w:val="20"/>
+        </w:rPr>
+        <w:t xml:space="preserve"> strategy is used for API requests with small timeout so that the reports seen before becoming offline become accessible offline. The reports created offline and corresponding images and videos are saved in </w:t>
+      </w:r>
+      <w:proofErr w:type="spellStart"/>
+      <w:r>
+        <w:rPr>
+          <w:rFonts w:ascii="Times New Roman" w:eastAsia="Times New Roman" w:hAnsi="Times New Roman"/>
+          <w:sz w:val="20"/>
+        </w:rPr>
+        <w:t>IndexedDB</w:t>
+      </w:r>
+      <w:proofErr w:type="spellEnd"/>
+      <w:r>
+        <w:rPr>
+          <w:rFonts w:ascii="Times New Roman" w:eastAsia="Times New Roman" w:hAnsi="Times New Roman"/>
+          <w:sz w:val="20"/>
+        </w:rPr>
+        <w:t xml:space="preserve"> outbox until the connection is restored and then delivered automatically. The map is drawn using Leaflet library using OpenStreetMap tiles. The information about location comes from photo metadata using </w:t>
+      </w:r>
+      <w:proofErr w:type="spellStart"/>
+      <w:r>
+        <w:rPr>
+          <w:rFonts w:ascii="Times New Roman" w:eastAsia="Times New Roman" w:hAnsi="Times New Roman"/>
+          <w:sz w:val="20"/>
+        </w:rPr>
+        <w:t>exifr</w:t>
+      </w:r>
+      <w:proofErr w:type="spellEnd"/>
+      <w:r>
+        <w:rPr>
+          <w:rFonts w:ascii="Times New Roman" w:eastAsia="Times New Roman" w:hAnsi="Times New Roman"/>
+          <w:sz w:val="20"/>
+        </w:rPr>
+        <w:t xml:space="preserve"> library.</w:t>
+      </w:r>
+      <w:r>
+        <w:rPr>
+          <w:rFonts w:ascii="Times New Roman" w:eastAsia="Times New Roman" w:hAnsi="Times New Roman"/>
+          <w:sz w:val="20"/>
+        </w:rPr>
+        <w:t xml:space="preserve">   </w:t>
+      </w:r>
+    </w:p>
+    <w:p>
+      <w:pPr>
+        <w:rPr>
+          <w:rFonts w:ascii="Times New Roman" w:eastAsia="Times New Roman" w:hAnsi="Times New Roman"/>
+          <w:sz w:val="20"/>
+        </w:rPr>
+      </w:pPr>
     </w:p>
     <w:p>
       <w:pPr>
@@ -2142,66 +2621,10 @@
           <w:docGrid w:linePitch="360"/>
         </w:sectPr>
       </w:pPr>
-      <w:r>
-        <w:rPr>
-          <w:rFonts w:ascii="Times New Roman" w:eastAsia="Times New Roman" w:hAnsi="Times New Roman"/>
-          <w:sz w:val="20"/>
-        </w:rPr>
-        <w:t xml:space="preserve">The system utilizes the thin-client and thick-database architectural pattern, illustrated in Figure 1. The client side of </w:t>
-      </w:r>
-      <w:proofErr w:type="spellStart"/>
-      <w:r>
-        <w:rPr>
-          <w:rFonts w:ascii="Times New Roman" w:eastAsia="Times New Roman" w:hAnsi="Times New Roman"/>
-          <w:sz w:val="20"/>
-        </w:rPr>
-        <w:t>CivicPulse</w:t>
-      </w:r>
-      <w:proofErr w:type="spellEnd"/>
-      <w:r>
-        <w:rPr>
-          <w:rFonts w:ascii="Times New Roman" w:eastAsia="Times New Roman" w:hAnsi="Times New Roman"/>
-          <w:sz w:val="20"/>
-        </w:rPr>
-        <w:t xml:space="preserve"> consists of a single-page application written in React 19 in TypeScript with Tailwind CSS style and compiled using Vite. The application is able to be installed as a progressive web application. The Workbox service worker preloads the application shell and uses the cache-first strategy for the cache of images and map tiles. The network-first approach is used for API calls with a brief timeout, so the reports viewed before going offline are readable offline. The reports created offline, along with the accompanying images and videos, are stored in the </w:t>
-      </w:r>
-      <w:proofErr w:type="spellStart"/>
-      <w:r>
-        <w:rPr>
-          <w:rFonts w:ascii="Times New Roman" w:eastAsia="Times New Roman" w:hAnsi="Times New Roman"/>
-          <w:sz w:val="20"/>
-        </w:rPr>
-        <w:t>IndexedDB</w:t>
-      </w:r>
-      <w:proofErr w:type="spellEnd"/>
-      <w:r>
-        <w:rPr>
-          <w:rFonts w:ascii="Times New Roman" w:eastAsia="Times New Roman" w:hAnsi="Times New Roman"/>
-          <w:sz w:val="20"/>
-        </w:rPr>
-        <w:t xml:space="preserve"> outbox and then sent as soon as the connection becomes available again. The map is generated using Leaflet library on top of OpenStreetMap tiles. The location data is obtained from the photo metadata with </w:t>
-      </w:r>
-      <w:proofErr w:type="spellStart"/>
-      <w:r>
-        <w:rPr>
-          <w:rFonts w:ascii="Times New Roman" w:eastAsia="Times New Roman" w:hAnsi="Times New Roman"/>
-          <w:sz w:val="20"/>
-        </w:rPr>
-        <w:t>exifr</w:t>
-      </w:r>
-      <w:proofErr w:type="spellEnd"/>
-      <w:r>
-        <w:rPr>
-          <w:rFonts w:ascii="Times New Roman" w:eastAsia="Times New Roman" w:hAnsi="Times New Roman"/>
-          <w:sz w:val="20"/>
-        </w:rPr>
-        <w:t xml:space="preserve"> library.</w:t>
-      </w:r>
     </w:p>
     <w:p>
       <w:pPr>
         <w:spacing w:before="120" w:after="0" w:line="240" w:lineRule="auto"/>
-        <w:jc w:val="center"/>
       </w:pPr>
       <w:r>
         <w:rPr>
@@ -2295,7 +2718,55 @@
           <w:rFonts w:ascii="Times New Roman" w:eastAsia="Times New Roman" w:hAnsi="Times New Roman"/>
           <w:sz w:val="20"/>
         </w:rPr>
-        <w:t xml:space="preserve"> [12] that provides not only database but also authentication, object storage, and a built-in REST API. Business logic is enforced inside the database as triggers and security-definer functions, making sure all rules are enforced uniformly regardless of the client accessing the system. The current schema involves 44 tables, 109 application functions, 53 triggers, and 124 row-level security policies, created using 53 migration scripts. Secrets such as AI and email API keys are stored in the encrypted vault in the database and never shared with the browser. Communication with the language model is performed synchronously using the database HTTP extension, while email is sent asynchronously in order to not block the user actions. Notifications are also sent asynchronously based on events on the notifications table. Only one scheduled job is run nightly for deletion of data that exceeds the retention policy. Table II provides information about the technology stack.</w:t>
+        <w:t xml:space="preserve"> [12] that provides not only database but also authentication, object storage, and a built-in REST API. Business logic is enforced inside the database as triggers and security-definer functions, making sure all rules are enforced uniformly regardless of the client accessing the system. The current </w:t>
+      </w:r>
+      <w:proofErr w:type="gramStart"/>
+      <w:r>
+        <w:rPr>
+          <w:rFonts w:ascii="Times New Roman" w:eastAsia="Times New Roman" w:hAnsi="Times New Roman"/>
+          <w:sz w:val="20"/>
+        </w:rPr>
+        <w:t>schema</w:t>
+      </w:r>
+      <w:proofErr w:type="gramEnd"/>
+      <w:r>
+        <w:rPr>
+          <w:rFonts w:ascii="Times New Roman" w:eastAsia="Times New Roman" w:hAnsi="Times New Roman"/>
+          <w:sz w:val="20"/>
+        </w:rPr>
+        <w:t xml:space="preserve"> involves 44 tables, 109 application functions, 53 triggers, and 124 row-level security policies, created using 53 migration scripts. Secrets such as AI and email API keys are stored in the encrypted vault in the database and never shared with the browser. Communication with the language model is performed synchronously using the </w:t>
+      </w:r>
+      <w:proofErr w:type="gramStart"/>
+      <w:r>
+        <w:rPr>
+          <w:rFonts w:ascii="Times New Roman" w:eastAsia="Times New Roman" w:hAnsi="Times New Roman"/>
+          <w:sz w:val="20"/>
+        </w:rPr>
+        <w:t>database HTTP</w:t>
+      </w:r>
+      <w:proofErr w:type="gramEnd"/>
+      <w:r>
+        <w:rPr>
+          <w:rFonts w:ascii="Times New Roman" w:eastAsia="Times New Roman" w:hAnsi="Times New Roman"/>
+          <w:sz w:val="20"/>
+        </w:rPr>
+        <w:t xml:space="preserve"> extension, while email is sent asynchronously </w:t>
+      </w:r>
+      <w:proofErr w:type="gramStart"/>
+      <w:r>
+        <w:rPr>
+          <w:rFonts w:ascii="Times New Roman" w:eastAsia="Times New Roman" w:hAnsi="Times New Roman"/>
+          <w:sz w:val="20"/>
+        </w:rPr>
+        <w:t>in order to</w:t>
+      </w:r>
+      <w:proofErr w:type="gramEnd"/>
+      <w:r>
+        <w:rPr>
+          <w:rFonts w:ascii="Times New Roman" w:eastAsia="Times New Roman" w:hAnsi="Times New Roman"/>
+          <w:sz w:val="20"/>
+        </w:rPr>
+        <w:t xml:space="preserve"> not block the user actions. Notifications are also sent asynchronously based on events on the notifications table. Only one scheduled job is run nightly for deletion of data that exceeds the retention policy. Table II provides information about the technology stack.</w:t>
       </w:r>
     </w:p>
     <w:p>
@@ -2604,12 +3075,21 @@
             <w:tcW w:w="5220" w:type="dxa"/>
           </w:tcPr>
           <w:p>
+            <w:proofErr w:type="gramStart"/>
             <w:r>
               <w:rPr>
                 <w:rFonts w:ascii="Times New Roman" w:eastAsia="Times New Roman" w:hAnsi="Times New Roman"/>
                 <w:sz w:val="16"/>
               </w:rPr>
-              <w:t>Resend, sent asynchronously from the database</w:t>
+              <w:t>Resend</w:t>
+            </w:r>
+            <w:proofErr w:type="gramEnd"/>
+            <w:r>
+              <w:rPr>
+                <w:rFonts w:ascii="Times New Roman" w:eastAsia="Times New Roman" w:hAnsi="Times New Roman"/>
+                <w:sz w:val="16"/>
+              </w:rPr>
+              <w:t>, sent asynchronously from the database</w:t>
             </w:r>
           </w:p>
         </w:tc>
@@ -2758,20 +3238,39 @@
           <w:rFonts w:ascii="Times New Roman" w:eastAsia="Times New Roman" w:hAnsi="Times New Roman"/>
           <w:sz w:val="20"/>
         </w:rPr>
-        <w:t>Registration occurs through the use of an email id and password with the facility of email verification and password reset, and Google sign-in can also be offered as an alternative for authentication purposes. Once a user registers himself/herself, he/she selects one out of six options for his/her account type – Individual, Community Group, Non-Governmental Organization (NGO), School/College, Local Business, or Government Institution. Moreover, users give their contact phone number along with a detailed address which includes their house number, building, street, area, city, and PIN code. The details can automatically fill up themselves depending upon the location of the device being used. A person using the application as a guest for tracking the reports may transform his/her status into an account keeping all his/her reports intact. Verified accounts have a badge and can upload profile pictures and post on community pages.</w:t>
-      </w:r>
-    </w:p>
-    <w:p>
-      <w:pPr>
-        <w:spacing w:before="80" w:after="40" w:line="240" w:lineRule="auto"/>
-      </w:pPr>
-      <w:r>
-        <w:rPr>
-          <w:rFonts w:ascii="Times New Roman" w:eastAsia="Times New Roman" w:hAnsi="Times New Roman"/>
-          <w:i/>
-          <w:sz w:val="20"/>
-        </w:rPr>
-        <w:t>B. Discovery and the Public Feed</w:t>
+        <w:t xml:space="preserve">Registration occurs </w:t>
+      </w:r>
+      <w:proofErr w:type="gramStart"/>
+      <w:r>
+        <w:rPr>
+          <w:rFonts w:ascii="Times New Roman" w:eastAsia="Times New Roman" w:hAnsi="Times New Roman"/>
+          <w:sz w:val="20"/>
+        </w:rPr>
+        <w:t>through the use of</w:t>
+      </w:r>
+      <w:proofErr w:type="gramEnd"/>
+      <w:r>
+        <w:rPr>
+          <w:rFonts w:ascii="Times New Roman" w:eastAsia="Times New Roman" w:hAnsi="Times New Roman"/>
+          <w:sz w:val="20"/>
+        </w:rPr>
+        <w:t xml:space="preserve"> an email id and password with the facility of email verification and password reset, and Google sign-in can also be offered as an alternative for authentication purposes. Once a user registers himself/herself, he/she selects one out of six options for his/her account type – Individual, Community Group, Non-Governmental Organization (NGO), School/College, Local Business, or Government Institution. Moreover, users give their contact phone number along with a detailed address which includes their house number, building, street, area, city, and PIN code. The details can automatically fill </w:t>
+      </w:r>
+      <w:proofErr w:type="gramStart"/>
+      <w:r>
+        <w:rPr>
+          <w:rFonts w:ascii="Times New Roman" w:eastAsia="Times New Roman" w:hAnsi="Times New Roman"/>
+          <w:sz w:val="20"/>
+        </w:rPr>
+        <w:t>up themselves</w:t>
+      </w:r>
+      <w:proofErr w:type="gramEnd"/>
+      <w:r>
+        <w:rPr>
+          <w:rFonts w:ascii="Times New Roman" w:eastAsia="Times New Roman" w:hAnsi="Times New Roman"/>
+          <w:sz w:val="20"/>
+        </w:rPr>
+        <w:t xml:space="preserve"> depending upon the location of the device being used. A person using the application as a guest for tracking the reports may transform his/her status into an account keeping all his/her reports intact. Verified accounts have a badge and can upload profile pictures and post on community pages.</w:t>
       </w:r>
     </w:p>
     <w:p>
@@ -2779,43 +3278,19 @@
         <w:spacing w:after="80" w:line="240" w:lineRule="auto"/>
         <w:ind w:firstLine="198"/>
         <w:jc w:val="both"/>
-      </w:pPr>
-      <w:r>
-        <w:rPr>
-          <w:rFonts w:ascii="Times New Roman" w:eastAsia="Times New Roman" w:hAnsi="Times New Roman"/>
-          <w:sz w:val="20"/>
-        </w:rPr>
-        <w:lastRenderedPageBreak/>
-        <w:t>On the home screen, there are safety alerts in action, a city-at-a-glance board showing numbers of reports that are open, closed, and fixed rate status along with a week-over-week percentage change in each of these statuses, and a personal board showing the reports and unread updates of the user. There is also an area that shows the recent reports that have been solved with images taken before and after solving these problems, upcoming events, weather and air quality conditions obtained from Open-</w:t>
-      </w:r>
-      <w:proofErr w:type="spellStart"/>
-      <w:r>
-        <w:rPr>
-          <w:rFonts w:ascii="Times New Roman" w:eastAsia="Times New Roman" w:hAnsi="Times New Roman"/>
-          <w:sz w:val="20"/>
-        </w:rPr>
-        <w:t>Meteo</w:t>
-      </w:r>
-      <w:proofErr w:type="spellEnd"/>
-      <w:r>
-        <w:rPr>
-          <w:rFonts w:ascii="Times New Roman" w:eastAsia="Times New Roman" w:hAnsi="Times New Roman"/>
-          <w:sz w:val="20"/>
-        </w:rPr>
-        <w:t>. The reports feed can be configured to show the reports as a grid, list, or map view. Filtering can be done based on categories, status, date range, location, and distance; search can be made using text or ID, and sorting can be made based on latest, recently updated, most supported, nearest, requires attention, and followed.</w:t>
-      </w:r>
-    </w:p>
-    <w:p>
-      <w:pPr>
-        <w:spacing w:before="80" w:after="40" w:line="240" w:lineRule="auto"/>
-      </w:pPr>
-      <w:r>
-        <w:rPr>
-          <w:rFonts w:ascii="Times New Roman" w:eastAsia="Times New Roman" w:hAnsi="Times New Roman"/>
-          <w:i/>
-          <w:sz w:val="20"/>
-        </w:rPr>
-        <w:t>C. Issue Reporting</w:t>
+        <w:rPr>
+          <w:rFonts w:ascii="Times New Roman" w:eastAsia="Times New Roman" w:hAnsi="Times New Roman"/>
+          <w:iCs/>
+          <w:sz w:val="20"/>
+        </w:rPr>
+      </w:pPr>
+      <w:r>
+        <w:rPr>
+          <w:rFonts w:ascii="Times New Roman" w:eastAsia="Times New Roman" w:hAnsi="Times New Roman"/>
+          <w:iCs/>
+          <w:sz w:val="20"/>
+        </w:rPr>
+        <w:t>B. Discovery and the Public Feed</w:t>
       </w:r>
     </w:p>
     <w:p>
@@ -2823,42 +3298,56 @@
         <w:spacing w:after="80" w:line="240" w:lineRule="auto"/>
         <w:ind w:firstLine="198"/>
         <w:jc w:val="both"/>
-      </w:pPr>
-      <w:r>
-        <w:rPr>
-          <w:rFonts w:ascii="Times New Roman" w:eastAsia="Times New Roman" w:hAnsi="Times New Roman"/>
-          <w:sz w:val="20"/>
-        </w:rPr>
-        <w:t xml:space="preserve">The reporting form requests for the following components: category, detail chips, title, description, one to three images, an optional video of maximum duration 30 seconds, and a geographical location with the help of a map. The location can be obtained either from the GPS metadata in the image, current location of the device, or from map interactions made by the reporter. Before uploading, all hidden metadata about location is stripped off from the pictures, and the built-in editor allows reporters to blur faces and number plates of cars. Reporters choose whether to publish the report publicly, anonymously (the name will be hidden from the public feed but visible to the administrators), or privately (hidden from the public feed altogether). Guests can report anonymously without registering on the platform using three times per 30 days anonymous report session protected by CAPTCHA. Guest information is encrypted and saved in the database table available to the administrators. Priority score is calculated from the chosen category and keywords related to hazard in it. Reporters can change or delete their own reports until the submission is complete. Other users can add additional photos regarding the problem. With just one tap, users can file a complaint through the official WhatsApp and online grievance channels of Ghaziabad Municipal Corporation, as </w:t>
+        <w:rPr>
+          <w:rFonts w:ascii="Times New Roman" w:eastAsia="Times New Roman" w:hAnsi="Times New Roman"/>
+          <w:iCs/>
+          <w:sz w:val="20"/>
+        </w:rPr>
+      </w:pPr>
+      <w:r>
+        <w:rPr>
+          <w:rFonts w:ascii="Times New Roman" w:eastAsia="Times New Roman" w:hAnsi="Times New Roman"/>
+          <w:iCs/>
+          <w:sz w:val="20"/>
+        </w:rPr>
+        <w:lastRenderedPageBreak/>
+        <w:t>In the home screen, there are safety alerts in use, a dashboard giving an overview of a city with the numbers of open, closed, and fixed rate status and a week-to-week change in each status, and a personal board of reports and notifications of the user. Also, there is a section giving recent reports which were solved including photos before and after solving this problem, future events, and weather and air quality conditions received from Open-</w:t>
       </w:r>
       <w:proofErr w:type="spellStart"/>
       <w:r>
         <w:rPr>
           <w:rFonts w:ascii="Times New Roman" w:eastAsia="Times New Roman" w:hAnsi="Times New Roman"/>
-          <w:sz w:val="20"/>
-        </w:rPr>
-        <w:t>CivicPulse</w:t>
+          <w:iCs/>
+          <w:sz w:val="20"/>
+        </w:rPr>
+        <w:t>Meteo</w:t>
       </w:r>
       <w:proofErr w:type="spellEnd"/>
       <w:r>
         <w:rPr>
           <w:rFonts w:ascii="Times New Roman" w:eastAsia="Times New Roman" w:hAnsi="Times New Roman"/>
-          <w:sz w:val="20"/>
-        </w:rPr>
-        <w:t xml:space="preserve"> is not an official channel for communication.</w:t>
-      </w:r>
-    </w:p>
-    <w:p>
-      <w:pPr>
-        <w:spacing w:before="80" w:after="40" w:line="240" w:lineRule="auto"/>
-      </w:pPr>
-      <w:r>
-        <w:rPr>
-          <w:rFonts w:ascii="Times New Roman" w:eastAsia="Times New Roman" w:hAnsi="Times New Roman"/>
-          <w:i/>
-          <w:sz w:val="20"/>
-        </w:rPr>
-        <w:t>D. Accountable Resolution Lifecycle</w:t>
+          <w:iCs/>
+          <w:sz w:val="20"/>
+        </w:rPr>
+        <w:t xml:space="preserve">. In the reports feed, one can configure the view of the reports as a grid, list, or map. The reports can be filtered by categories, status, </w:t>
+      </w:r>
+      <w:proofErr w:type="gramStart"/>
+      <w:r>
+        <w:rPr>
+          <w:rFonts w:ascii="Times New Roman" w:eastAsia="Times New Roman" w:hAnsi="Times New Roman"/>
+          <w:iCs/>
+          <w:sz w:val="20"/>
+        </w:rPr>
+        <w:t>time period</w:t>
+      </w:r>
+      <w:proofErr w:type="gramEnd"/>
+      <w:r>
+        <w:rPr>
+          <w:rFonts w:ascii="Times New Roman" w:eastAsia="Times New Roman" w:hAnsi="Times New Roman"/>
+          <w:iCs/>
+          <w:sz w:val="20"/>
+        </w:rPr>
+        <w:t>, location, and distance; searched using text and ID; sorted using criteria like the latest, recently updated, most supported, nearest, needs attention, and followed.</w:t>
       </w:r>
     </w:p>
     <w:p>
@@ -2866,20 +3355,175 @@
         <w:spacing w:after="80" w:line="240" w:lineRule="auto"/>
         <w:ind w:firstLine="198"/>
         <w:jc w:val="both"/>
-      </w:pPr>
-      <w:r>
-        <w:rPr>
-          <w:rFonts w:ascii="Times New Roman" w:eastAsia="Times New Roman" w:hAnsi="Times New Roman"/>
-          <w:sz w:val="20"/>
-        </w:rPr>
-        <w:t xml:space="preserve">Every report complies with the lifecycle shown in Figure 2. A claim for a certain ticket begins with administrators before editing; the claim lasts for four hours and does not allow two staff members to edit the same report simultaneously. A department and a planned remediation date are added to an openly available timeline, and the report which surpasses its planned date becomes overdue. The report becomes resolved only when the proof photo gets attached to it – this requirement is set with the help of a database trigger rather than through the user interface. Afterward, the reporter has seven days to confirm or dispute the fix. The latter requires some explanation, places the ticket back in the process of work, adds one to the reopen number and displays the disputed fix badge on the report wherever it appears. If the reporter does not act within seven days, the fix is considered as confirmed; the decision is made during reading data, but not </w:t>
-      </w:r>
-      <w:r>
-        <w:rPr>
-          <w:rFonts w:ascii="Times New Roman" w:eastAsia="Times New Roman" w:hAnsi="Times New Roman"/>
-          <w:sz w:val="20"/>
-        </w:rPr>
-        <w:t>through any batch process. Reports which cannot be fixed and are unrecoverable have to be closed with the help of one of five pre-defined reasons such as private land or another agency. There is also a public scorecard which rates departments depending on open, overdue, and resolved reports, average time to fix, timely performance, and fix confirmation rate.</w:t>
+        <w:rPr>
+          <w:rFonts w:ascii="Times New Roman" w:eastAsia="Times New Roman" w:hAnsi="Times New Roman"/>
+          <w:iCs/>
+          <w:sz w:val="20"/>
+        </w:rPr>
+      </w:pPr>
+      <w:r>
+        <w:rPr>
+          <w:rFonts w:ascii="Times New Roman" w:eastAsia="Times New Roman" w:hAnsi="Times New Roman"/>
+          <w:iCs/>
+          <w:sz w:val="20"/>
+        </w:rPr>
+        <w:t>C</w:t>
+      </w:r>
+      <w:proofErr w:type="gramStart"/>
+      <w:r>
+        <w:rPr>
+          <w:rFonts w:ascii="Times New Roman" w:eastAsia="Times New Roman" w:hAnsi="Times New Roman"/>
+          <w:iCs/>
+          <w:sz w:val="20"/>
+        </w:rPr>
+        <w:t>. Issue</w:t>
+      </w:r>
+      <w:proofErr w:type="gramEnd"/>
+      <w:r>
+        <w:rPr>
+          <w:rFonts w:ascii="Times New Roman" w:eastAsia="Times New Roman" w:hAnsi="Times New Roman"/>
+          <w:iCs/>
+          <w:sz w:val="20"/>
+        </w:rPr>
+        <w:t xml:space="preserve"> Reporting</w:t>
+      </w:r>
+    </w:p>
+    <w:p>
+      <w:pPr>
+        <w:spacing w:after="80" w:line="240" w:lineRule="auto"/>
+        <w:ind w:firstLine="198"/>
+        <w:jc w:val="both"/>
+        <w:rPr>
+          <w:rFonts w:ascii="Times New Roman" w:eastAsia="Times New Roman" w:hAnsi="Times New Roman"/>
+          <w:iCs/>
+          <w:sz w:val="20"/>
+        </w:rPr>
+      </w:pPr>
+      <w:r>
+        <w:rPr>
+          <w:rFonts w:ascii="Times New Roman" w:eastAsia="Times New Roman" w:hAnsi="Times New Roman"/>
+          <w:iCs/>
+          <w:sz w:val="20"/>
+        </w:rPr>
+        <w:t xml:space="preserve">For reporting a problem, the following components are asked for: category, detail chips, title, description, one to three photos, an optional video of maximum 30 seconds long, and geographical location using a map. Location is acquired either from metadata about location contained in the picture, location of the device </w:t>
+      </w:r>
+      <w:proofErr w:type="gramStart"/>
+      <w:r>
+        <w:rPr>
+          <w:rFonts w:ascii="Times New Roman" w:eastAsia="Times New Roman" w:hAnsi="Times New Roman"/>
+          <w:iCs/>
+          <w:sz w:val="20"/>
+        </w:rPr>
+        <w:t>at the moment</w:t>
+      </w:r>
+      <w:proofErr w:type="gramEnd"/>
+      <w:r>
+        <w:rPr>
+          <w:rFonts w:ascii="Times New Roman" w:eastAsia="Times New Roman" w:hAnsi="Times New Roman"/>
+          <w:iCs/>
+          <w:sz w:val="20"/>
+        </w:rPr>
+        <w:t xml:space="preserve"> or from map interactions of the reporter. Before uploading, all hidden metadata about location is removed from the pictures, and there is a built-in editor allowing to blur faces and number plates of cars of the reporters. Reporters choose whether to make the report public, anonymous (the name will be hidden from the public feed but visible to the administrators), or private (hidden from the public feed completely). Guests may report problems anonymously without being registered on the platform using up to three times per 30 days anonymous report session secured by CAPTCHA. Guest information is encrypted and stored in a database table accessible to the administrators. Priority score is computed from the chosen category and keywords about hazard contained there. Reporters can modify or delete their reports till submitting </w:t>
+      </w:r>
+      <w:proofErr w:type="gramStart"/>
+      <w:r>
+        <w:rPr>
+          <w:rFonts w:ascii="Times New Roman" w:eastAsia="Times New Roman" w:hAnsi="Times New Roman"/>
+          <w:iCs/>
+          <w:sz w:val="20"/>
+        </w:rPr>
+        <w:t>it</w:t>
+      </w:r>
+      <w:proofErr w:type="gramEnd"/>
+      <w:r>
+        <w:rPr>
+          <w:rFonts w:ascii="Times New Roman" w:eastAsia="Times New Roman" w:hAnsi="Times New Roman"/>
+          <w:iCs/>
+          <w:sz w:val="20"/>
+        </w:rPr>
+        <w:t xml:space="preserve">. Other users can add more photos of the problem. A single click will help the user to send a complaint through the official WhatsApp and online complaint channels of Ghaziabad Municipal Corporation, as </w:t>
+      </w:r>
+      <w:proofErr w:type="spellStart"/>
+      <w:r>
+        <w:rPr>
+          <w:rFonts w:ascii="Times New Roman" w:eastAsia="Times New Roman" w:hAnsi="Times New Roman"/>
+          <w:iCs/>
+          <w:sz w:val="20"/>
+        </w:rPr>
+        <w:t>CivicPulse</w:t>
+      </w:r>
+      <w:proofErr w:type="spellEnd"/>
+      <w:r>
+        <w:rPr>
+          <w:rFonts w:ascii="Times New Roman" w:eastAsia="Times New Roman" w:hAnsi="Times New Roman"/>
+          <w:iCs/>
+          <w:sz w:val="20"/>
+        </w:rPr>
+        <w:t xml:space="preserve"> is not an official channel of communications.</w:t>
+      </w:r>
+    </w:p>
+    <w:p>
+      <w:pPr>
+        <w:spacing w:after="80" w:line="240" w:lineRule="auto"/>
+        <w:ind w:firstLine="198"/>
+        <w:jc w:val="both"/>
+        <w:rPr>
+          <w:rFonts w:ascii="Times New Roman" w:eastAsia="Times New Roman" w:hAnsi="Times New Roman"/>
+          <w:iCs/>
+          <w:sz w:val="20"/>
+        </w:rPr>
+      </w:pPr>
+      <w:r>
+        <w:rPr>
+          <w:rFonts w:ascii="Times New Roman" w:eastAsia="Times New Roman" w:hAnsi="Times New Roman"/>
+          <w:iCs/>
+          <w:sz w:val="20"/>
+        </w:rPr>
+        <w:t>D. Accountable Resolution Lifecycle</w:t>
+      </w:r>
+    </w:p>
+    <w:p>
+      <w:pPr>
+        <w:spacing w:after="80" w:line="240" w:lineRule="auto"/>
+        <w:ind w:firstLine="198"/>
+        <w:jc w:val="both"/>
+        <w:rPr>
+          <w:iCs/>
+        </w:rPr>
+      </w:pPr>
+      <w:r>
+        <w:rPr>
+          <w:rFonts w:ascii="Times New Roman" w:eastAsia="Times New Roman" w:hAnsi="Times New Roman"/>
+          <w:iCs/>
+          <w:sz w:val="20"/>
+        </w:rPr>
+        <w:t xml:space="preserve">Each report follows the lifecycle shown in Figure 2. Claim for a particular ticket starts with the administrators before editing; the claim lasts four hours and does not allow two people from the administration to edit the same report at once. Department and planned remediation date are added to the openly available timeline; report which exceeds its planned date becomes overdue. Fixing the problem occurs only when proof photo is uploaded to the report – the rule is set through a database trigger, not the user interface. Then, reporter has seven days to confirm or dispute the fix. Disputing the fix implies some explanation, returning the ticket into the workflow, adding 1 to the reopen number, and displaying the disputed fix badge on the report where it appears. In case the reporter doesn't take an action in seven days, fix is considered as confirmed; the decision is made while processing data, not using any batch process. Those reports which cannot be fixed and are irretrievable should be closed using one of five </w:t>
+      </w:r>
+      <w:r>
+        <w:rPr>
+          <w:rFonts w:ascii="Times New Roman" w:eastAsia="Times New Roman" w:hAnsi="Times New Roman"/>
+          <w:iCs/>
+          <w:sz w:val="20"/>
+        </w:rPr>
+        <w:t xml:space="preserve">predefined reasons like private land or other agencies. There is a public scorecard rating </w:t>
+      </w:r>
+      <w:proofErr w:type="gramStart"/>
+      <w:r>
+        <w:rPr>
+          <w:rFonts w:ascii="Times New Roman" w:eastAsia="Times New Roman" w:hAnsi="Times New Roman"/>
+          <w:iCs/>
+          <w:sz w:val="20"/>
+        </w:rPr>
+        <w:t>departments</w:t>
+      </w:r>
+      <w:proofErr w:type="gramEnd"/>
+      <w:r>
+        <w:rPr>
+          <w:rFonts w:ascii="Times New Roman" w:eastAsia="Times New Roman" w:hAnsi="Times New Roman"/>
+          <w:iCs/>
+          <w:sz w:val="20"/>
+        </w:rPr>
+        <w:t xml:space="preserve"> depending on open, overdue, and fixed reports, average fixing time, performance and fix confirmation rate.</w:t>
       </w:r>
     </w:p>
     <w:p>
@@ -2943,11 +3587,15 @@
     <w:p>
       <w:pPr>
         <w:spacing w:before="80" w:after="40" w:line="240" w:lineRule="auto"/>
+        <w:rPr>
+          <w:color w:val="EE0000"/>
+        </w:rPr>
       </w:pPr>
       <w:r>
         <w:rPr>
           <w:rFonts w:ascii="Times New Roman" w:eastAsia="Times New Roman" w:hAnsi="Times New Roman"/>
           <w:i/>
+          <w:color w:val="EE0000"/>
           <w:sz w:val="20"/>
         </w:rPr>
         <w:t>E. Duplicate Handling</w:t>
@@ -2991,7 +3639,23 @@
           <w:rFonts w:ascii="Times New Roman" w:eastAsia="Times New Roman" w:hAnsi="Times New Roman"/>
           <w:sz w:val="20"/>
         </w:rPr>
-        <w:t>The citizens can agree, subscribe to, and comment on the reports with the comments limited to one level only. The official response from the staff members and government bodies is easily identifiable, and the staff member can add canned responses. Comment editing is available for 15 minutes, and only three comments per person per report are allowed in order to prevent spamming. The updates are communicated to the users through the in-app notification center, while the web push notifications and email alerts are optional features. These email alerts allow the guest users to follow the report without having an account of their own. Moreover, the users can watch up to five regions and get notifications of the newly added public reports within the specified radius.</w:t>
+        <w:t xml:space="preserve">The citizens can agree, subscribe to, and comment on the reports with the comments limited to one level only. The official response from the staff members and government bodies is easily identifiable, and the staff member can add canned responses. Comment editing is available for 15 minutes, and only three comments per person per report are allowed </w:t>
+      </w:r>
+      <w:proofErr w:type="gramStart"/>
+      <w:r>
+        <w:rPr>
+          <w:rFonts w:ascii="Times New Roman" w:eastAsia="Times New Roman" w:hAnsi="Times New Roman"/>
+          <w:sz w:val="20"/>
+        </w:rPr>
+        <w:t>in order to</w:t>
+      </w:r>
+      <w:proofErr w:type="gramEnd"/>
+      <w:r>
+        <w:rPr>
+          <w:rFonts w:ascii="Times New Roman" w:eastAsia="Times New Roman" w:hAnsi="Times New Roman"/>
+          <w:sz w:val="20"/>
+        </w:rPr>
+        <w:t xml:space="preserve"> prevent spamming. The updates are communicated to the users through the in-app notification center, while the web push notifications and email alerts are optional features. These email alerts allow the guest users to follow the report without having an account of their own. Moreover, the users can watch up to five regions and get notifications of the newly added public reports within the specified radius.</w:t>
       </w:r>
     </w:p>
     <w:p>
@@ -3018,7 +3682,23 @@
           <w:rFonts w:ascii="Times New Roman" w:eastAsia="Times New Roman" w:hAnsi="Times New Roman"/>
           <w:sz w:val="20"/>
         </w:rPr>
-        <w:t>Beneficial actions in this case earn points which are accounted for in a ledger. These include submitting a problem, resolution of submitted problems, confirmation of solutions, commenting, and verification among others. The number of points earned will determine the level of users, who will be indicated through their profile tiers, while missions will reward more points for specific jobs within a certain period of time.</w:t>
+        <w:t xml:space="preserve">Beneficial actions in this case earn points which are accounted for in a ledger. These include submitting a problem, resolution of submitted problems, confirmation of solutions, commenting, and verification among others. The number of points earned will determine the level of users, who will be indicated through their profile tiers, while missions will reward more points for specific jobs within a certain </w:t>
+      </w:r>
+      <w:proofErr w:type="gramStart"/>
+      <w:r>
+        <w:rPr>
+          <w:rFonts w:ascii="Times New Roman" w:eastAsia="Times New Roman" w:hAnsi="Times New Roman"/>
+          <w:sz w:val="20"/>
+        </w:rPr>
+        <w:t>period of time</w:t>
+      </w:r>
+      <w:proofErr w:type="gramEnd"/>
+      <w:r>
+        <w:rPr>
+          <w:rFonts w:ascii="Times New Roman" w:eastAsia="Times New Roman" w:hAnsi="Times New Roman"/>
+          <w:sz w:val="20"/>
+        </w:rPr>
+        <w:t>.</w:t>
       </w:r>
     </w:p>
     <w:p>
@@ -3046,7 +3726,7 @@
           <w:rFonts w:ascii="Times New Roman" w:eastAsia="Times New Roman" w:hAnsi="Times New Roman"/>
           <w:sz w:val="20"/>
         </w:rPr>
-        <w:t xml:space="preserve">The entire set of AI capabilities is based on the Gemini free tier model [14], which produces JSON output so that each </w:t>
+        <w:t xml:space="preserve">The entire set of AI capabilities is based on the Gemini free tier model [14], which produces JSON output so that each reply is structured according to a certain schema instead of being just free text. The name of the model is customizable via the vault, thus making it possible to switch to another version </w:t>
       </w:r>
       <w:r>
         <w:rPr>
@@ -3054,7 +3734,23 @@
           <w:sz w:val="20"/>
         </w:rPr>
         <w:lastRenderedPageBreak/>
-        <w:t>reply is structured according to a certain schema instead of being just free text. The name of the model is customizable via the vault, thus making it possible to switch to another version of the model when the previous one is no longer available without code changes. All of these features use user and global per day limits, which are logged, and no output from AI is provided without human approval.</w:t>
+        <w:t xml:space="preserve">of the model when the previous one is no longer available without code changes. </w:t>
+      </w:r>
+      <w:proofErr w:type="gramStart"/>
+      <w:r>
+        <w:rPr>
+          <w:rFonts w:ascii="Times New Roman" w:eastAsia="Times New Roman" w:hAnsi="Times New Roman"/>
+          <w:sz w:val="20"/>
+        </w:rPr>
+        <w:t>All of</w:t>
+      </w:r>
+      <w:proofErr w:type="gramEnd"/>
+      <w:r>
+        <w:rPr>
+          <w:rFonts w:ascii="Times New Roman" w:eastAsia="Times New Roman" w:hAnsi="Times New Roman"/>
+          <w:sz w:val="20"/>
+        </w:rPr>
+        <w:t xml:space="preserve"> these features use user and global per day limits, which are logged, and no output from AI is provided without human approval.</w:t>
       </w:r>
     </w:p>
     <w:p>
@@ -3156,8 +3852,17 @@
                 <w:rFonts w:ascii="Times New Roman" w:eastAsia="Times New Roman" w:hAnsi="Times New Roman"/>
                 <w:sz w:val="16"/>
               </w:rPr>
-              <w:t>Photo auto-fill</w:t>
-            </w:r>
+              <w:t xml:space="preserve">Photo </w:t>
+            </w:r>
+            <w:proofErr w:type="gramStart"/>
+            <w:r>
+              <w:rPr>
+                <w:rFonts w:ascii="Times New Roman" w:eastAsia="Times New Roman" w:hAnsi="Times New Roman"/>
+                <w:sz w:val="16"/>
+              </w:rPr>
+              <w:t>auto-fill</w:t>
+            </w:r>
+            <w:proofErr w:type="gramEnd"/>
           </w:p>
         </w:tc>
         <w:tc>
@@ -3301,7 +4006,39 @@
           <w:rFonts w:ascii="Times New Roman" w:eastAsia="Times New Roman" w:hAnsi="Times New Roman"/>
           <w:sz w:val="20"/>
         </w:rPr>
-        <w:t>The photo fill function shrinks the first picture captured by the device to 768 pixels before it is sent out, ensuring that the request remains small and fast. The duplication checker is designed to complement the geography-based criteria previously described by checking for semantic relevance rather than geography: for example, in testing, a report about a street light remaining on during the daytime was found to duplicate another report called “Light on during the day,” and rejected a near-by report about street lights being off, even though this report belongs to the same category and location but describes a different problem.</w:t>
+        <w:t xml:space="preserve">The photo fill function shrinks the first picture captured by the device to 768 pixels before it is sent out, ensuring that the request remains small and fast. The duplication checker is designed to complement the geography-based criteria previously described by checking for semantic relevance rather than geography: for example, in testing, a report about a </w:t>
+      </w:r>
+      <w:proofErr w:type="gramStart"/>
+      <w:r>
+        <w:rPr>
+          <w:rFonts w:ascii="Times New Roman" w:eastAsia="Times New Roman" w:hAnsi="Times New Roman"/>
+          <w:sz w:val="20"/>
+        </w:rPr>
+        <w:t>street light</w:t>
+      </w:r>
+      <w:proofErr w:type="gramEnd"/>
+      <w:r>
+        <w:rPr>
+          <w:rFonts w:ascii="Times New Roman" w:eastAsia="Times New Roman" w:hAnsi="Times New Roman"/>
+          <w:sz w:val="20"/>
+        </w:rPr>
+        <w:t xml:space="preserve"> remaining on during the daytime was found to duplicate another report called “Light on during the day,” and rejected a near-by report about </w:t>
+      </w:r>
+      <w:proofErr w:type="gramStart"/>
+      <w:r>
+        <w:rPr>
+          <w:rFonts w:ascii="Times New Roman" w:eastAsia="Times New Roman" w:hAnsi="Times New Roman"/>
+          <w:sz w:val="20"/>
+        </w:rPr>
+        <w:t>street lights</w:t>
+      </w:r>
+      <w:proofErr w:type="gramEnd"/>
+      <w:r>
+        <w:rPr>
+          <w:rFonts w:ascii="Times New Roman" w:eastAsia="Times New Roman" w:hAnsi="Times New Roman"/>
+          <w:sz w:val="20"/>
+        </w:rPr>
+        <w:t xml:space="preserve"> being off, even though this report belongs to the same category and location but describes a different problem.</w:t>
       </w:r>
     </w:p>
     <w:p>
@@ -3375,7 +4112,25 @@
           <w:iCs/>
           <w:sz w:val="20"/>
         </w:rPr>
-        <w:t>• Missing child alerts: alerts issued only by administrators on the basis of FIR reference number of the police (the FIR reference number will not be disclosed). The alerts will be visible at the top of every page with an option to call 112 and police station with a tap, will expire after 72 hours unless renewed and will have identifying details removed on closing the alert. Sighting reports can be submitted by all users while only administrators can read sighting reports.</w:t>
+        <w:t xml:space="preserve">• Missing child alerts: alerts issued only by administrators </w:t>
+      </w:r>
+      <w:proofErr w:type="gramStart"/>
+      <w:r>
+        <w:rPr>
+          <w:rFonts w:ascii="Times New Roman" w:eastAsia="Times New Roman" w:hAnsi="Times New Roman"/>
+          <w:iCs/>
+          <w:sz w:val="20"/>
+        </w:rPr>
+        <w:t>on the basis of</w:t>
+      </w:r>
+      <w:proofErr w:type="gramEnd"/>
+      <w:r>
+        <w:rPr>
+          <w:rFonts w:ascii="Times New Roman" w:eastAsia="Times New Roman" w:hAnsi="Times New Roman"/>
+          <w:iCs/>
+          <w:sz w:val="20"/>
+        </w:rPr>
+        <w:t xml:space="preserve"> FIR reference number of the police (the FIR reference number will not be disclosed). The alerts will be visible at the top of every page with an option to call 112 and police station with a tap, will expire after 72 hours unless renewed and will have identifying details removed on closing the alert. Sighting reports can be submitted by all users while only administrators can read sighting reports.</w:t>
       </w:r>
     </w:p>
     <w:p>
@@ -3395,7 +4150,25 @@
           <w:iCs/>
           <w:sz w:val="20"/>
         </w:rPr>
-        <w:t>• City alerts: alerts specific to particular areas, such as water supply disruption in the city with expiry time.</w:t>
+        <w:t xml:space="preserve">• City alerts: alerts specific to </w:t>
+      </w:r>
+      <w:proofErr w:type="gramStart"/>
+      <w:r>
+        <w:rPr>
+          <w:rFonts w:ascii="Times New Roman" w:eastAsia="Times New Roman" w:hAnsi="Times New Roman"/>
+          <w:iCs/>
+          <w:sz w:val="20"/>
+        </w:rPr>
+        <w:t>particular areas</w:t>
+      </w:r>
+      <w:proofErr w:type="gramEnd"/>
+      <w:r>
+        <w:rPr>
+          <w:rFonts w:ascii="Times New Roman" w:eastAsia="Times New Roman" w:hAnsi="Times New Roman"/>
+          <w:iCs/>
+          <w:sz w:val="20"/>
+        </w:rPr>
+        <w:t>, such as water supply disruption in the city with expiry time.</w:t>
       </w:r>
     </w:p>
     <w:p>
@@ -3527,7 +4300,43 @@
           <w:iCs/>
           <w:sz w:val="20"/>
         </w:rPr>
-        <w:t>• Community Contributions: Verified residents and organizations can publish activities done by them, such as clean-up drives, volunteering, donation drives with a photograph mandatory. Posting is allowed only once in a week, while other users can appreciate the posting (applaud).</w:t>
+        <w:t xml:space="preserve">• Community Contributions: Verified residents and organizations can publish activities done by them, such as clean-up drives, volunteering, donation drives with a </w:t>
+      </w:r>
+      <w:proofErr w:type="gramStart"/>
+      <w:r>
+        <w:rPr>
+          <w:rFonts w:ascii="Times New Roman" w:eastAsia="Times New Roman" w:hAnsi="Times New Roman"/>
+          <w:iCs/>
+          <w:sz w:val="20"/>
+        </w:rPr>
+        <w:t>photograph mandatory</w:t>
+      </w:r>
+      <w:proofErr w:type="gramEnd"/>
+      <w:r>
+        <w:rPr>
+          <w:rFonts w:ascii="Times New Roman" w:eastAsia="Times New Roman" w:hAnsi="Times New Roman"/>
+          <w:iCs/>
+          <w:sz w:val="20"/>
+        </w:rPr>
+        <w:t xml:space="preserve">. Posting is allowed only </w:t>
+      </w:r>
+      <w:proofErr w:type="gramStart"/>
+      <w:r>
+        <w:rPr>
+          <w:rFonts w:ascii="Times New Roman" w:eastAsia="Times New Roman" w:hAnsi="Times New Roman"/>
+          <w:iCs/>
+          <w:sz w:val="20"/>
+        </w:rPr>
+        <w:t>once in</w:t>
+      </w:r>
+      <w:proofErr w:type="gramEnd"/>
+      <w:r>
+        <w:rPr>
+          <w:rFonts w:ascii="Times New Roman" w:eastAsia="Times New Roman" w:hAnsi="Times New Roman"/>
+          <w:iCs/>
+          <w:sz w:val="20"/>
+        </w:rPr>
+        <w:t xml:space="preserve"> a week, while other users can appreciate the posting (applaud).</w:t>
       </w:r>
     </w:p>
     <w:p>
@@ -3617,7 +4426,61 @@
           <w:iCs/>
           <w:sz w:val="20"/>
         </w:rPr>
-        <w:t>• Advertisement marketplace: businesses and NGO’s can create advertisements in a self-service advertisement system, which goes through draft, review, approval and payment cycle. The ads are shown proportionately based on the budget and only to the category of the report being read and never to the user. Views and clicks are anonymous and maximum one per network per day. Advertisers are charged a flat rate of INR 100 per 1000 views. Advertisers have access to view their own views, clicks, click-through rate and expenditure.</w:t>
+        <w:t xml:space="preserve">• Advertisement marketplace: businesses and </w:t>
+      </w:r>
+      <w:proofErr w:type="gramStart"/>
+      <w:r>
+        <w:rPr>
+          <w:rFonts w:ascii="Times New Roman" w:eastAsia="Times New Roman" w:hAnsi="Times New Roman"/>
+          <w:iCs/>
+          <w:sz w:val="20"/>
+        </w:rPr>
+        <w:t>NGO’s</w:t>
+      </w:r>
+      <w:proofErr w:type="gramEnd"/>
+      <w:r>
+        <w:rPr>
+          <w:rFonts w:ascii="Times New Roman" w:eastAsia="Times New Roman" w:hAnsi="Times New Roman"/>
+          <w:iCs/>
+          <w:sz w:val="20"/>
+        </w:rPr>
+        <w:t xml:space="preserve"> can create advertisements in a self-service advertisement system, which goes through draft, review, approval and payment cycle. The ads are shown proportionately based on the budget and only </w:t>
+      </w:r>
+      <w:proofErr w:type="gramStart"/>
+      <w:r>
+        <w:rPr>
+          <w:rFonts w:ascii="Times New Roman" w:eastAsia="Times New Roman" w:hAnsi="Times New Roman"/>
+          <w:iCs/>
+          <w:sz w:val="20"/>
+        </w:rPr>
+        <w:t>to</w:t>
+      </w:r>
+      <w:proofErr w:type="gramEnd"/>
+      <w:r>
+        <w:rPr>
+          <w:rFonts w:ascii="Times New Roman" w:eastAsia="Times New Roman" w:hAnsi="Times New Roman"/>
+          <w:iCs/>
+          <w:sz w:val="20"/>
+        </w:rPr>
+        <w:t xml:space="preserve"> the category of the report being read and never </w:t>
+      </w:r>
+      <w:proofErr w:type="gramStart"/>
+      <w:r>
+        <w:rPr>
+          <w:rFonts w:ascii="Times New Roman" w:eastAsia="Times New Roman" w:hAnsi="Times New Roman"/>
+          <w:iCs/>
+          <w:sz w:val="20"/>
+        </w:rPr>
+        <w:t>to</w:t>
+      </w:r>
+      <w:proofErr w:type="gramEnd"/>
+      <w:r>
+        <w:rPr>
+          <w:rFonts w:ascii="Times New Roman" w:eastAsia="Times New Roman" w:hAnsi="Times New Roman"/>
+          <w:iCs/>
+          <w:sz w:val="20"/>
+        </w:rPr>
+        <w:t xml:space="preserve"> the user. Views and clicks are anonymous and maximum one per network per day. Advertisers are charged a flat rate of INR 100 per 1000 views. Advertisers have access to view their own views, clicks, click-through rate and expenditure.</w:t>
       </w:r>
     </w:p>
     <w:p>
@@ -3976,15 +4839,7 @@
                 <w:rFonts w:ascii="Times New Roman" w:eastAsia="Times New Roman" w:hAnsi="Times New Roman"/>
                 <w:sz w:val="16"/>
               </w:rPr>
-              <w:t xml:space="preserve">Every admin change and data reveal </w:t>
-            </w:r>
-            <w:r>
-              <w:rPr>
-                <w:rFonts w:ascii="Times New Roman" w:eastAsia="Times New Roman" w:hAnsi="Times New Roman"/>
-                <w:sz w:val="16"/>
-              </w:rPr>
-              <w:lastRenderedPageBreak/>
-              <w:t>logged to an append-only audit table</w:t>
+              <w:t>Every admin change and data reveal logged to an append-only audit table</w:t>
             </w:r>
           </w:p>
         </w:tc>
@@ -4003,7 +4858,6 @@
                 <w:rFonts w:ascii="Times New Roman" w:eastAsia="Times New Roman" w:hAnsi="Times New Roman"/>
                 <w:sz w:val="16"/>
               </w:rPr>
-              <w:lastRenderedPageBreak/>
               <w:t>Spreadsheet formula injection</w:t>
             </w:r>
           </w:p>
@@ -4041,6 +4895,7 @@
           <w:rFonts w:ascii="Times New Roman" w:eastAsia="Times New Roman" w:hAnsi="Times New Roman"/>
           <w:sz w:val="20"/>
         </w:rPr>
+        <w:lastRenderedPageBreak/>
         <w:t xml:space="preserve">Identification verification allows masked Aadhaar identification in which only the last four digits are revealed, provided by UIDAI [16]; the entire twelve digits are never asked for in compliance with the Aadhaar Act [17]. The last four digits are stored as encrypted, and every time they are revealed by an administrator or guest’s contact information is logged using the append-only audit log, which also captures all modifications by an administrator in the content tables. The users have a choice of downloading their own data or deleting their account; deletion of account keeps public reports but renders them anonymous. The retention policy is executed daily as follows: guest reporter’s contact information is deleted after 12 months, notifications after six months, application errors after 30 days, missing child sightings after 30 days </w:t>
       </w:r>
       <w:proofErr w:type="spellStart"/>
@@ -4143,14 +4998,14 @@
           <w:rFonts w:ascii="Times New Roman" w:eastAsia="Times New Roman" w:hAnsi="Times New Roman"/>
           <w:sz w:val="20"/>
         </w:rPr>
-        <w:t xml:space="preserve">The user management is meant for handling a large user community. The user listing is server-side paginated and provides a total count, while searching by name and organization uses trigram indexes to maintain fast partial-text </w:t>
-      </w:r>
-      <w:r>
-        <w:rPr>
-          <w:rFonts w:ascii="Times New Roman" w:eastAsia="Times New Roman" w:hAnsi="Times New Roman"/>
-          <w:sz w:val="20"/>
-        </w:rPr>
-        <w:t>search capability despite the growing size of the user community. Administrators have the capability of editing a user's role, account type, or blocking. An administrator cannot edit his/her own role, and only an administrator can give another user administrative privileges.</w:t>
+        <w:t xml:space="preserve">The user management is meant for handling a large user community. The user listing is server-side paginated and provides a total count, while searching by name and organization uses trigram indexes to maintain fast partial-text search capability despite the growing size of the user community. Administrators have the capability of editing a user's role, account type, or blocking. An administrator cannot </w:t>
+      </w:r>
+      <w:r>
+        <w:rPr>
+          <w:rFonts w:ascii="Times New Roman" w:eastAsia="Times New Roman" w:hAnsi="Times New Roman"/>
+          <w:sz w:val="20"/>
+        </w:rPr>
+        <w:t>edit his/her own role, and only an administrator can give another user administrative privileges.</w:t>
       </w:r>
     </w:p>
     <w:p>
@@ -4335,7 +5190,7 @@
           <w:rFonts w:ascii="Times New Roman" w:eastAsia="Times New Roman" w:hAnsi="Times New Roman"/>
           <w:sz w:val="20"/>
         </w:rPr>
-        <w:t xml:space="preserve">The production build has been audited by Lighthouse 12 in default simulated mobile (slow 4G + throttled CPU) and desktop profiles. Two problems have been found: missing-child alert loading approximately two seconds later than other </w:t>
+        <w:t xml:space="preserve">The production build has been audited by Lighthouse 12 in default simulated mobile (slow 4G + throttled CPU) and desktop profiles. Two problems have been found: missing-child alert loading approximately two seconds later than other homepage content, leading to the cumulative layout shift of 0.655, and demonstration photographs being served in full resolution. The first has been solved by modifying the </w:t>
       </w:r>
       <w:r>
         <w:rPr>
@@ -4343,7 +5198,7 @@
           <w:sz w:val="20"/>
         </w:rPr>
         <w:lastRenderedPageBreak/>
-        <w:t xml:space="preserve">homepage content, leading to the cumulative layout shift of 0.655, and demonstration photographs being served in full resolution. The first has been solved by modifying the homepage to wait for all alert queries to be completed before laying out, the second – by resizing sample photographs and adding robots.txt. The scores before and after fixing are listed in Table V. Accessibility and Best Practices scored 100 in both profiles. The remaining mobile gap consists of the largest </w:t>
+        <w:t xml:space="preserve">homepage to wait for all alert queries to be completed before laying out, the second – by resizing sample photographs and adding robots.txt. The scores before and after fixing are listed in Table V. Accessibility and Best Practices scored 100 in both profiles. The remaining mobile gap consists of the largest </w:t>
       </w:r>
       <w:proofErr w:type="spellStart"/>
       <w:r>
@@ -4839,21 +5694,7 @@
           <w:rFonts w:ascii="Times New Roman" w:eastAsia="Times New Roman" w:hAnsi="Times New Roman"/>
           <w:sz w:val="20"/>
         </w:rPr>
-        <w:t xml:space="preserve">, covering network latency, row level security, and authentication. Calls made to the language model are characterized by a median latency of 2.4 s (90th percentile: 3.6 s), </w:t>
-      </w:r>
-      <w:r>
-        <w:rPr>
-          <w:rFonts w:ascii="Times New Roman" w:eastAsia="Times New Roman" w:hAnsi="Times New Roman"/>
-          <w:sz w:val="20"/>
-        </w:rPr>
-        <w:t>considering</w:t>
-      </w:r>
-      <w:r>
-        <w:rPr>
-          <w:rFonts w:ascii="Times New Roman" w:eastAsia="Times New Roman" w:hAnsi="Times New Roman"/>
-          <w:sz w:val="20"/>
-        </w:rPr>
-        <w:t xml:space="preserve"> the noticeable progress indicators for all AI features and avoiding submission blocking. These statistics were gathered with the help of the pilot-sized data set; the performance of the system at the city scale has not been load-tested yet.</w:t>
+        <w:t>, covering network latency, row level security, and authentication. Calls made to the language model are characterized by a median latency of 2.4 s (90th percentile: 3.6 s), considering the noticeable progress indicators for all AI features and avoiding submission blocking. These statistics were gathered with the help of the pilot-sized data set; the performance of the system at the city scale has not been load-tested yet.</w:t>
       </w:r>
     </w:p>
     <w:p>
@@ -5146,6 +5987,7 @@
             <w:tcW w:w="3480" w:type="dxa"/>
           </w:tcPr>
           <w:p>
+            <w:proofErr w:type="gramStart"/>
             <w:r>
               <w:rPr>
                 <w:rFonts w:ascii="Times New Roman" w:eastAsia="Times New Roman" w:hAnsi="Times New Roman"/>
@@ -5153,6 +5995,7 @@
               </w:rPr>
               <w:t>None significant</w:t>
             </w:r>
+            <w:proofErr w:type="gramEnd"/>
           </w:p>
         </w:tc>
       </w:tr>
@@ -5184,7 +6027,23 @@
                 <w:rFonts w:ascii="Times New Roman" w:eastAsia="Times New Roman" w:hAnsi="Times New Roman"/>
                 <w:sz w:val="16"/>
               </w:rPr>
-              <w:t>Duplicate warnings, 1.2 s hold on SOS, required proof photo</w:t>
+              <w:t xml:space="preserve">Duplicate warnings, 1.2 s </w:t>
+            </w:r>
+            <w:proofErr w:type="gramStart"/>
+            <w:r>
+              <w:rPr>
+                <w:rFonts w:ascii="Times New Roman" w:eastAsia="Times New Roman" w:hAnsi="Times New Roman"/>
+                <w:sz w:val="16"/>
+              </w:rPr>
+              <w:t>hold</w:t>
+            </w:r>
+            <w:proofErr w:type="gramEnd"/>
+            <w:r>
+              <w:rPr>
+                <w:rFonts w:ascii="Times New Roman" w:eastAsia="Times New Roman" w:hAnsi="Times New Roman"/>
+                <w:sz w:val="16"/>
+              </w:rPr>
+              <w:t xml:space="preserve"> on SOS, required proof photo</w:t>
             </w:r>
           </w:p>
         </w:tc>
@@ -5193,6 +6052,7 @@
             <w:tcW w:w="3480" w:type="dxa"/>
           </w:tcPr>
           <w:p>
+            <w:proofErr w:type="gramStart"/>
             <w:r>
               <w:rPr>
                 <w:rFonts w:ascii="Times New Roman" w:eastAsia="Times New Roman" w:hAnsi="Times New Roman"/>
@@ -5200,6 +6060,7 @@
               </w:rPr>
               <w:t>None significant</w:t>
             </w:r>
+            <w:proofErr w:type="gramEnd"/>
           </w:p>
         </w:tc>
       </w:tr>
@@ -5217,14 +6078,7 @@
                 <w:rFonts w:ascii="Times New Roman" w:eastAsia="Times New Roman" w:hAnsi="Times New Roman"/>
                 <w:sz w:val="16"/>
               </w:rPr>
-              <w:t xml:space="preserve">Recognition rather than </w:t>
-            </w:r>
-            <w:r>
-              <w:rPr>
-                <w:rFonts w:ascii="Times New Roman" w:eastAsia="Times New Roman" w:hAnsi="Times New Roman"/>
-                <w:sz w:val="16"/>
-              </w:rPr>
-              <w:t>recall</w:t>
+              <w:t>Recognition rather than recall</w:t>
             </w:r>
           </w:p>
         </w:tc>
@@ -5247,6 +6101,7 @@
             <w:tcW w:w="3480" w:type="dxa"/>
           </w:tcPr>
           <w:p>
+            <w:proofErr w:type="gramStart"/>
             <w:r>
               <w:rPr>
                 <w:rFonts w:ascii="Times New Roman" w:eastAsia="Times New Roman" w:hAnsi="Times New Roman"/>
@@ -5254,6 +6109,7 @@
               </w:rPr>
               <w:t>None significant</w:t>
             </w:r>
+            <w:proofErr w:type="gramEnd"/>
           </w:p>
         </w:tc>
       </w:tr>
@@ -5462,7 +6318,25 @@
           <w:i/>
           <w:sz w:val="20"/>
         </w:rPr>
-        <w:t>F. Comparison With Existing Platforms</w:t>
+        <w:t xml:space="preserve">F. Comparison </w:t>
+      </w:r>
+      <w:proofErr w:type="gramStart"/>
+      <w:r>
+        <w:rPr>
+          <w:rFonts w:ascii="Times New Roman" w:eastAsia="Times New Roman" w:hAnsi="Times New Roman"/>
+          <w:i/>
+          <w:sz w:val="20"/>
+        </w:rPr>
+        <w:t>With</w:t>
+      </w:r>
+      <w:proofErr w:type="gramEnd"/>
+      <w:r>
+        <w:rPr>
+          <w:rFonts w:ascii="Times New Roman" w:eastAsia="Times New Roman" w:hAnsi="Times New Roman"/>
+          <w:i/>
+          <w:sz w:val="20"/>
+        </w:rPr>
+        <w:t xml:space="preserve"> Existing Platforms</w:t>
       </w:r>
     </w:p>
     <w:p>
@@ -5476,7 +6350,55 @@
           <w:rFonts w:ascii="Times New Roman" w:eastAsia="Times New Roman" w:hAnsi="Times New Roman"/>
           <w:sz w:val="20"/>
         </w:rPr>
-        <w:t>Table VII compares CivicPulse with FixMyStreet and SeeClickFix on accountability and assistance features, based on their public documentation.</w:t>
+        <w:t xml:space="preserve">Table VII shows a comparison of the three platforms, namely </w:t>
+      </w:r>
+      <w:proofErr w:type="spellStart"/>
+      <w:r>
+        <w:rPr>
+          <w:rFonts w:ascii="Times New Roman" w:eastAsia="Times New Roman" w:hAnsi="Times New Roman"/>
+          <w:sz w:val="20"/>
+        </w:rPr>
+        <w:t>CivicPulse</w:t>
+      </w:r>
+      <w:proofErr w:type="spellEnd"/>
+      <w:r>
+        <w:rPr>
+          <w:rFonts w:ascii="Times New Roman" w:eastAsia="Times New Roman" w:hAnsi="Times New Roman"/>
+          <w:sz w:val="20"/>
+        </w:rPr>
+        <w:t xml:space="preserve">, </w:t>
+      </w:r>
+      <w:proofErr w:type="spellStart"/>
+      <w:r>
+        <w:rPr>
+          <w:rFonts w:ascii="Times New Roman" w:eastAsia="Times New Roman" w:hAnsi="Times New Roman"/>
+          <w:sz w:val="20"/>
+        </w:rPr>
+        <w:t>FixMyStreet</w:t>
+      </w:r>
+      <w:proofErr w:type="spellEnd"/>
+      <w:r>
+        <w:rPr>
+          <w:rFonts w:ascii="Times New Roman" w:eastAsia="Times New Roman" w:hAnsi="Times New Roman"/>
+          <w:sz w:val="20"/>
+        </w:rPr>
+        <w:t xml:space="preserve">, and </w:t>
+      </w:r>
+      <w:proofErr w:type="spellStart"/>
+      <w:r>
+        <w:rPr>
+          <w:rFonts w:ascii="Times New Roman" w:eastAsia="Times New Roman" w:hAnsi="Times New Roman"/>
+          <w:sz w:val="20"/>
+        </w:rPr>
+        <w:t>SeeClickFix</w:t>
+      </w:r>
+      <w:proofErr w:type="spellEnd"/>
+      <w:r>
+        <w:rPr>
+          <w:rFonts w:ascii="Times New Roman" w:eastAsia="Times New Roman" w:hAnsi="Times New Roman"/>
+          <w:sz w:val="20"/>
+        </w:rPr>
+        <w:t xml:space="preserve"> in terms of accountability and help.</w:t>
       </w:r>
     </w:p>
     <w:p>
@@ -5917,7 +6839,23 @@
           <w:rFonts w:ascii="Times New Roman" w:eastAsia="Times New Roman" w:hAnsi="Times New Roman"/>
           <w:sz w:val="20"/>
         </w:rPr>
-        <w:t>Table VIII summarises the main technical, practical and legal challenges met during development and how each was resolved.</w:t>
+        <w:t xml:space="preserve">The problems encountered during the development process and their solution </w:t>
+      </w:r>
+      <w:proofErr w:type="gramStart"/>
+      <w:r>
+        <w:rPr>
+          <w:rFonts w:ascii="Times New Roman" w:eastAsia="Times New Roman" w:hAnsi="Times New Roman"/>
+          <w:sz w:val="20"/>
+        </w:rPr>
+        <w:t>is</w:t>
+      </w:r>
+      <w:proofErr w:type="gramEnd"/>
+      <w:r>
+        <w:rPr>
+          <w:rFonts w:ascii="Times New Roman" w:eastAsia="Times New Roman" w:hAnsi="Times New Roman"/>
+          <w:sz w:val="20"/>
+        </w:rPr>
+        <w:t xml:space="preserve"> shown in Table VIII below.</w:t>
       </w:r>
     </w:p>
     <w:p>
@@ -6050,7 +6988,23 @@
                 <w:rFonts w:ascii="Times New Roman" w:eastAsia="Times New Roman" w:hAnsi="Times New Roman"/>
                 <w:sz w:val="16"/>
               </w:rPr>
-              <w:t>Service-worker caching with limits and an IndexedDB outbox</w:t>
+              <w:t xml:space="preserve">Service-worker </w:t>
+            </w:r>
+            <w:proofErr w:type="gramStart"/>
+            <w:r>
+              <w:rPr>
+                <w:rFonts w:ascii="Times New Roman" w:eastAsia="Times New Roman" w:hAnsi="Times New Roman"/>
+                <w:sz w:val="16"/>
+              </w:rPr>
+              <w:t>caching</w:t>
+            </w:r>
+            <w:proofErr w:type="gramEnd"/>
+            <w:r>
+              <w:rPr>
+                <w:rFonts w:ascii="Times New Roman" w:eastAsia="Times New Roman" w:hAnsi="Times New Roman"/>
+                <w:sz w:val="16"/>
+              </w:rPr>
+              <w:t xml:space="preserve"> with limits and an IndexedDB outbox</w:t>
             </w:r>
           </w:p>
         </w:tc>
@@ -6116,7 +7070,23 @@
                 <w:rFonts w:ascii="Times New Roman" w:eastAsia="Times New Roman" w:hAnsi="Times New Roman"/>
                 <w:sz w:val="16"/>
               </w:rPr>
-              <w:t>Clear message when used up; AI never required to submit</w:t>
+              <w:t xml:space="preserve">Clear message when used up; AI never </w:t>
+            </w:r>
+            <w:proofErr w:type="gramStart"/>
+            <w:r>
+              <w:rPr>
+                <w:rFonts w:ascii="Times New Roman" w:eastAsia="Times New Roman" w:hAnsi="Times New Roman"/>
+                <w:sz w:val="16"/>
+              </w:rPr>
+              <w:t>required</w:t>
+            </w:r>
+            <w:proofErr w:type="gramEnd"/>
+            <w:r>
+              <w:rPr>
+                <w:rFonts w:ascii="Times New Roman" w:eastAsia="Times New Roman" w:hAnsi="Times New Roman"/>
+                <w:sz w:val="16"/>
+              </w:rPr>
+              <w:t xml:space="preserve"> to submit</w:t>
             </w:r>
           </w:p>
         </w:tc>
@@ -6314,15 +7284,7 @@
                 <w:rFonts w:ascii="Times New Roman" w:eastAsia="Times New Roman" w:hAnsi="Times New Roman"/>
                 <w:sz w:val="16"/>
               </w:rPr>
-              <w:t xml:space="preserve">Server-side pagination with trigram </w:t>
-            </w:r>
-            <w:r>
-              <w:rPr>
-                <w:rFonts w:ascii="Times New Roman" w:eastAsia="Times New Roman" w:hAnsi="Times New Roman"/>
-                <w:sz w:val="16"/>
-              </w:rPr>
-              <w:lastRenderedPageBreak/>
-              <w:t>search indexes</w:t>
+              <w:t>Server-side pagination with trigram search indexes</w:t>
             </w:r>
           </w:p>
         </w:tc>
@@ -6341,7 +7303,6 @@
                 <w:rFonts w:ascii="Times New Roman" w:eastAsia="Times New Roman" w:hAnsi="Times New Roman"/>
                 <w:sz w:val="16"/>
               </w:rPr>
-              <w:lastRenderedPageBreak/>
               <w:t>Legal limits on identity data</w:t>
             </w:r>
           </w:p>
@@ -6375,6 +7336,7 @@
                 <w:rFonts w:ascii="Times New Roman" w:eastAsia="Times New Roman" w:hAnsi="Times New Roman"/>
                 <w:sz w:val="16"/>
               </w:rPr>
+              <w:lastRenderedPageBreak/>
               <w:t>No official GHMC interface</w:t>
             </w:r>
           </w:p>
@@ -6422,7 +7384,23 @@
                 <w:rFonts w:ascii="Times New Roman" w:eastAsia="Times New Roman" w:hAnsi="Times New Roman"/>
                 <w:sz w:val="16"/>
               </w:rPr>
-              <w:t>20 translated; 3 fall back to English; 5 marked as drafts for review</w:t>
+              <w:t xml:space="preserve">20 translated; 3 </w:t>
+            </w:r>
+            <w:proofErr w:type="gramStart"/>
+            <w:r>
+              <w:rPr>
+                <w:rFonts w:ascii="Times New Roman" w:eastAsia="Times New Roman" w:hAnsi="Times New Roman"/>
+                <w:sz w:val="16"/>
+              </w:rPr>
+              <w:t>fall</w:t>
+            </w:r>
+            <w:proofErr w:type="gramEnd"/>
+            <w:r>
+              <w:rPr>
+                <w:rFonts w:ascii="Times New Roman" w:eastAsia="Times New Roman" w:hAnsi="Times New Roman"/>
+                <w:sz w:val="16"/>
+              </w:rPr>
+              <w:t xml:space="preserve"> back to English; 5 marked as drafts for review</w:t>
             </w:r>
           </w:p>
         </w:tc>
@@ -6459,7 +7437,23 @@
           <w:rFonts w:ascii="Times New Roman" w:eastAsia="Times New Roman" w:hAnsi="Times New Roman"/>
           <w:sz w:val="20"/>
         </w:rPr>
-        <w:t>Table IX assesses each objective against what was built and how it was verified. The assessment is based on the implemented system and functional testing; measuring the effect on real resolution times requires the pilot described under Future Scope.</w:t>
+        <w:t xml:space="preserve">Table IX evaluates each objective against what was developed and its validation process. Evaluation is done with respect to the system developed and through functional testing. However, evaluating its impact on actual resolution times will require the pilot </w:t>
+      </w:r>
+      <w:proofErr w:type="gramStart"/>
+      <w:r>
+        <w:rPr>
+          <w:rFonts w:ascii="Times New Roman" w:eastAsia="Times New Roman" w:hAnsi="Times New Roman"/>
+          <w:sz w:val="20"/>
+        </w:rPr>
+        <w:t>discussed</w:t>
+      </w:r>
+      <w:proofErr w:type="gramEnd"/>
+      <w:r>
+        <w:rPr>
+          <w:rFonts w:ascii="Times New Roman" w:eastAsia="Times New Roman" w:hAnsi="Times New Roman"/>
+          <w:sz w:val="20"/>
+        </w:rPr>
+        <w:t xml:space="preserve"> under future scope.</w:t>
       </w:r>
     </w:p>
     <w:p>
@@ -6559,7 +7553,7 @@
                 <w:rFonts w:ascii="Times New Roman" w:eastAsia="Times New Roman" w:hAnsi="Times New Roman"/>
                 <w:sz w:val="16"/>
               </w:rPr>
-              <w:t>Met: public reference, timeline, promised date, overdue marking and department scorecard</w:t>
+              <w:t>Meeting criteria: Public reference, Timeline, Promised Date, Overdue flag, Department Scorecard</w:t>
             </w:r>
           </w:p>
         </w:tc>
@@ -6592,7 +7586,7 @@
                 <w:rFonts w:ascii="Times New Roman" w:eastAsia="Times New Roman" w:hAnsi="Times New Roman"/>
                 <w:sz w:val="16"/>
               </w:rPr>
-              <w:t>Met: database trigger blocks resolving without a photo; dispute reopens the ticket (tested end to end)</w:t>
+              <w:t>Satisfied: trigger in database prevents resolution without photo; reopen dispute on ticket (end to end tested)</w:t>
             </w:r>
           </w:p>
         </w:tc>
@@ -6625,7 +7619,7 @@
                 <w:rFonts w:ascii="Times New Roman" w:eastAsia="Times New Roman" w:hAnsi="Times New Roman"/>
                 <w:sz w:val="16"/>
               </w:rPr>
-              <w:t>Met: guest reporting, AI auto-fill, offline outbox, 23 languages (20 translated)</w:t>
+              <w:t>Met: guest reporter, AI auto-complete, offline outbox, 23 languages (20 localized)</w:t>
             </w:r>
           </w:p>
         </w:tc>
@@ -6658,7 +7652,7 @@
                 <w:rFonts w:ascii="Times New Roman" w:eastAsia="Times New Roman" w:hAnsi="Times New Roman"/>
                 <w:sz w:val="16"/>
               </w:rPr>
-              <w:t>Met: 250 m suggestions, 50 m submission guard, AI semantic check and admin merge</w:t>
+              <w:t>Met: 250 suggestions at 50 per month; guard submission; AI semantic checking and administrative merging</w:t>
             </w:r>
           </w:p>
         </w:tc>
@@ -6691,7 +7685,7 @@
                 <w:rFonts w:ascii="Times New Roman" w:eastAsia="Times New Roman" w:hAnsi="Times New Roman"/>
                 <w:sz w:val="16"/>
               </w:rPr>
-              <w:t>Met: 124 row-level policies, encryption, audit log, retention purge; verified by impersonation tests</w:t>
+              <w:t>Achieved: 124 row-level policies, encryption, audit log, retention purge; validated through impersonation testing</w:t>
             </w:r>
           </w:p>
         </w:tc>
@@ -6724,7 +7718,7 @@
                 <w:rFonts w:ascii="Times New Roman" w:eastAsia="Times New Roman" w:hAnsi="Times New Roman"/>
                 <w:sz w:val="16"/>
               </w:rPr>
-              <w:t>Partly met: runs on free tiers with AI limits; sponsorship and ads are built but not yet proven with real revenue</w:t>
+              <w:t>Partly achieved: uses free versions where AI is limited; sponsorship and ads have been developed but not yet proven by earnings</w:t>
             </w:r>
           </w:p>
         </w:tc>
@@ -6738,29 +7732,22 @@
     </w:p>
     <w:p>
       <w:pPr>
-        <w:spacing w:before="80" w:after="40" w:line="240" w:lineRule="auto"/>
-      </w:pPr>
-      <w:r>
-        <w:rPr>
-          <w:rFonts w:ascii="Times New Roman" w:eastAsia="Times New Roman" w:hAnsi="Times New Roman"/>
-          <w:i/>
-          <w:sz w:val="20"/>
-        </w:rPr>
-        <w:t>A. Lessons Learned</w:t>
-      </w:r>
-    </w:p>
-    <w:p>
-      <w:pPr>
         <w:spacing w:after="40" w:line="240" w:lineRule="auto"/>
         <w:ind w:left="283" w:hanging="170"/>
         <w:jc w:val="both"/>
-      </w:pPr>
-      <w:r>
-        <w:rPr>
-          <w:rFonts w:ascii="Times New Roman" w:eastAsia="Times New Roman" w:hAnsi="Times New Roman"/>
-          <w:sz w:val="20"/>
-        </w:rPr>
-        <w:t>• Enforce rules where the data lives: moving the proof-photo, rate-limit and privacy rules into the database made them impossible to bypass and simplified the client.</w:t>
+        <w:rPr>
+          <w:rFonts w:ascii="Times New Roman" w:eastAsia="Times New Roman" w:hAnsi="Times New Roman"/>
+          <w:iCs/>
+          <w:sz w:val="20"/>
+        </w:rPr>
+      </w:pPr>
+      <w:r>
+        <w:rPr>
+          <w:rFonts w:ascii="Times New Roman" w:eastAsia="Times New Roman" w:hAnsi="Times New Roman"/>
+          <w:iCs/>
+          <w:sz w:val="20"/>
+        </w:rPr>
+        <w:t>A. Lessons Learned</w:t>
       </w:r>
     </w:p>
     <w:p>
@@ -6768,13 +7755,19 @@
         <w:spacing w:after="40" w:line="240" w:lineRule="auto"/>
         <w:ind w:left="283" w:hanging="170"/>
         <w:jc w:val="both"/>
-      </w:pPr>
-      <w:r>
-        <w:rPr>
-          <w:rFonts w:ascii="Times New Roman" w:eastAsia="Times New Roman" w:hAnsi="Times New Roman"/>
-          <w:sz w:val="20"/>
-        </w:rPr>
-        <w:t>• Treat AI as a suggestion, not a decision: structured JSON output, a fixed schema, a human confirmation step and daily limits made a free-tier model dependable enough for everyday use.</w:t>
+        <w:rPr>
+          <w:rFonts w:ascii="Times New Roman" w:eastAsia="Times New Roman" w:hAnsi="Times New Roman"/>
+          <w:iCs/>
+          <w:sz w:val="20"/>
+        </w:rPr>
+      </w:pPr>
+      <w:r>
+        <w:rPr>
+          <w:rFonts w:ascii="Times New Roman" w:eastAsia="Times New Roman" w:hAnsi="Times New Roman"/>
+          <w:iCs/>
+          <w:sz w:val="20"/>
+        </w:rPr>
+        <w:t>• Apply policies where the data is located: by pushing the proof-photo, rate-limiting, and privacy policy enforcement to the database, we made these policies unalterable and streamlined the client.</w:t>
       </w:r>
     </w:p>
     <w:p>
@@ -6782,13 +7775,19 @@
         <w:spacing w:after="40" w:line="240" w:lineRule="auto"/>
         <w:ind w:left="283" w:hanging="170"/>
         <w:jc w:val="both"/>
-      </w:pPr>
-      <w:r>
-        <w:rPr>
-          <w:rFonts w:ascii="Times New Roman" w:eastAsia="Times New Roman" w:hAnsi="Times New Roman"/>
-          <w:sz w:val="20"/>
-        </w:rPr>
-        <w:t>• Keep the model configurable: when a model was retired during development, changing one vault setting moved the platform to a newer model without a release.</w:t>
+        <w:rPr>
+          <w:rFonts w:ascii="Times New Roman" w:eastAsia="Times New Roman" w:hAnsi="Times New Roman"/>
+          <w:iCs/>
+          <w:sz w:val="20"/>
+        </w:rPr>
+      </w:pPr>
+      <w:r>
+        <w:rPr>
+          <w:rFonts w:ascii="Times New Roman" w:eastAsia="Times New Roman" w:hAnsi="Times New Roman"/>
+          <w:iCs/>
+          <w:sz w:val="20"/>
+        </w:rPr>
+        <w:t>• Think of AI as a recommendation, not an instruction: by using structured JSON output, schema, human intervention, and rate limits, we made our free-tier model reliable enough to use in production.</w:t>
       </w:r>
     </w:p>
     <w:p>
@@ -6796,13 +7795,37 @@
         <w:spacing w:after="40" w:line="240" w:lineRule="auto"/>
         <w:ind w:left="283" w:hanging="170"/>
         <w:jc w:val="both"/>
-      </w:pPr>
-      <w:r>
-        <w:rPr>
-          <w:rFonts w:ascii="Times New Roman" w:eastAsia="Times New Roman" w:hAnsi="Times New Roman"/>
-          <w:sz w:val="20"/>
-        </w:rPr>
-        <w:t>• Design for scale early: the admin user list was redesigned with server-side pagination and trigram search after testing showed it would not scale beyond the first page.</w:t>
+        <w:rPr>
+          <w:rFonts w:ascii="Times New Roman" w:eastAsia="Times New Roman" w:hAnsi="Times New Roman"/>
+          <w:iCs/>
+          <w:sz w:val="20"/>
+        </w:rPr>
+      </w:pPr>
+      <w:r>
+        <w:rPr>
+          <w:rFonts w:ascii="Times New Roman" w:eastAsia="Times New Roman" w:hAnsi="Times New Roman"/>
+          <w:iCs/>
+          <w:sz w:val="20"/>
+        </w:rPr>
+        <w:t xml:space="preserve">• Make sure the model is </w:t>
+      </w:r>
+      <w:proofErr w:type="gramStart"/>
+      <w:r>
+        <w:rPr>
+          <w:rFonts w:ascii="Times New Roman" w:eastAsia="Times New Roman" w:hAnsi="Times New Roman"/>
+          <w:iCs/>
+          <w:sz w:val="20"/>
+        </w:rPr>
+        <w:t>tunable</w:t>
+      </w:r>
+      <w:proofErr w:type="gramEnd"/>
+      <w:r>
+        <w:rPr>
+          <w:rFonts w:ascii="Times New Roman" w:eastAsia="Times New Roman" w:hAnsi="Times New Roman"/>
+          <w:iCs/>
+          <w:sz w:val="20"/>
+        </w:rPr>
+        <w:t>: when we decommissioned a particular model mid-development, changing one vault setting switched the whole platform to a different model version.</w:t>
       </w:r>
     </w:p>
     <w:p>
@@ -6810,27 +7833,19 @@
         <w:spacing w:after="40" w:line="240" w:lineRule="auto"/>
         <w:ind w:left="283" w:hanging="170"/>
         <w:jc w:val="both"/>
-      </w:pPr>
-      <w:r>
-        <w:rPr>
-          <w:rFonts w:ascii="Times New Roman" w:eastAsia="Times New Roman" w:hAnsi="Times New Roman"/>
-          <w:sz w:val="20"/>
-        </w:rPr>
-        <w:t>• Test the unhappy paths: disputes, guests, timeouts and missing permissions exposed more defects than the normal reporting flow did.</w:t>
-      </w:r>
-    </w:p>
-    <w:p>
-      <w:pPr>
-        <w:spacing w:before="160" w:after="80" w:line="240" w:lineRule="auto"/>
-        <w:jc w:val="center"/>
-      </w:pPr>
-      <w:r>
-        <w:rPr>
-          <w:rFonts w:ascii="Times New Roman" w:eastAsia="Times New Roman" w:hAnsi="Times New Roman"/>
-          <w:smallCaps/>
-          <w:sz w:val="20"/>
-        </w:rPr>
-        <w:t>XVI. Limitations</w:t>
+        <w:rPr>
+          <w:rFonts w:ascii="Times New Roman" w:eastAsia="Times New Roman" w:hAnsi="Times New Roman"/>
+          <w:iCs/>
+          <w:sz w:val="20"/>
+        </w:rPr>
+      </w:pPr>
+      <w:r>
+        <w:rPr>
+          <w:rFonts w:ascii="Times New Roman" w:eastAsia="Times New Roman" w:hAnsi="Times New Roman"/>
+          <w:iCs/>
+          <w:sz w:val="20"/>
+        </w:rPr>
+        <w:t>• Plan for scaling from the start: we had to refactor the admin user list screen to include server-side pagination and trigram search since testing revealed that it wouldn't be scalable past the first page.</w:t>
       </w:r>
     </w:p>
     <w:p>
@@ -6838,20 +7853,31 @@
         <w:spacing w:after="40" w:line="240" w:lineRule="auto"/>
         <w:ind w:left="283" w:hanging="170"/>
         <w:jc w:val="both"/>
-      </w:pPr>
-      <w:r>
-        <w:rPr>
-          <w:rFonts w:ascii="Times New Roman" w:eastAsia="Times New Roman" w:hAnsi="Times New Roman"/>
-          <w:sz w:val="20"/>
-        </w:rPr>
-        <w:t xml:space="preserve">• No field evaluation yet: the system has been tested functionally but not with real residents and ward offices, so </w:t>
-      </w:r>
-      <w:r>
-        <w:rPr>
-          <w:rFonts w:ascii="Times New Roman" w:eastAsia="Times New Roman" w:hAnsi="Times New Roman"/>
-          <w:sz w:val="20"/>
-        </w:rPr>
-        <w:t>its effect on resolution time and satisfaction is not yet measured.</w:t>
+        <w:rPr>
+          <w:iCs/>
+        </w:rPr>
+      </w:pPr>
+      <w:r>
+        <w:rPr>
+          <w:rFonts w:ascii="Times New Roman" w:eastAsia="Times New Roman" w:hAnsi="Times New Roman"/>
+          <w:iCs/>
+          <w:sz w:val="20"/>
+        </w:rPr>
+        <w:t>• Think about the unhappy path: disputes, guest users, timeouts, and lack of permissions caught far more bugs than the standard reporting workflow.</w:t>
+      </w:r>
+    </w:p>
+    <w:p>
+      <w:pPr>
+        <w:spacing w:before="160" w:after="80" w:line="240" w:lineRule="auto"/>
+        <w:jc w:val="center"/>
+      </w:pPr>
+      <w:r>
+        <w:rPr>
+          <w:rFonts w:ascii="Times New Roman" w:eastAsia="Times New Roman" w:hAnsi="Times New Roman"/>
+          <w:smallCaps/>
+          <w:sz w:val="20"/>
+        </w:rPr>
+        <w:t>XVI. Limitations</w:t>
       </w:r>
     </w:p>
     <w:p>
@@ -6859,13 +7885,17 @@
         <w:spacing w:after="40" w:line="240" w:lineRule="auto"/>
         <w:ind w:left="283" w:hanging="170"/>
         <w:jc w:val="both"/>
-      </w:pPr>
-      <w:r>
-        <w:rPr>
-          <w:rFonts w:ascii="Times New Roman" w:eastAsia="Times New Roman" w:hAnsi="Times New Roman"/>
-          <w:sz w:val="20"/>
-        </w:rPr>
-        <w:t>• No direct government integration: CivicPulse is a community platform and hands reports to GHMC only through its public WhatsApp and grievance portal, so a fix still depends on the department acting on that hand-off.</w:t>
+        <w:rPr>
+          <w:rFonts w:ascii="Times New Roman" w:eastAsia="Times New Roman" w:hAnsi="Times New Roman"/>
+          <w:sz w:val="20"/>
+        </w:rPr>
+      </w:pPr>
+      <w:r>
+        <w:rPr>
+          <w:rFonts w:ascii="Times New Roman" w:eastAsia="Times New Roman" w:hAnsi="Times New Roman"/>
+          <w:sz w:val="20"/>
+        </w:rPr>
+        <w:t>• No field evaluation yet: the system has undergone functional testing but hasn’t yet been tried out with actual residents and ward offices, so its impact on resolution time and user satisfaction remains unknown.</w:t>
       </w:r>
     </w:p>
     <w:p>
@@ -6873,13 +7903,49 @@
         <w:spacing w:after="40" w:line="240" w:lineRule="auto"/>
         <w:ind w:left="283" w:hanging="170"/>
         <w:jc w:val="both"/>
-      </w:pPr>
-      <w:r>
-        <w:rPr>
-          <w:rFonts w:ascii="Times New Roman" w:eastAsia="Times New Roman" w:hAnsi="Times New Roman"/>
-          <w:sz w:val="20"/>
-        </w:rPr>
-        <w:t>• Dependence on free tiers: the free Gemini tier allows only 20 requests per model per day for the whole project [19], so AI assistance is used up quickly under real load; the app now tells users plainly when this happens, but a paid plan or a lighter model is needed for a city-wide launch.</w:t>
+        <w:rPr>
+          <w:rFonts w:ascii="Times New Roman" w:eastAsia="Times New Roman" w:hAnsi="Times New Roman"/>
+          <w:sz w:val="20"/>
+        </w:rPr>
+      </w:pPr>
+      <w:r>
+        <w:rPr>
+          <w:rFonts w:ascii="Times New Roman" w:eastAsia="Times New Roman" w:hAnsi="Times New Roman"/>
+          <w:sz w:val="20"/>
+        </w:rPr>
+        <w:t xml:space="preserve">• No integration with the government: </w:t>
+      </w:r>
+      <w:proofErr w:type="spellStart"/>
+      <w:r>
+        <w:rPr>
+          <w:rFonts w:ascii="Times New Roman" w:eastAsia="Times New Roman" w:hAnsi="Times New Roman"/>
+          <w:sz w:val="20"/>
+        </w:rPr>
+        <w:t>CivicPulse</w:t>
+      </w:r>
+      <w:proofErr w:type="spellEnd"/>
+      <w:r>
+        <w:rPr>
+          <w:rFonts w:ascii="Times New Roman" w:eastAsia="Times New Roman" w:hAnsi="Times New Roman"/>
+          <w:sz w:val="20"/>
+        </w:rPr>
+        <w:t xml:space="preserve"> is a community platform which hands over reports to GHMC only through its public WhatsApp account and its grievance portal, which means that the solution remains contingent upon the department </w:t>
+      </w:r>
+      <w:proofErr w:type="gramStart"/>
+      <w:r>
+        <w:rPr>
+          <w:rFonts w:ascii="Times New Roman" w:eastAsia="Times New Roman" w:hAnsi="Times New Roman"/>
+          <w:sz w:val="20"/>
+        </w:rPr>
+        <w:t>taking action</w:t>
+      </w:r>
+      <w:proofErr w:type="gramEnd"/>
+      <w:r>
+        <w:rPr>
+          <w:rFonts w:ascii="Times New Roman" w:eastAsia="Times New Roman" w:hAnsi="Times New Roman"/>
+          <w:sz w:val="20"/>
+        </w:rPr>
+        <w:t xml:space="preserve"> once the report is handed over to it.</w:t>
       </w:r>
     </w:p>
     <w:p>
@@ -6887,13 +7953,17 @@
         <w:spacing w:after="40" w:line="240" w:lineRule="auto"/>
         <w:ind w:left="283" w:hanging="170"/>
         <w:jc w:val="both"/>
-      </w:pPr>
-      <w:r>
-        <w:rPr>
-          <w:rFonts w:ascii="Times New Roman" w:eastAsia="Times New Roman" w:hAnsi="Times New Roman"/>
-          <w:sz w:val="20"/>
-        </w:rPr>
-        <w:t>• Incomplete languages: three of the 23 languages (Bodo, Manipuri and Santali) have no translation yet, and five more need review by native speakers.</w:t>
+        <w:rPr>
+          <w:rFonts w:ascii="Times New Roman" w:eastAsia="Times New Roman" w:hAnsi="Times New Roman"/>
+          <w:sz w:val="20"/>
+        </w:rPr>
+      </w:pPr>
+      <w:r>
+        <w:rPr>
+          <w:rFonts w:ascii="Times New Roman" w:eastAsia="Times New Roman" w:hAnsi="Times New Roman"/>
+          <w:sz w:val="20"/>
+        </w:rPr>
+        <w:t>• Reliance on free-tier: the free-tier version of Gemini allows only 20 requests per model per day for the entire project [19], which means that the AI assistance gets exhausted rapidly; while the app now explicitly informs users about it, a paid tier or different model should be used for deployment in the city at large.</w:t>
       </w:r>
     </w:p>
     <w:p>
@@ -6901,13 +7971,17 @@
         <w:spacing w:after="40" w:line="240" w:lineRule="auto"/>
         <w:ind w:left="283" w:hanging="170"/>
         <w:jc w:val="both"/>
-      </w:pPr>
-      <w:r>
-        <w:rPr>
-          <w:rFonts w:ascii="Times New Roman" w:eastAsia="Times New Roman" w:hAnsi="Times New Roman"/>
-          <w:sz w:val="20"/>
-        </w:rPr>
-        <w:t>• No SMS notifications: SMS in India has no free tier, so residents without data access cannot receive updates.</w:t>
+        <w:rPr>
+          <w:rFonts w:ascii="Times New Roman" w:eastAsia="Times New Roman" w:hAnsi="Times New Roman"/>
+          <w:sz w:val="20"/>
+        </w:rPr>
+      </w:pPr>
+      <w:r>
+        <w:rPr>
+          <w:rFonts w:ascii="Times New Roman" w:eastAsia="Times New Roman" w:hAnsi="Times New Roman"/>
+          <w:sz w:val="20"/>
+        </w:rPr>
+        <w:t>• Languages not fully covered: three languages among 23 (Bodo, Manipuri, Santali) are not translated yet, and five others require the input of native speakers.</w:t>
       </w:r>
     </w:p>
     <w:p>
@@ -6915,13 +7989,33 @@
         <w:spacing w:after="40" w:line="240" w:lineRule="auto"/>
         <w:ind w:left="283" w:hanging="170"/>
         <w:jc w:val="both"/>
-      </w:pPr>
-      <w:r>
-        <w:rPr>
-          <w:rFonts w:ascii="Times New Roman" w:eastAsia="Times New Roman" w:hAnsi="Times New Roman"/>
-          <w:sz w:val="20"/>
-        </w:rPr>
-        <w:t>• Single city: categories, helplines, bus data and alerts are specific to Hyderabad.</w:t>
+        <w:rPr>
+          <w:rFonts w:ascii="Times New Roman" w:eastAsia="Times New Roman" w:hAnsi="Times New Roman"/>
+          <w:sz w:val="20"/>
+        </w:rPr>
+      </w:pPr>
+      <w:r>
+        <w:rPr>
+          <w:rFonts w:ascii="Times New Roman" w:eastAsia="Times New Roman" w:hAnsi="Times New Roman"/>
+          <w:sz w:val="20"/>
+        </w:rPr>
+        <w:t xml:space="preserve">• No SMS notification: there is no </w:t>
+      </w:r>
+      <w:proofErr w:type="gramStart"/>
+      <w:r>
+        <w:rPr>
+          <w:rFonts w:ascii="Times New Roman" w:eastAsia="Times New Roman" w:hAnsi="Times New Roman"/>
+          <w:sz w:val="20"/>
+        </w:rPr>
+        <w:t>free-tier</w:t>
+      </w:r>
+      <w:proofErr w:type="gramEnd"/>
+      <w:r>
+        <w:rPr>
+          <w:rFonts w:ascii="Times New Roman" w:eastAsia="Times New Roman" w:hAnsi="Times New Roman"/>
+          <w:sz w:val="20"/>
+        </w:rPr>
+        <w:t xml:space="preserve"> for SMS in India, which means that residents without Internet access can’t receive notifications from the app.</w:t>
       </w:r>
     </w:p>
     <w:p>
@@ -6929,27 +8023,17 @@
         <w:spacing w:after="40" w:line="240" w:lineRule="auto"/>
         <w:ind w:left="283" w:hanging="170"/>
         <w:jc w:val="both"/>
-      </w:pPr>
-      <w:r>
-        <w:rPr>
-          <w:rFonts w:ascii="Times New Roman" w:eastAsia="Times New Roman" w:hAnsi="Times New Roman"/>
-          <w:sz w:val="20"/>
-        </w:rPr>
-        <w:t>• Some administrative lists other than users still use fixed limits rather than server-side pagination.</w:t>
-      </w:r>
-    </w:p>
-    <w:p>
-      <w:pPr>
-        <w:spacing w:before="160" w:after="80" w:line="240" w:lineRule="auto"/>
-        <w:jc w:val="center"/>
-      </w:pPr>
-      <w:r>
-        <w:rPr>
-          <w:rFonts w:ascii="Times New Roman" w:eastAsia="Times New Roman" w:hAnsi="Times New Roman"/>
-          <w:smallCaps/>
-          <w:sz w:val="20"/>
-        </w:rPr>
-        <w:t>XVII. Future Scope</w:t>
+        <w:rPr>
+          <w:rFonts w:ascii="Times New Roman" w:eastAsia="Times New Roman" w:hAnsi="Times New Roman"/>
+          <w:sz w:val="20"/>
+        </w:rPr>
+      </w:pPr>
+      <w:r>
+        <w:rPr>
+          <w:rFonts w:ascii="Times New Roman" w:eastAsia="Times New Roman" w:hAnsi="Times New Roman"/>
+          <w:sz w:val="20"/>
+        </w:rPr>
+        <w:t>• Only one city: the categories, helplines, buses, and other features are specific to Hyderabad.</w:t>
       </w:r>
     </w:p>
     <w:p>
@@ -6963,7 +8047,21 @@
           <w:rFonts w:ascii="Times New Roman" w:eastAsia="Times New Roman" w:hAnsi="Times New Roman"/>
           <w:sz w:val="20"/>
         </w:rPr>
-        <w:t>• Pilot study: deploy with residents and one or more GHMC wards and measure time to fix, the share of fixes confirmed by reporters and user satisfaction.</w:t>
+        <w:t>• Some non-users administrative lists besides users remain subject to hardcoded limits instead of server-side pagination.</w:t>
+      </w:r>
+    </w:p>
+    <w:p>
+      <w:pPr>
+        <w:spacing w:before="160" w:after="80" w:line="240" w:lineRule="auto"/>
+        <w:jc w:val="center"/>
+      </w:pPr>
+      <w:r>
+        <w:rPr>
+          <w:rFonts w:ascii="Times New Roman" w:eastAsia="Times New Roman" w:hAnsi="Times New Roman"/>
+          <w:smallCaps/>
+          <w:sz w:val="20"/>
+        </w:rPr>
+        <w:t>XVII. Future Scope</w:t>
       </w:r>
     </w:p>
     <w:p>
@@ -6971,13 +8069,17 @@
         <w:spacing w:after="40" w:line="240" w:lineRule="auto"/>
         <w:ind w:left="283" w:hanging="170"/>
         <w:jc w:val="both"/>
-      </w:pPr>
-      <w:r>
-        <w:rPr>
-          <w:rFonts w:ascii="Times New Roman" w:eastAsia="Times New Roman" w:hAnsi="Times New Roman"/>
-          <w:sz w:val="20"/>
-        </w:rPr>
-        <w:t>• Official integration: an Open311-compatible interface [4] so that reports reach municipal systems directly, with status updates flowing back automatically.</w:t>
+        <w:rPr>
+          <w:rFonts w:ascii="Times New Roman" w:eastAsia="Times New Roman" w:hAnsi="Times New Roman"/>
+          <w:sz w:val="20"/>
+        </w:rPr>
+      </w:pPr>
+      <w:r>
+        <w:rPr>
+          <w:rFonts w:ascii="Times New Roman" w:eastAsia="Times New Roman" w:hAnsi="Times New Roman"/>
+          <w:sz w:val="20"/>
+        </w:rPr>
+        <w:t>• Pilot: implement with the residents and one or two GHMC wards and test the time taken to resolve, ratio of confirmed fixes by reporters and user satisfaction level.</w:t>
       </w:r>
     </w:p>
     <w:p>
@@ -6985,13 +8087,17 @@
         <w:spacing w:after="40" w:line="240" w:lineRule="auto"/>
         <w:ind w:left="283" w:hanging="170"/>
         <w:jc w:val="both"/>
-      </w:pPr>
-      <w:r>
-        <w:rPr>
-          <w:rFonts w:ascii="Times New Roman" w:eastAsia="Times New Roman" w:hAnsi="Times New Roman"/>
-          <w:sz w:val="20"/>
-        </w:rPr>
-        <w:t>• Native mobile apps for Android and iOS, with background location and richer push notifications.</w:t>
+        <w:rPr>
+          <w:rFonts w:ascii="Times New Roman" w:eastAsia="Times New Roman" w:hAnsi="Times New Roman"/>
+          <w:sz w:val="20"/>
+        </w:rPr>
+      </w:pPr>
+      <w:r>
+        <w:rPr>
+          <w:rFonts w:ascii="Times New Roman" w:eastAsia="Times New Roman" w:hAnsi="Times New Roman"/>
+          <w:sz w:val="20"/>
+        </w:rPr>
+        <w:t>• Integration into the official processes: Open311 interface [4], which will ensure direct feed of the reports in the municipality systems along with automatic updates regarding status.</w:t>
       </w:r>
     </w:p>
     <w:p>
@@ -6999,13 +8105,33 @@
         <w:spacing w:after="40" w:line="240" w:lineRule="auto"/>
         <w:ind w:left="283" w:hanging="170"/>
         <w:jc w:val="both"/>
-      </w:pPr>
-      <w:r>
-        <w:rPr>
-          <w:rFonts w:ascii="Times New Roman" w:eastAsia="Times New Roman" w:hAnsi="Times New Roman"/>
-          <w:sz w:val="20"/>
-        </w:rPr>
-        <w:t>• More AI assistance: on-demand translation of user-written text, voice reporting in local languages, image checks for before and after photos, and predictive maps of likely problem areas from past reports.</w:t>
+        <w:rPr>
+          <w:rFonts w:ascii="Times New Roman" w:eastAsia="Times New Roman" w:hAnsi="Times New Roman"/>
+          <w:sz w:val="20"/>
+        </w:rPr>
+      </w:pPr>
+      <w:r>
+        <w:rPr>
+          <w:rFonts w:ascii="Times New Roman" w:eastAsia="Times New Roman" w:hAnsi="Times New Roman"/>
+          <w:sz w:val="20"/>
+        </w:rPr>
+        <w:t xml:space="preserve">• Dedicated native applications for Android and iOS phones </w:t>
+      </w:r>
+      <w:proofErr w:type="gramStart"/>
+      <w:r>
+        <w:rPr>
+          <w:rFonts w:ascii="Times New Roman" w:eastAsia="Times New Roman" w:hAnsi="Times New Roman"/>
+          <w:sz w:val="20"/>
+        </w:rPr>
+        <w:t>having</w:t>
+      </w:r>
+      <w:proofErr w:type="gramEnd"/>
+      <w:r>
+        <w:rPr>
+          <w:rFonts w:ascii="Times New Roman" w:eastAsia="Times New Roman" w:hAnsi="Times New Roman"/>
+          <w:sz w:val="20"/>
+        </w:rPr>
+        <w:t xml:space="preserve"> background GPS service and advanced push notification system.</w:t>
       </w:r>
     </w:p>
     <w:p>
@@ -7013,13 +8139,17 @@
         <w:spacing w:after="40" w:line="240" w:lineRule="auto"/>
         <w:ind w:left="283" w:hanging="170"/>
         <w:jc w:val="both"/>
-      </w:pPr>
-      <w:r>
-        <w:rPr>
-          <w:rFonts w:ascii="Times New Roman" w:eastAsia="Times New Roman" w:hAnsi="Times New Roman"/>
-          <w:sz w:val="20"/>
-        </w:rPr>
-        <w:t>• SMS and IVR channels for residents without smartphones, once a funding source is in place.</w:t>
+        <w:rPr>
+          <w:rFonts w:ascii="Times New Roman" w:eastAsia="Times New Roman" w:hAnsi="Times New Roman"/>
+          <w:sz w:val="20"/>
+        </w:rPr>
+      </w:pPr>
+      <w:r>
+        <w:rPr>
+          <w:rFonts w:ascii="Times New Roman" w:eastAsia="Times New Roman" w:hAnsi="Times New Roman"/>
+          <w:sz w:val="20"/>
+        </w:rPr>
+        <w:t>• AI help: text translation on demand, voice reports through local languages, image verification through before and after pictures, predictive mapping of problem spots from previous reports.</w:t>
       </w:r>
     </w:p>
     <w:p>
@@ -7027,13 +8157,17 @@
         <w:spacing w:after="40" w:line="240" w:lineRule="auto"/>
         <w:ind w:left="283" w:hanging="170"/>
         <w:jc w:val="both"/>
-      </w:pPr>
-      <w:r>
-        <w:rPr>
-          <w:rFonts w:ascii="Times New Roman" w:eastAsia="Times New Roman" w:hAnsi="Times New Roman"/>
-          <w:sz w:val="20"/>
-        </w:rPr>
-        <w:t>• Multi-city support, with each city configuring its own departments, categories, helplines and alerts.</w:t>
+        <w:rPr>
+          <w:rFonts w:ascii="Times New Roman" w:eastAsia="Times New Roman" w:hAnsi="Times New Roman"/>
+          <w:sz w:val="20"/>
+        </w:rPr>
+      </w:pPr>
+      <w:r>
+        <w:rPr>
+          <w:rFonts w:ascii="Times New Roman" w:eastAsia="Times New Roman" w:hAnsi="Times New Roman"/>
+          <w:sz w:val="20"/>
+        </w:rPr>
+        <w:t>• SMS and IVR systems for non-smartphone residents once we have a source of funding.</w:t>
       </w:r>
     </w:p>
     <w:p>
@@ -7041,13 +8175,17 @@
         <w:spacing w:after="40" w:line="240" w:lineRule="auto"/>
         <w:ind w:left="283" w:hanging="170"/>
         <w:jc w:val="both"/>
-      </w:pPr>
-      <w:r>
-        <w:rPr>
-          <w:rFonts w:ascii="Times New Roman" w:eastAsia="Times New Roman" w:hAnsi="Times New Roman"/>
-          <w:sz w:val="20"/>
-        </w:rPr>
-        <w:t>• Open data dashboards for researchers, journalists and ward committees, built on the existing CSV and JSON export.</w:t>
+        <w:rPr>
+          <w:rFonts w:ascii="Times New Roman" w:eastAsia="Times New Roman" w:hAnsi="Times New Roman"/>
+          <w:sz w:val="20"/>
+        </w:rPr>
+      </w:pPr>
+      <w:r>
+        <w:rPr>
+          <w:rFonts w:ascii="Times New Roman" w:eastAsia="Times New Roman" w:hAnsi="Times New Roman"/>
+          <w:sz w:val="20"/>
+        </w:rPr>
+        <w:t>• Multi-city support, with each city having their configuration of departments, categories, helplines and alerts.</w:t>
       </w:r>
     </w:p>
     <w:p>
@@ -7055,13 +8193,31 @@
         <w:spacing w:after="40" w:line="240" w:lineRule="auto"/>
         <w:ind w:left="283" w:hanging="170"/>
         <w:jc w:val="both"/>
-      </w:pPr>
-      <w:r>
-        <w:rPr>
-          <w:rFonts w:ascii="Times New Roman" w:eastAsia="Times New Roman" w:hAnsi="Times New Roman"/>
-          <w:sz w:val="20"/>
-        </w:rPr>
-        <w:t>• Complete the remaining translations with native speakers and add screen-reader testing for accessibility.</w:t>
+        <w:rPr>
+          <w:rFonts w:ascii="Times New Roman" w:eastAsia="Times New Roman" w:hAnsi="Times New Roman"/>
+          <w:sz w:val="20"/>
+        </w:rPr>
+      </w:pPr>
+      <w:r>
+        <w:rPr>
+          <w:rFonts w:ascii="Times New Roman" w:eastAsia="Times New Roman" w:hAnsi="Times New Roman"/>
+          <w:sz w:val="20"/>
+        </w:rPr>
+        <w:t>• Open data dashboards for researchers, journalists and ward committees using current CSV/JSON export.</w:t>
+      </w:r>
+    </w:p>
+    <w:p>
+      <w:pPr>
+        <w:spacing w:after="40" w:line="240" w:lineRule="auto"/>
+        <w:ind w:left="283" w:hanging="170"/>
+        <w:jc w:val="both"/>
+      </w:pPr>
+      <w:r>
+        <w:rPr>
+          <w:rFonts w:ascii="Times New Roman" w:eastAsia="Times New Roman" w:hAnsi="Times New Roman"/>
+          <w:sz w:val="20"/>
+        </w:rPr>
+        <w:t>• Finish all translations with native speakers and perform accessibility testing through screen reader.</w:t>
       </w:r>
     </w:p>
     <w:p>
@@ -7089,15 +8245,40 @@
           <w:rFonts w:ascii="Times New Roman" w:eastAsia="Times New Roman" w:hAnsi="Times New Roman"/>
           <w:sz w:val="20"/>
         </w:rPr>
-        <w:t xml:space="preserve">CivicPulse shows that a city grievance platform can be both easy to use and accountable. Mandatory before and after photographs, reporter confirmation and public timelines make it hard to close a ticket without fixing the problem. This case study followed the full journey of a report, from a photograph taken on a street to a fix confirmed by the person who reported it, and assessed how each design objective was met. Carefully bounded AI assistance reduces the effort of reporting and triage without taking decisions away from people, and enforcing privacy and access rules in the database keeps </w:t>
-      </w:r>
-      <w:r>
-        <w:rPr>
-          <w:rFonts w:ascii="Times New Roman" w:eastAsia="Times New Roman" w:hAnsi="Times New Roman"/>
-          <w:sz w:val="20"/>
-        </w:rPr>
         <w:lastRenderedPageBreak/>
-        <w:t>personal data safe even if the client is bypassed. The platform is ready for a pilot deployment in Hyderabad.</w:t>
+        <w:t xml:space="preserve">The </w:t>
+      </w:r>
+      <w:proofErr w:type="spellStart"/>
+      <w:r>
+        <w:rPr>
+          <w:rFonts w:ascii="Times New Roman" w:eastAsia="Times New Roman" w:hAnsi="Times New Roman"/>
+          <w:sz w:val="20"/>
+        </w:rPr>
+        <w:t>CivicPulse</w:t>
+      </w:r>
+      <w:proofErr w:type="spellEnd"/>
+      <w:r>
+        <w:rPr>
+          <w:rFonts w:ascii="Times New Roman" w:eastAsia="Times New Roman" w:hAnsi="Times New Roman"/>
+          <w:sz w:val="20"/>
+        </w:rPr>
+        <w:t xml:space="preserve"> platform has demonstrated that a city's complaint system can be user-friendly as well as responsible. The mandatory before-and-after pictures, the involvement of reporters and publicly posted timelines ensure that no case can be closed without solving the problem first. This case study has examined the entire process of complaints registration and solving, starting from the picture being uploaded to the system and ending with </w:t>
+      </w:r>
+      <w:proofErr w:type="gramStart"/>
+      <w:r>
+        <w:rPr>
+          <w:rFonts w:ascii="Times New Roman" w:eastAsia="Times New Roman" w:hAnsi="Times New Roman"/>
+          <w:sz w:val="20"/>
+        </w:rPr>
+        <w:t>the confirmation</w:t>
+      </w:r>
+      <w:proofErr w:type="gramEnd"/>
+      <w:r>
+        <w:rPr>
+          <w:rFonts w:ascii="Times New Roman" w:eastAsia="Times New Roman" w:hAnsi="Times New Roman"/>
+          <w:sz w:val="20"/>
+        </w:rPr>
+        <w:t xml:space="preserve"> that the problem was solved by the one who filed the complaint. The narrow scope of AI assistance makes it much easier to register and sort complaints without making any decision-making process fully automated, and strict data privacy rules prevent misuse of personal data. The system is prepared for pilot testing in Hyderabad.</w:t>
       </w:r>
     </w:p>
     <w:p>
@@ -7125,7 +8306,23 @@
           <w:rFonts w:ascii="Times New Roman" w:eastAsia="Times New Roman" w:hAnsi="Times New Roman"/>
           <w:sz w:val="20"/>
         </w:rPr>
-        <w:t>The authors thank the open-source communities behind React, PostgreSQL, Supabase, Leaflet and OpenStreetMap, whose work made this project possible. An AI coding assistant was used during software development and in preparing this manuscript; all content was reviewed and verified by the authors, who take full responsibility for it.</w:t>
+        <w:t xml:space="preserve">We would like to acknowledge the open-source community of React, PostgreSQL, </w:t>
+      </w:r>
+      <w:proofErr w:type="spellStart"/>
+      <w:r>
+        <w:rPr>
+          <w:rFonts w:ascii="Times New Roman" w:eastAsia="Times New Roman" w:hAnsi="Times New Roman"/>
+          <w:sz w:val="20"/>
+        </w:rPr>
+        <w:t>Supabase</w:t>
+      </w:r>
+      <w:proofErr w:type="spellEnd"/>
+      <w:r>
+        <w:rPr>
+          <w:rFonts w:ascii="Times New Roman" w:eastAsia="Times New Roman" w:hAnsi="Times New Roman"/>
+          <w:sz w:val="20"/>
+        </w:rPr>
+        <w:t>, Leaflet, and OpenStreetMap without which this work would not have been possible. We used an AI coding assistant to develop the software as well as write this paper. The authors are responsible for the veracity of this content.</w:t>
       </w:r>
     </w:p>
     <w:p>
@@ -7152,7 +8349,23 @@
           <w:rFonts w:ascii="Times New Roman" w:eastAsia="Times New Roman" w:hAnsi="Times New Roman"/>
           <w:sz w:val="16"/>
         </w:rPr>
-        <w:t>[1]  D. Linders, "From e-government to we-government: Defining a typology for citizen coproduction in the age of social media," Government Information Quarterly, vol. 29, no. 4, pp. 446-454, 2012.</w:t>
+        <w:t>[1</w:t>
+      </w:r>
+      <w:proofErr w:type="gramStart"/>
+      <w:r>
+        <w:rPr>
+          <w:rFonts w:ascii="Times New Roman" w:eastAsia="Times New Roman" w:hAnsi="Times New Roman"/>
+          <w:sz w:val="16"/>
+        </w:rPr>
+        <w:t>]  D.</w:t>
+      </w:r>
+      <w:proofErr w:type="gramEnd"/>
+      <w:r>
+        <w:rPr>
+          <w:rFonts w:ascii="Times New Roman" w:eastAsia="Times New Roman" w:hAnsi="Times New Roman"/>
+          <w:sz w:val="16"/>
+        </w:rPr>
+        <w:t xml:space="preserve"> Linders, "From e-government to we-government: Defining a typology for citizen coproduction in the age of social media," Government Information Quarterly, vol. 29, no. 4, pp. 446-454, 2012.</w:t>
       </w:r>
     </w:p>
     <w:p>
@@ -7165,7 +8378,23 @@
           <w:rFonts w:ascii="Times New Roman" w:eastAsia="Times New Roman" w:hAnsi="Times New Roman"/>
           <w:sz w:val="16"/>
         </w:rPr>
-        <w:t>[2]  M. F. Goodchild, "Citizens as sensors: The world of volunteered geography," GeoJournal, vol. 69, no. 4, pp. 211-221, 2007.</w:t>
+        <w:t>[2</w:t>
+      </w:r>
+      <w:proofErr w:type="gramStart"/>
+      <w:r>
+        <w:rPr>
+          <w:rFonts w:ascii="Times New Roman" w:eastAsia="Times New Roman" w:hAnsi="Times New Roman"/>
+          <w:sz w:val="16"/>
+        </w:rPr>
+        <w:t>]  M.</w:t>
+      </w:r>
+      <w:proofErr w:type="gramEnd"/>
+      <w:r>
+        <w:rPr>
+          <w:rFonts w:ascii="Times New Roman" w:eastAsia="Times New Roman" w:hAnsi="Times New Roman"/>
+          <w:sz w:val="16"/>
+        </w:rPr>
+        <w:t xml:space="preserve"> F. Goodchild, "Citizens as sensors: The world of volunteered geography," GeoJournal, vol. 69, no. 4, pp. 211-221, 2007.</w:t>
       </w:r>
     </w:p>
     <w:p>
@@ -7178,7 +8407,39 @@
           <w:rFonts w:ascii="Times New Roman" w:eastAsia="Times New Roman" w:hAnsi="Times New Roman"/>
           <w:sz w:val="16"/>
         </w:rPr>
-        <w:t>[3]  T. Nam and T. A. Pardo, "Conceptualizing smart city with dimensions of technology, people, and institutions," in Proc. 12th Annu. Int. Digital Government Research Conf. (dg.o), 2011, pp. 282-291.</w:t>
+        <w:t>[3</w:t>
+      </w:r>
+      <w:proofErr w:type="gramStart"/>
+      <w:r>
+        <w:rPr>
+          <w:rFonts w:ascii="Times New Roman" w:eastAsia="Times New Roman" w:hAnsi="Times New Roman"/>
+          <w:sz w:val="16"/>
+        </w:rPr>
+        <w:t>]  T.</w:t>
+      </w:r>
+      <w:proofErr w:type="gramEnd"/>
+      <w:r>
+        <w:rPr>
+          <w:rFonts w:ascii="Times New Roman" w:eastAsia="Times New Roman" w:hAnsi="Times New Roman"/>
+          <w:sz w:val="16"/>
+        </w:rPr>
+        <w:t xml:space="preserve"> Nam and T. A. Pardo, "Conceptualizing smart city with dimensions of technology, people, and institutions," in Proc. 12th Annu. Int. Digital Government Research Conf. (</w:t>
+      </w:r>
+      <w:proofErr w:type="gramStart"/>
+      <w:r>
+        <w:rPr>
+          <w:rFonts w:ascii="Times New Roman" w:eastAsia="Times New Roman" w:hAnsi="Times New Roman"/>
+          <w:sz w:val="16"/>
+        </w:rPr>
+        <w:t>dg.o</w:t>
+      </w:r>
+      <w:proofErr w:type="gramEnd"/>
+      <w:r>
+        <w:rPr>
+          <w:rFonts w:ascii="Times New Roman" w:eastAsia="Times New Roman" w:hAnsi="Times New Roman"/>
+          <w:sz w:val="16"/>
+        </w:rPr>
+        <w:t>), 2011, pp. 282-291.</w:t>
       </w:r>
     </w:p>
     <w:p>
@@ -7191,7 +8452,23 @@
           <w:rFonts w:ascii="Times New Roman" w:eastAsia="Times New Roman" w:hAnsi="Times New Roman"/>
           <w:sz w:val="16"/>
         </w:rPr>
-        <w:t>[4]  Open311, "GeoReport v2 specification." [Online]. Available: https://www.open311.org/</w:t>
+        <w:t>[4</w:t>
+      </w:r>
+      <w:proofErr w:type="gramStart"/>
+      <w:r>
+        <w:rPr>
+          <w:rFonts w:ascii="Times New Roman" w:eastAsia="Times New Roman" w:hAnsi="Times New Roman"/>
+          <w:sz w:val="16"/>
+        </w:rPr>
+        <w:t>]  Open</w:t>
+      </w:r>
+      <w:proofErr w:type="gramEnd"/>
+      <w:r>
+        <w:rPr>
+          <w:rFonts w:ascii="Times New Roman" w:eastAsia="Times New Roman" w:hAnsi="Times New Roman"/>
+          <w:sz w:val="16"/>
+        </w:rPr>
+        <w:t>311, "GeoReport v2 specification." [Online]. Available: https://www.open311.org/</w:t>
       </w:r>
     </w:p>
     <w:p>
@@ -7204,7 +8481,23 @@
           <w:rFonts w:ascii="Times New Roman" w:eastAsia="Times New Roman" w:hAnsi="Times New Roman"/>
           <w:sz w:val="16"/>
         </w:rPr>
-        <w:t>[5]  mySociety, "FixMyStreet." [Online]. Available: https://www.fixmystreet.com/</w:t>
+        <w:t>[5</w:t>
+      </w:r>
+      <w:proofErr w:type="gramStart"/>
+      <w:r>
+        <w:rPr>
+          <w:rFonts w:ascii="Times New Roman" w:eastAsia="Times New Roman" w:hAnsi="Times New Roman"/>
+          <w:sz w:val="16"/>
+        </w:rPr>
+        <w:t>]  mySociety</w:t>
+      </w:r>
+      <w:proofErr w:type="gramEnd"/>
+      <w:r>
+        <w:rPr>
+          <w:rFonts w:ascii="Times New Roman" w:eastAsia="Times New Roman" w:hAnsi="Times New Roman"/>
+          <w:sz w:val="16"/>
+        </w:rPr>
+        <w:t>, "FixMyStreet." [Online]. Available: https://www.fixmystreet.com/</w:t>
       </w:r>
     </w:p>
     <w:p>
@@ -7217,7 +8510,23 @@
           <w:rFonts w:ascii="Times New Roman" w:eastAsia="Times New Roman" w:hAnsi="Times New Roman"/>
           <w:sz w:val="16"/>
         </w:rPr>
-        <w:t>[6]  S. F. King and P. Brown, "Fix my street or else: Using the internet to voice local public service concerns," in Proc. 1st Int. Conf. Theory and Practice of Electronic Governance (ICEGOV), 2007.</w:t>
+        <w:t>[6</w:t>
+      </w:r>
+      <w:proofErr w:type="gramStart"/>
+      <w:r>
+        <w:rPr>
+          <w:rFonts w:ascii="Times New Roman" w:eastAsia="Times New Roman" w:hAnsi="Times New Roman"/>
+          <w:sz w:val="16"/>
+        </w:rPr>
+        <w:t>]  S.</w:t>
+      </w:r>
+      <w:proofErr w:type="gramEnd"/>
+      <w:r>
+        <w:rPr>
+          <w:rFonts w:ascii="Times New Roman" w:eastAsia="Times New Roman" w:hAnsi="Times New Roman"/>
+          <w:sz w:val="16"/>
+        </w:rPr>
+        <w:t xml:space="preserve"> F. King and P. Brown, "Fix my street or else: Using the internet to voice local public service concerns," in Proc. 1st Int. Conf. Theory and Practice of Electronic Governance (ICEGOV), 2007.</w:t>
       </w:r>
     </w:p>
     <w:p>
@@ -7230,7 +8539,23 @@
           <w:rFonts w:ascii="Times New Roman" w:eastAsia="Times New Roman" w:hAnsi="Times New Roman"/>
           <w:sz w:val="16"/>
         </w:rPr>
-        <w:t>[7]  SeeClickFix. [Online]. Available: https://seeclickfix.com/</w:t>
+        <w:t>[7</w:t>
+      </w:r>
+      <w:proofErr w:type="gramStart"/>
+      <w:r>
+        <w:rPr>
+          <w:rFonts w:ascii="Times New Roman" w:eastAsia="Times New Roman" w:hAnsi="Times New Roman"/>
+          <w:sz w:val="16"/>
+        </w:rPr>
+        <w:t>]  SeeClickFix</w:t>
+      </w:r>
+      <w:proofErr w:type="gramEnd"/>
+      <w:r>
+        <w:rPr>
+          <w:rFonts w:ascii="Times New Roman" w:eastAsia="Times New Roman" w:hAnsi="Times New Roman"/>
+          <w:sz w:val="16"/>
+        </w:rPr>
+        <w:t>. [Online]. Available: https://seeclickfix.com/</w:t>
       </w:r>
     </w:p>
     <w:p>
@@ -7243,7 +8568,23 @@
           <w:rFonts w:ascii="Times New Roman" w:eastAsia="Times New Roman" w:hAnsi="Times New Roman"/>
           <w:sz w:val="16"/>
         </w:rPr>
-        <w:t>[8]  Ministry of Housing and Urban Affairs, Government of India, "Swachhata-MoHUA mobile application."</w:t>
+        <w:t>[8</w:t>
+      </w:r>
+      <w:proofErr w:type="gramStart"/>
+      <w:r>
+        <w:rPr>
+          <w:rFonts w:ascii="Times New Roman" w:eastAsia="Times New Roman" w:hAnsi="Times New Roman"/>
+          <w:sz w:val="16"/>
+        </w:rPr>
+        <w:t>]  Ministry</w:t>
+      </w:r>
+      <w:proofErr w:type="gramEnd"/>
+      <w:r>
+        <w:rPr>
+          <w:rFonts w:ascii="Times New Roman" w:eastAsia="Times New Roman" w:hAnsi="Times New Roman"/>
+          <w:sz w:val="16"/>
+        </w:rPr>
+        <w:t xml:space="preserve"> of Housing and Urban Affairs, Government of India, "Swachhata-MoHUA mobile application."</w:t>
       </w:r>
     </w:p>
     <w:p>
@@ -7256,7 +8597,23 @@
           <w:rFonts w:ascii="Times New Roman" w:eastAsia="Times New Roman" w:hAnsi="Times New Roman"/>
           <w:sz w:val="16"/>
         </w:rPr>
-        <w:t>[9]  mySociety, "FixMyStreet glossary: questionnaire." [Online]. Available: https://fixmystreet.org/glossary/</w:t>
+        <w:t>[9</w:t>
+      </w:r>
+      <w:proofErr w:type="gramStart"/>
+      <w:r>
+        <w:rPr>
+          <w:rFonts w:ascii="Times New Roman" w:eastAsia="Times New Roman" w:hAnsi="Times New Roman"/>
+          <w:sz w:val="16"/>
+        </w:rPr>
+        <w:t>]  mySociety</w:t>
+      </w:r>
+      <w:proofErr w:type="gramEnd"/>
+      <w:r>
+        <w:rPr>
+          <w:rFonts w:ascii="Times New Roman" w:eastAsia="Times New Roman" w:hAnsi="Times New Roman"/>
+          <w:sz w:val="16"/>
+        </w:rPr>
+        <w:t>, "FixMyStreet glossary: questionnaire." [Online]. Available: https://fixmystreet.org/glossary/</w:t>
       </w:r>
     </w:p>
     <w:p>
@@ -7269,7 +8626,23 @@
           <w:rFonts w:ascii="Times New Roman" w:eastAsia="Times New Roman" w:hAnsi="Times New Roman"/>
           <w:sz w:val="16"/>
         </w:rPr>
-        <w:t>[10]  CivicPlus, "How do I reopen an issue that has been closed?" SeeClickFix help centre. [Online]. Available: https://www.seeclickfixusers.civicplus.help/hc/en-us/articles/360043575173-How-do-I-reopen-an-Issue-that-has-been-closed</w:t>
+        <w:t>[10</w:t>
+      </w:r>
+      <w:proofErr w:type="gramStart"/>
+      <w:r>
+        <w:rPr>
+          <w:rFonts w:ascii="Times New Roman" w:eastAsia="Times New Roman" w:hAnsi="Times New Roman"/>
+          <w:sz w:val="16"/>
+        </w:rPr>
+        <w:t>]  CivicPlus</w:t>
+      </w:r>
+      <w:proofErr w:type="gramEnd"/>
+      <w:r>
+        <w:rPr>
+          <w:rFonts w:ascii="Times New Roman" w:eastAsia="Times New Roman" w:hAnsi="Times New Roman"/>
+          <w:sz w:val="16"/>
+        </w:rPr>
+        <w:t>, "How do I reopen an issue that has been closed?" SeeClickFix help centre. [Online]. Available: https://www.seeclickfixusers.civicplus.help/hc/en-us/articles/360043575173-How-do-I-reopen-an-Issue-that-has-been-closed</w:t>
       </w:r>
     </w:p>
     <w:p>
@@ -7282,7 +8655,23 @@
           <w:rFonts w:ascii="Times New Roman" w:eastAsia="Times New Roman" w:hAnsi="Times New Roman"/>
           <w:sz w:val="16"/>
         </w:rPr>
-        <w:t>[11]  OpenStreetMap Foundation, "Nominatim." [Online]. Available: https://nominatim.org/</w:t>
+        <w:t>[11</w:t>
+      </w:r>
+      <w:proofErr w:type="gramStart"/>
+      <w:r>
+        <w:rPr>
+          <w:rFonts w:ascii="Times New Roman" w:eastAsia="Times New Roman" w:hAnsi="Times New Roman"/>
+          <w:sz w:val="16"/>
+        </w:rPr>
+        <w:t>]  OpenStreetMap</w:t>
+      </w:r>
+      <w:proofErr w:type="gramEnd"/>
+      <w:r>
+        <w:rPr>
+          <w:rFonts w:ascii="Times New Roman" w:eastAsia="Times New Roman" w:hAnsi="Times New Roman"/>
+          <w:sz w:val="16"/>
+        </w:rPr>
+        <w:t xml:space="preserve"> Foundation, "Nominatim." [Online]. Available: https://nominatim.org/</w:t>
       </w:r>
     </w:p>
     <w:p>
@@ -7295,7 +8684,23 @@
           <w:rFonts w:ascii="Times New Roman" w:eastAsia="Times New Roman" w:hAnsi="Times New Roman"/>
           <w:sz w:val="16"/>
         </w:rPr>
-        <w:t>[12]  Supabase, "Supabase documentation." [Online]. Available: https://supabase.com/docs</w:t>
+        <w:t>[12</w:t>
+      </w:r>
+      <w:proofErr w:type="gramStart"/>
+      <w:r>
+        <w:rPr>
+          <w:rFonts w:ascii="Times New Roman" w:eastAsia="Times New Roman" w:hAnsi="Times New Roman"/>
+          <w:sz w:val="16"/>
+        </w:rPr>
+        <w:t>]  Supabase</w:t>
+      </w:r>
+      <w:proofErr w:type="gramEnd"/>
+      <w:r>
+        <w:rPr>
+          <w:rFonts w:ascii="Times New Roman" w:eastAsia="Times New Roman" w:hAnsi="Times New Roman"/>
+          <w:sz w:val="16"/>
+        </w:rPr>
+        <w:t>, "Supabase documentation." [Online]. Available: https://supabase.com/docs</w:t>
       </w:r>
     </w:p>
     <w:p>
@@ -7308,7 +8713,23 @@
           <w:rFonts w:ascii="Times New Roman" w:eastAsia="Times New Roman" w:hAnsi="Times New Roman"/>
           <w:sz w:val="16"/>
         </w:rPr>
-        <w:t>[13]  Cloudflare, "Turnstile documentation." [Online]. Available: https://developers.cloudflare.com/turnstile/</w:t>
+        <w:t>[13</w:t>
+      </w:r>
+      <w:proofErr w:type="gramStart"/>
+      <w:r>
+        <w:rPr>
+          <w:rFonts w:ascii="Times New Roman" w:eastAsia="Times New Roman" w:hAnsi="Times New Roman"/>
+          <w:sz w:val="16"/>
+        </w:rPr>
+        <w:t>]  Cloudflare</w:t>
+      </w:r>
+      <w:proofErr w:type="gramEnd"/>
+      <w:r>
+        <w:rPr>
+          <w:rFonts w:ascii="Times New Roman" w:eastAsia="Times New Roman" w:hAnsi="Times New Roman"/>
+          <w:sz w:val="16"/>
+        </w:rPr>
+        <w:t>, "Turnstile documentation." [Online]. Available: https://developers.cloudflare.com/turnstile/</w:t>
       </w:r>
     </w:p>
     <w:p>
@@ -7321,7 +8742,23 @@
           <w:rFonts w:ascii="Times New Roman" w:eastAsia="Times New Roman" w:hAnsi="Times New Roman"/>
           <w:sz w:val="16"/>
         </w:rPr>
-        <w:t>[14]  Google, "Gemini API documentation." [Online]. Available: https://ai.google.dev/gemini-api/docs</w:t>
+        <w:t>[14</w:t>
+      </w:r>
+      <w:proofErr w:type="gramStart"/>
+      <w:r>
+        <w:rPr>
+          <w:rFonts w:ascii="Times New Roman" w:eastAsia="Times New Roman" w:hAnsi="Times New Roman"/>
+          <w:sz w:val="16"/>
+        </w:rPr>
+        <w:t>]  Google</w:t>
+      </w:r>
+      <w:proofErr w:type="gramEnd"/>
+      <w:r>
+        <w:rPr>
+          <w:rFonts w:ascii="Times New Roman" w:eastAsia="Times New Roman" w:hAnsi="Times New Roman"/>
+          <w:sz w:val="16"/>
+        </w:rPr>
+        <w:t>, "Gemini API documentation." [Online]. Available: https://ai.google.dev/gemini-api/docs</w:t>
       </w:r>
     </w:p>
     <w:p>
@@ -7334,7 +8771,23 @@
           <w:rFonts w:ascii="Times New Roman" w:eastAsia="Times New Roman" w:hAnsi="Times New Roman"/>
           <w:sz w:val="16"/>
         </w:rPr>
-        <w:t>[15]  The PostgreSQL Global Development Group, "Row security policies," PostgreSQL documentation. [Online]. Available: https://www.postgresql.org/docs/current/ddl-rowsecurity.html</w:t>
+        <w:t>[15</w:t>
+      </w:r>
+      <w:proofErr w:type="gramStart"/>
+      <w:r>
+        <w:rPr>
+          <w:rFonts w:ascii="Times New Roman" w:eastAsia="Times New Roman" w:hAnsi="Times New Roman"/>
+          <w:sz w:val="16"/>
+        </w:rPr>
+        <w:t>]  The</w:t>
+      </w:r>
+      <w:proofErr w:type="gramEnd"/>
+      <w:r>
+        <w:rPr>
+          <w:rFonts w:ascii="Times New Roman" w:eastAsia="Times New Roman" w:hAnsi="Times New Roman"/>
+          <w:sz w:val="16"/>
+        </w:rPr>
+        <w:t xml:space="preserve"> PostgreSQL Global Development Group, "Row security policies," PostgreSQL documentation. [Online]. Available: https://www.postgresql.org/docs/current/ddl-rowsecurity.html</w:t>
       </w:r>
     </w:p>
     <w:p>
@@ -7347,7 +8800,23 @@
           <w:rFonts w:ascii="Times New Roman" w:eastAsia="Times New Roman" w:hAnsi="Times New Roman"/>
           <w:sz w:val="16"/>
         </w:rPr>
-        <w:t>[16]  Unique Identification Authority of India, "Masked Aadhaar." [Online]. Available: https://uidai.gov.in/</w:t>
+        <w:t>[16</w:t>
+      </w:r>
+      <w:proofErr w:type="gramStart"/>
+      <w:r>
+        <w:rPr>
+          <w:rFonts w:ascii="Times New Roman" w:eastAsia="Times New Roman" w:hAnsi="Times New Roman"/>
+          <w:sz w:val="16"/>
+        </w:rPr>
+        <w:t>]  Unique</w:t>
+      </w:r>
+      <w:proofErr w:type="gramEnd"/>
+      <w:r>
+        <w:rPr>
+          <w:rFonts w:ascii="Times New Roman" w:eastAsia="Times New Roman" w:hAnsi="Times New Roman"/>
+          <w:sz w:val="16"/>
+        </w:rPr>
+        <w:t xml:space="preserve"> Identification Authority of India, "Masked Aadhaar." [Online]. Available: https://uidai.gov.in/</w:t>
       </w:r>
     </w:p>
     <w:p>
@@ -7360,7 +8829,23 @@
           <w:rFonts w:ascii="Times New Roman" w:eastAsia="Times New Roman" w:hAnsi="Times New Roman"/>
           <w:sz w:val="16"/>
         </w:rPr>
-        <w:t>[17]  The Aadhaar (Targeted Delivery of Financial and Other Subsidies, Benefits and Services) Act, 2016, Government of India.</w:t>
+        <w:t>[17</w:t>
+      </w:r>
+      <w:proofErr w:type="gramStart"/>
+      <w:r>
+        <w:rPr>
+          <w:rFonts w:ascii="Times New Roman" w:eastAsia="Times New Roman" w:hAnsi="Times New Roman"/>
+          <w:sz w:val="16"/>
+        </w:rPr>
+        <w:t>]  The</w:t>
+      </w:r>
+      <w:proofErr w:type="gramEnd"/>
+      <w:r>
+        <w:rPr>
+          <w:rFonts w:ascii="Times New Roman" w:eastAsia="Times New Roman" w:hAnsi="Times New Roman"/>
+          <w:sz w:val="16"/>
+        </w:rPr>
+        <w:t xml:space="preserve"> Aadhaar (Targeted Delivery of Financial and Other Subsidies, Benefits and Services) Act, 2016, Government of India.</w:t>
       </w:r>
     </w:p>
     <w:p>
@@ -7373,7 +8858,23 @@
           <w:rFonts w:ascii="Times New Roman" w:eastAsia="Times New Roman" w:hAnsi="Times New Roman"/>
           <w:sz w:val="16"/>
         </w:rPr>
-        <w:t>[18]  The Digital Personal Data Protection Act, 2023, Government of India.</w:t>
+        <w:t>[18</w:t>
+      </w:r>
+      <w:proofErr w:type="gramStart"/>
+      <w:r>
+        <w:rPr>
+          <w:rFonts w:ascii="Times New Roman" w:eastAsia="Times New Roman" w:hAnsi="Times New Roman"/>
+          <w:sz w:val="16"/>
+        </w:rPr>
+        <w:t>]  The</w:t>
+      </w:r>
+      <w:proofErr w:type="gramEnd"/>
+      <w:r>
+        <w:rPr>
+          <w:rFonts w:ascii="Times New Roman" w:eastAsia="Times New Roman" w:hAnsi="Times New Roman"/>
+          <w:sz w:val="16"/>
+        </w:rPr>
+        <w:t xml:space="preserve"> Digital Personal Data Protection Act, 2023, Government of India.</w:t>
       </w:r>
     </w:p>
     <w:p>
@@ -7386,7 +8887,23 @@
           <w:rFonts w:ascii="Times New Roman" w:eastAsia="Times New Roman" w:hAnsi="Times New Roman"/>
           <w:sz w:val="16"/>
         </w:rPr>
-        <w:t>[19]  Google, "Gemini API rate limits." [Online]. Available: https://ai.google.dev/gemini-api/docs/rate-limits</w:t>
+        <w:t>[19</w:t>
+      </w:r>
+      <w:proofErr w:type="gramStart"/>
+      <w:r>
+        <w:rPr>
+          <w:rFonts w:ascii="Times New Roman" w:eastAsia="Times New Roman" w:hAnsi="Times New Roman"/>
+          <w:sz w:val="16"/>
+        </w:rPr>
+        <w:t>]  Google</w:t>
+      </w:r>
+      <w:proofErr w:type="gramEnd"/>
+      <w:r>
+        <w:rPr>
+          <w:rFonts w:ascii="Times New Roman" w:eastAsia="Times New Roman" w:hAnsi="Times New Roman"/>
+          <w:sz w:val="16"/>
+        </w:rPr>
+        <w:t>, "Gemini API rate limits." [Online]. Available: https://ai.google.dev/gemini-api/docs/rate-limits</w:t>
       </w:r>
     </w:p>
     <w:p>
@@ -7399,7 +8916,23 @@
           <w:rFonts w:ascii="Times New Roman" w:eastAsia="Times New Roman" w:hAnsi="Times New Roman"/>
           <w:sz w:val="16"/>
         </w:rPr>
-        <w:t>[20]  Google, "Lighthouse overview," Chrome for Developers. [Online]. Available: https://developer.chrome.com/docs/lighthouse/overview</w:t>
+        <w:t>[20</w:t>
+      </w:r>
+      <w:proofErr w:type="gramStart"/>
+      <w:r>
+        <w:rPr>
+          <w:rFonts w:ascii="Times New Roman" w:eastAsia="Times New Roman" w:hAnsi="Times New Roman"/>
+          <w:sz w:val="16"/>
+        </w:rPr>
+        <w:t>]  Google</w:t>
+      </w:r>
+      <w:proofErr w:type="gramEnd"/>
+      <w:r>
+        <w:rPr>
+          <w:rFonts w:ascii="Times New Roman" w:eastAsia="Times New Roman" w:hAnsi="Times New Roman"/>
+          <w:sz w:val="16"/>
+        </w:rPr>
+        <w:t>, "Lighthouse overview," Chrome for Developers. [Online]. Available: https://developer.chrome.com/docs/lighthouse/overview</w:t>
       </w:r>
     </w:p>
     <w:p>
@@ -7412,7 +8945,23 @@
           <w:rFonts w:ascii="Times New Roman" w:eastAsia="Times New Roman" w:hAnsi="Times New Roman"/>
           <w:sz w:val="16"/>
         </w:rPr>
-        <w:t>[21]  J. Nielsen, "Enhancing the explanatory power of usability heuristics," in Proc. SIGCHI Conf. Human Factors in Computing Systems (CHI), 1994, pp. 152-158.</w:t>
+        <w:t>[21</w:t>
+      </w:r>
+      <w:proofErr w:type="gramStart"/>
+      <w:r>
+        <w:rPr>
+          <w:rFonts w:ascii="Times New Roman" w:eastAsia="Times New Roman" w:hAnsi="Times New Roman"/>
+          <w:sz w:val="16"/>
+        </w:rPr>
+        <w:t>]  J.</w:t>
+      </w:r>
+      <w:proofErr w:type="gramEnd"/>
+      <w:r>
+        <w:rPr>
+          <w:rFonts w:ascii="Times New Roman" w:eastAsia="Times New Roman" w:hAnsi="Times New Roman"/>
+          <w:sz w:val="16"/>
+        </w:rPr>
+        <w:t xml:space="preserve"> Nielsen, "Enhancing the explanatory power of usability heuristics," in Proc. SIGCHI Conf. Human Factors in Computing Systems (CHI), 1994, pp. 152-158.</w:t>
       </w:r>
     </w:p>
     <w:sectPr>
